--- a/대본/4부/09화_Veyra_Circle.docx
+++ b/대본/4부/09화_Veyra_Circle.docx
@@ -2,7 +2,7 @@
 <file path=word/document.xml><?xml version="1.0" encoding="utf-8"?>
 <w:document xmlns:w="http://schemas.openxmlformats.org/wordprocessingml/2006/main" xmlns:m="http://schemas.openxmlformats.org/officeDocument/2006/math" xmlns:r="http://schemas.openxmlformats.org/officeDocument/2006/relationships" xmlns:o="urn:schemas-microsoft-com:office:office" xmlns:v="urn:schemas-microsoft-com:vml" xmlns:w10="urn:schemas-microsoft-com:office:word" xmlns:a="http://schemas.openxmlformats.org/drawingml/2006/main" xmlns:pic="http://schemas.openxmlformats.org/drawingml/2006/picture" xmlns:wp="http://schemas.openxmlformats.org/drawingml/2006/wordprocessingDrawing">
   <w:body>
-    <w:bookmarkStart w:id="31" w:name="ship-it-4부-9화"/>
+    <w:bookmarkStart w:id="32" w:name="ship-it-4부-9화"/>
     <w:p>
       <w:pPr>
         <w:pStyle w:val="Heading1"/>
@@ -65,7 +65,7 @@
         <w:t xml:space="preserve"> </w:t>
       </w:r>
       <w:r>
-        <w:t xml:space="preserve">- 규칙: 지문 없음. 전 화 100% 「화자명: 대사」. 1턴 15단어 이내.</w:t>
+        <w:t xml:space="preserve">- 규칙: 지문 없음. 전 화 100% 「화자명: 대사」. 1턴 15단어 이내 + 긴 턴 10~15회(25~35단어).</w:t>
       </w:r>
       <w:r>
         <w:t xml:space="preserve"> </w:t>
@@ -349,13 +349,13 @@
         </w:numPr>
       </w:pPr>
       <w:r>
-        <w:t xml:space="preserve">NINA: And at night. When the clinic is closed. She searches online. And panics.</w:t>
-      </w:r>
-      <w:r>
-        <w:t xml:space="preserve"> </w:t>
-      </w:r>
-      <w:r>
-        <w:t xml:space="preserve">니나: 그리고 밤에요. 병원이 닫혔을 때. 온라인을 검색하고. 공황에 빠지죠.</w:t>
+        <w:t xml:space="preserve">NINA: And mostly at night, when the clinic is closed. She feels a little swelling, searches online, finds the worst possible story, and panics. Nobody is there to tell her it’s normal.</w:t>
+      </w:r>
+      <w:r>
+        <w:t xml:space="preserve"> </w:t>
+      </w:r>
+      <w:r>
+        <w:t xml:space="preserve">니나: 그리고 주로 밤에요. 병원이 닫혔을 때. 조금 부은 걸 느끼고, 온라인을 검색하고, 최악의 이야기를 찾아내고, 공황에 빠지죠. 그게 정상이라고 말해 줄 사람이 아무도 없어요.</w:t>
       </w:r>
     </w:p>
     <w:p>
@@ -417,13 +417,13 @@
         </w:numPr>
       </w:pPr>
       <w:r>
-        <w:t xml:space="preserve">ELENA: Safety first. Loyalty second. In that order. Please.</w:t>
-      </w:r>
-      <w:r>
-        <w:t xml:space="preserve"> </w:t>
-      </w:r>
-      <w:r>
-        <w:t xml:space="preserve">엘레나: 안전이 먼저. 충성도는 두 번째. 그 순서로. 부탁해요.</w:t>
+        <w:t xml:space="preserve">ELENA: Safety first, loyalty second, in that order, please. If the app keeps Jess safe, she’ll come back on her own. If it only chases loyalty, she’ll feel sold to.</w:t>
+      </w:r>
+      <w:r>
+        <w:t xml:space="preserve"> </w:t>
+      </w:r>
+      <w:r>
+        <w:t xml:space="preserve">엘레나: 안전이 먼저, 충성도는 두 번째, 그 순서로 부탁해요. 앱이 제스를 안전하게 지켜 주면 그녀는 알아서 돌아와요. 충성도만 좇으면 물건을 강매당하는 기분이 들 거예요.</w:t>
       </w:r>
     </w:p>
     <w:p>
@@ -599,13 +599,13 @@
         </w:numPr>
       </w:pPr>
       <w:r>
-        <w:t xml:space="preserve">ELENA: No. The first screen is warning signs. When to call your injector.</w:t>
-      </w:r>
-      <w:r>
-        <w:t xml:space="preserve"> </w:t>
-      </w:r>
-      <w:r>
-        <w:t xml:space="preserve">엘레나: 아니요. 첫 화면은 경고 신호예요. 시술자에게 전화해야 할 때.</w:t>
+        <w:t xml:space="preserve">ELENA: No. The first screen is warning signs, when to call your injector. If something goes wrong, it usually happens early, so that’s when Jess needs the information most.</w:t>
+      </w:r>
+      <w:r>
+        <w:t xml:space="preserve"> </w:t>
+      </w:r>
+      <w:r>
+        <w:t xml:space="preserve">엘레나: 아니요. 첫 화면은 경고 신호, 시술자에게 전화해야 할 때예요. 문제가 생긴다면 보통 초기에 생기니까, 제스에게 그 정보가 가장 필요한 때가 바로 그때예요.</w:t>
       </w:r>
     </w:p>
     <w:p>
@@ -893,13 +893,13 @@
         </w:numPr>
       </w:pPr>
       <w:r>
-        <w:t xml:space="preserve">NOAH: My sister didn’t have that. She waited two hours to call anyone.</w:t>
-      </w:r>
-      <w:r>
-        <w:t xml:space="preserve"> </w:t>
-      </w:r>
-      <w:r>
-        <w:t xml:space="preserve">노아: 제 동생한텐 그게 없었어요. 누구한테 전화하기까지 두 시간을 기다렸어요.</w:t>
+        <w:t xml:space="preserve">NOAH: My sister didn’t have that. She waited two hours to call anyone. If she’d had one button in her hand, those two hours could have been ten minutes.</w:t>
+      </w:r>
+      <w:r>
+        <w:t xml:space="preserve"> </w:t>
+      </w:r>
+      <w:r>
+        <w:t xml:space="preserve">노아: 제 동생한텐 그게 없었어요. 누구한테 전화하기까지 두 시간을 기다렸어요. 손에 버튼 하나만 있었어도, 그 두 시간이 10분이 될 수 있었을 거예요.</w:t>
       </w:r>
     </w:p>
     <w:p>
@@ -977,13 +977,13 @@
         </w:numPr>
       </w:pPr>
       <w:r>
-        <w:t xml:space="preserve">DIANE: Stop there. If the app diagnoses, the app becomes a medical device.</w:t>
-      </w:r>
-      <w:r>
-        <w:t xml:space="preserve"> </w:t>
-      </w:r>
-      <w:r>
-        <w:t xml:space="preserve">다이앤: 거기서 멈춰요. 앱이 진단하면 앱이 의료기기가 돼요.</w:t>
+        <w:t xml:space="preserve">DIANE: Stop there, Nina. If the app diagnoses anything, even just normal or not normal, the app itself becomes a medical device. And that changes our whole timeline and budget.</w:t>
+      </w:r>
+      <w:r>
+        <w:t xml:space="preserve"> </w:t>
+      </w:r>
+      <w:r>
+        <w:t xml:space="preserve">다이앤: 거기서 멈춰요, 니나. 앱이 뭔가를 진단하면, 그게 정상인지 아닌지뿐이라도, 앱 자체가 의료기기가 돼요. 그러면 일정과 예산이 통째로 바뀌어요.</w:t>
       </w:r>
     </w:p>
     <w:p>
@@ -1379,13 +1379,13 @@
         </w:numPr>
       </w:pPr>
       <w:r>
-        <w:t xml:space="preserve">ELENA: Same injector knows her face. Her history. Continuity is safety.</w:t>
-      </w:r>
-      <w:r>
-        <w:t xml:space="preserve"> </w:t>
-      </w:r>
-      <w:r>
-        <w:t xml:space="preserve">엘레나: 같은 시술자가 그녀의 얼굴을 알아요. 병력도. 연속성이 안전이에요.</w:t>
+        <w:t xml:space="preserve">ELENA: Because the same injector knows her face, her history, and exactly what was injected last time. A new injector starts from zero. In medicine, continuity is safety.</w:t>
+      </w:r>
+      <w:r>
+        <w:t xml:space="preserve"> </w:t>
+      </w:r>
+      <w:r>
+        <w:t xml:space="preserve">엘레나: 같은 시술자는 그녀의 얼굴, 병력, 그리고 지난번에 정확히 뭘 주입했는지 알거든요. 새 시술자는 0부터 시작해요. 의료에선 연속성이 곧 안전이에요.</w:t>
       </w:r>
     </w:p>
     <w:p>
@@ -1508,13 +1508,13 @@
         </w:numPr>
       </w:pPr>
       <w:r>
-        <w:t xml:space="preserve">NINA: If Jess enters her own data, HIPAA may not apply. But other laws do.</w:t>
-      </w:r>
-      <w:r>
-        <w:t xml:space="preserve"> </w:t>
-      </w:r>
-      <w:r>
-        <w:t xml:space="preserve">니나: 제스가 직접 데이터를 입력하면 HIPAA는 적용 안 될 수도 있어요. 하지만 다른 법이 적용돼요.</w:t>
+        <w:t xml:space="preserve">NINA: If Jess enters her own data, HIPAA may not apply, because we’re not her doctor. But that doesn’t mean we’re free. Other laws still apply, and they’re getting stricter.</w:t>
+      </w:r>
+      <w:r>
+        <w:t xml:space="preserve"> </w:t>
+      </w:r>
+      <w:r>
+        <w:t xml:space="preserve">니나: 제스가 직접 데이터를 입력하면, 우리가 그녀의 의사가 아니니까 HIPAA는 적용 안 될 수도 있어요. 그렇다고 자유로운 건 아니에요. 다른 법은 여전히 적용되고, 점점 더 엄격해지고 있어요.</w:t>
       </w:r>
     </w:p>
     <w:p>
@@ -1627,13 +1627,13 @@
         </w:numPr>
       </w:pPr>
       <w:r>
-        <w:t xml:space="preserve">DIANE: Then earn the twenty percent. Pre-checked boxes are a lawsuit waiting to happen.</w:t>
-      </w:r>
-      <w:r>
-        <w:t xml:space="preserve"> </w:t>
-      </w:r>
-      <w:r>
-        <w:t xml:space="preserve">다이앤: 그럼 20퍼센트를 얻어 내요. 미리 체크된 박스는 소송을 기다리는 거예요.</w:t>
+        <w:t xml:space="preserve">DIANE: Then earn the twenty percent. People who choose to hear from us actually want to. Pre-checked boxes might look good on a dashboard, but they’re a lawsuit waiting to happen.</w:t>
+      </w:r>
+      <w:r>
+        <w:t xml:space="preserve"> </w:t>
+      </w:r>
+      <w:r>
+        <w:t xml:space="preserve">다이앤: 그럼 20퍼센트를 얻어 내요. 스스로 연락받기를 선택한 사람들은 진짜로 원하는 거예요. 미리 체크된 박스는 대시보드에선 좋아 보일지 몰라도, 소송을 기다리는 거예요.</w:t>
       </w:r>
     </w:p>
     <w:p>
@@ -1845,13 +1845,13 @@
         </w:numPr>
       </w:pPr>
       <w:r>
-        <w:t xml:space="preserve">NINA: It should be easy. If leaving is hard, people don’t trust joining.</w:t>
-      </w:r>
-      <w:r>
-        <w:t xml:space="preserve"> </w:t>
-      </w:r>
-      <w:r>
-        <w:t xml:space="preserve">니나: 쉬워야 해요. 떠나기 어려우면 가입을 믿지 않아요.</w:t>
+        <w:t xml:space="preserve">NINA: It should be easy. Think about it from Jess’s side. If leaving is hard, people don’t trust joining. If leaving is one tap, joining feels safe, and they usually stay.</w:t>
+      </w:r>
+      <w:r>
+        <w:t xml:space="preserve"> </w:t>
+      </w:r>
+      <w:r>
+        <w:t xml:space="preserve">니나: 쉬워야 해요. 제스 입장에서 생각해 봐요. 떠나기 어려우면 가입을 믿지 않아요. 떠나는 게 한 번 탭이면 가입이 안전하게 느껴지고, 오히려 대개 남아요.</w:t>
       </w:r>
     </w:p>
     <w:p>
@@ -2109,13 +2109,13 @@
         </w:numPr>
       </w:pPr>
       <w:r>
-        <w:t xml:space="preserve">ELENA: Points for treatments push people to treat sooner. Or more. That’s a medical decision.</w:t>
-      </w:r>
-      <w:r>
-        <w:t xml:space="preserve"> </w:t>
-      </w:r>
-      <w:r>
-        <w:t xml:space="preserve">엘레나: 시술 포인트는 사람들이 더 빨리. 더 많이 시술하도록 밀어요. 그건 의학적 결정이에요.</w:t>
+        <w:t xml:space="preserve">ELENA: Points for treatments push people to treat sooner, or treat more, just to get a discount. But when to inject is a medical decision, and a loyalty program shouldn’t be making it.</w:t>
+      </w:r>
+      <w:r>
+        <w:t xml:space="preserve"> </w:t>
+      </w:r>
+      <w:r>
+        <w:t xml:space="preserve">엘레나: 시술 포인트는 할인을 받으려고 더 빨리, 더 많이 시술하도록 사람들을 밀어요. 하지만 언제 주입할지는 의학적 결정이고, 그걸 로열티 프로그램이 내려선 안 돼요.</w:t>
       </w:r>
     </w:p>
     <w:p>
@@ -2160,13 +2160,13 @@
         </w:numPr>
       </w:pPr>
       <w:r>
-        <w:t xml:space="preserve">NINA: For healthy behavior. Not for buying more insulin. That’s the difference.</w:t>
-      </w:r>
-      <w:r>
-        <w:t xml:space="preserve"> </w:t>
-      </w:r>
-      <w:r>
-        <w:t xml:space="preserve">니나: 건강한 행동에 대해서요. 인슐린을 더 사는 것에 대해서가 아니라. 그게 차이예요.</w:t>
+        <w:t xml:space="preserve">NINA: Rewards for healthy behavior, like logging insulin every day. Not for buying more insulin. That’s the whole difference. We rewarded what kept patients well, not what made us money.</w:t>
+      </w:r>
+      <w:r>
+        <w:t xml:space="preserve"> </w:t>
+      </w:r>
+      <w:r>
+        <w:t xml:space="preserve">니나: 건강한 행동에 대한 보상이었어요. 매일 인슐린을 기록하는 것 같은. 인슐린을 더 사는 것에 대해서가 아니라요. 그게 차이의 전부예요. 우린 돈 버는 행동이 아니라 환자를 건강하게 지키는 행동에 보상했어요.</w:t>
       </w:r>
     </w:p>
     <w:p>
@@ -2381,13 +2381,13 @@
         </w:numPr>
       </w:pPr>
       <w:r>
-        <w:t xml:space="preserve">ZOE: Fine. But one day, we’ll sell something that isn’t a needle. Then I want points.</w:t>
-      </w:r>
-      <w:r>
-        <w:t xml:space="preserve"> </w:t>
-      </w:r>
-      <w:r>
-        <w:t xml:space="preserve">조이: 좋아요. 하지만 언젠가 바늘이 아닌 걸 팔게 될 거예요. 그때는 포인트를 원해요.</w:t>
+        <w:t xml:space="preserve">ZOE: Fine, I give up on points for now. But one day, we’ll sell something that isn’t a needle, and when that happens, I want points. Lots of them.</w:t>
+      </w:r>
+      <w:r>
+        <w:t xml:space="preserve"> </w:t>
+      </w:r>
+      <w:r>
+        <w:t xml:space="preserve">조이: 좋아요, 포인트는 일단 포기할게요. 하지만 언젠가 바늘이 아닌 걸 팔게 될 거예요. 그때가 오면 포인트를 원해요. 아주 많이요.</w:t>
       </w:r>
     </w:p>
     <w:p>
@@ -2561,13 +2561,13 @@
         </w:numPr>
       </w:pPr>
       <w:r>
-        <w:t xml:space="preserve">NINA: Responsible is a feature. Especially in health.</w:t>
-      </w:r>
-      <w:r>
-        <w:t xml:space="preserve"> </w:t>
-      </w:r>
-      <w:r>
-        <w:t xml:space="preserve">니나: 책임감이 기능이에요. 특히 건강 분야에선.</w:t>
+        <w:t xml:space="preserve">NINA: Responsible is a feature, especially in health. Users can’t see our privacy rules or our careful design, but they can feel them. That’s what makes them stay.</w:t>
+      </w:r>
+      <w:r>
+        <w:t xml:space="preserve"> </w:t>
+      </w:r>
+      <w:r>
+        <w:t xml:space="preserve">니나: 책임감이 기능이에요. 특히 건강 분야에선요. 사용자들은 우리 개인정보 규칙이나 신중한 설계를 볼 순 없지만, 느낄 순 있어요. 그게 그들을 머물게 하죠.</w:t>
       </w:r>
     </w:p>
     <w:p>
@@ -2663,13 +2663,13 @@
         </w:numPr>
       </w:pPr>
       <w:r>
-        <w:t xml:space="preserve">AVA: A long post. With a video. Four thousand shares in two hours.</w:t>
-      </w:r>
-      <w:r>
-        <w:t xml:space="preserve"> </w:t>
-      </w:r>
-      <w:r>
-        <w:t xml:space="preserve">에이바: 긴 글이요. 영상이랑. 두 시간 만에 공유 4천.</w:t>
+        <w:t xml:space="preserve">AVA: It’s a long post, with a video. Four thousand shares in two hours, and it’s still climbing. The comments are coming in faster than I can read them.</w:t>
+      </w:r>
+      <w:r>
+        <w:t xml:space="preserve"> </w:t>
+      </w:r>
+      <w:r>
+        <w:t xml:space="preserve">에이바: 영상이 달린 긴 글이에요. 두 시간 만에 공유 4천, 아직도 올라가고 있어요. 댓글이 제가 읽는 것보다 빨리 달려요.</w:t>
       </w:r>
     </w:p>
     <w:p>
@@ -2776,7 +2776,7 @@
     </w:p>
     <w:bookmarkEnd w:id="25"/>
     <w:bookmarkEnd w:id="26"/>
-    <w:bookmarkStart w:id="30" w:name="학습-부록"/>
+    <w:bookmarkStart w:id="31" w:name="학습-부록"/>
     <w:p>
       <w:pPr>
         <w:pStyle w:val="Heading2"/>
@@ -4194,8 +4194,298 @@
       </w:r>
     </w:p>
     <w:bookmarkEnd w:id="29"/>
+    <w:bookmarkStart w:id="30" w:name="긴-발화-분석"/>
+    <w:p>
+      <w:pPr>
+        <w:pStyle w:val="Heading3"/>
+      </w:pPr>
+      <w:r>
+        <w:t xml:space="preserve">④ 긴 발화 분석</w:t>
+      </w:r>
+    </w:p>
+    <w:p>
+      <w:pPr>
+        <w:pStyle w:val="BlockText"/>
+      </w:pPr>
+      <w:r>
+        <w:rPr>
+          <w:bCs/>
+          <w:b/>
+        </w:rPr>
+        <w:t xml:space="preserve">84턴 ELENA:</w:t>
+      </w:r>
+      <w:r>
+        <w:t xml:space="preserve"> </w:t>
+      </w:r>
+      <w:r>
+        <w:t xml:space="preserve">“</w:t>
+      </w:r>
+      <w:r>
+        <w:t xml:space="preserve">Points for treatments push people to treat sooner, or treat more, just to get a discount. But when to inject is a medical decision, and a loyalty program shouldn’t be making it.</w:t>
+      </w:r>
+      <w:r>
+        <w:t xml:space="preserve">”</w:t>
+      </w:r>
+    </w:p>
+    <w:tbl>
+      <w:tblPr>
+        <w:tblStyle w:val="Table"/>
+        <w:tblW w:type="pct" w:w="5000"/>
+        <w:tblLook w:firstRow="1" w:lastRow="0" w:firstColumn="0" w:lastColumn="0" w:noHBand="0" w:noVBand="0" w:val="0020"/>
+        <w:jc w:val="start"/>
+      </w:tblPr>
+      <w:tblGrid>
+        <w:gridCol w:w="2640"/>
+        <w:gridCol w:w="2640"/>
+        <w:gridCol w:w="2640"/>
+      </w:tblGrid>
+      <w:tr>
+        <w:trPr>
+          <w:tblHeader w:val="true"/>
+        </w:trPr>
+        <w:tc>
+          <w:tcPr/>
+          <w:p>
+            <w:pPr>
+              <w:pStyle w:val="Compact"/>
+              <w:jc w:val="left"/>
+            </w:pPr>
+            <w:r>
+              <w:t xml:space="preserve">구조</w:t>
+            </w:r>
+          </w:p>
+        </w:tc>
+        <w:tc>
+          <w:tcPr/>
+          <w:p>
+            <w:pPr>
+              <w:pStyle w:val="Compact"/>
+              <w:jc w:val="left"/>
+            </w:pPr>
+            <w:r>
+              <w:t xml:space="preserve">영어</w:t>
+            </w:r>
+          </w:p>
+        </w:tc>
+        <w:tc>
+          <w:tcPr/>
+          <w:p>
+            <w:pPr>
+              <w:pStyle w:val="Compact"/>
+              <w:jc w:val="left"/>
+            </w:pPr>
+            <w:r>
+              <w:t xml:space="preserve">기능</w:t>
+            </w:r>
+          </w:p>
+        </w:tc>
+      </w:tr>
+      <w:tr>
+        <w:tc>
+          <w:tcPr/>
+          <w:p>
+            <w:pPr>
+              <w:pStyle w:val="Compact"/>
+              <w:jc w:val="left"/>
+            </w:pPr>
+            <w:r>
+              <w:t xml:space="preserve">① 문제(행동 결과)</w:t>
+            </w:r>
+          </w:p>
+        </w:tc>
+        <w:tc>
+          <w:tcPr/>
+          <w:p>
+            <w:pPr>
+              <w:pStyle w:val="Compact"/>
+              <w:jc w:val="left"/>
+            </w:pPr>
+            <w:r>
+              <w:t xml:space="preserve">Points for treatments push people to treat sooner, or treat more,</w:t>
+            </w:r>
+          </w:p>
+        </w:tc>
+        <w:tc>
+          <w:tcPr/>
+          <w:p>
+            <w:pPr>
+              <w:pStyle w:val="Compact"/>
+              <w:jc w:val="left"/>
+            </w:pPr>
+            <w:r>
+              <w:t xml:space="preserve">제안된 기능이 사용자 행동을 어떻게 바꾸는지 지적</w:t>
+            </w:r>
+          </w:p>
+        </w:tc>
+      </w:tr>
+      <w:tr>
+        <w:tc>
+          <w:tcPr/>
+          <w:p>
+            <w:pPr>
+              <w:pStyle w:val="Compact"/>
+              <w:jc w:val="left"/>
+            </w:pPr>
+            <w:r>
+              <w:t xml:space="preserve">② 동기 폭로</w:t>
+            </w:r>
+          </w:p>
+        </w:tc>
+        <w:tc>
+          <w:tcPr/>
+          <w:p>
+            <w:pPr>
+              <w:pStyle w:val="Compact"/>
+              <w:jc w:val="left"/>
+            </w:pPr>
+            <w:r>
+              <w:t xml:space="preserve">just to get a discount.</w:t>
+            </w:r>
+          </w:p>
+        </w:tc>
+        <w:tc>
+          <w:tcPr/>
+          <w:p>
+            <w:pPr>
+              <w:pStyle w:val="Compact"/>
+              <w:jc w:val="left"/>
+            </w:pPr>
+            <w:r>
+              <w:t xml:space="preserve">just to로 그 행동의 ’잘못된 이유’를 드러냄</w:t>
+            </w:r>
+          </w:p>
+        </w:tc>
+      </w:tr>
+      <w:tr>
+        <w:tc>
+          <w:tcPr/>
+          <w:p>
+            <w:pPr>
+              <w:pStyle w:val="Compact"/>
+              <w:jc w:val="left"/>
+            </w:pPr>
+            <w:r>
+              <w:t xml:space="preserve">③ 원칙(But)</w:t>
+            </w:r>
+          </w:p>
+        </w:tc>
+        <w:tc>
+          <w:tcPr/>
+          <w:p>
+            <w:pPr>
+              <w:pStyle w:val="Compact"/>
+              <w:jc w:val="left"/>
+            </w:pPr>
+            <w:r>
+              <w:t xml:space="preserve">But when to inject is a medical decision,</w:t>
+            </w:r>
+          </w:p>
+        </w:tc>
+        <w:tc>
+          <w:tcPr/>
+          <w:p>
+            <w:pPr>
+              <w:pStyle w:val="Compact"/>
+              <w:jc w:val="left"/>
+            </w:pPr>
+            <w:r>
+              <w:t xml:space="preserve">대비 접속사로 지켜야 할 원칙을 세움</w:t>
+            </w:r>
+          </w:p>
+        </w:tc>
+      </w:tr>
+      <w:tr>
+        <w:tc>
+          <w:tcPr/>
+          <w:p>
+            <w:pPr>
+              <w:pStyle w:val="Compact"/>
+              <w:jc w:val="left"/>
+            </w:pPr>
+            <w:r>
+              <w:t xml:space="preserve">④ 결론(누가 결정할 수 없는가)</w:t>
+            </w:r>
+          </w:p>
+        </w:tc>
+        <w:tc>
+          <w:tcPr/>
+          <w:p>
+            <w:pPr>
+              <w:pStyle w:val="Compact"/>
+              <w:jc w:val="left"/>
+            </w:pPr>
+            <w:r>
+              <w:t xml:space="preserve">and a loyalty program shouldn’t be making it.</w:t>
+            </w:r>
+          </w:p>
+        </w:tc>
+        <w:tc>
+          <w:tcPr/>
+          <w:p>
+            <w:pPr>
+              <w:pStyle w:val="Compact"/>
+              <w:jc w:val="left"/>
+            </w:pPr>
+            <w:r>
+              <w:t xml:space="preserve">결정 주체가 틀렸다는 것으로 반대를 마무리</w:t>
+            </w:r>
+          </w:p>
+        </w:tc>
+      </w:tr>
+    </w:tbl>
+    <w:p>
+      <w:pPr>
+        <w:pStyle w:val="BodyText"/>
+      </w:pPr>
+      <w:r>
+        <w:rPr>
+          <w:bCs/>
+          <w:b/>
+        </w:rPr>
+        <w:t xml:space="preserve">활용 패턴:</w:t>
+      </w:r>
+      <w:r>
+        <w:t xml:space="preserve"> </w:t>
+      </w:r>
+      <w:r>
+        <w:t xml:space="preserve">X pushes people to A, just to B → But C is a ___ decision → and X shouldn’t be making it.</w:t>
+      </w:r>
+      <w:r>
+        <w:t xml:space="preserve"> </w:t>
+      </w:r>
+      <w:r>
+        <w:rPr>
+          <w:bCs/>
+          <w:b/>
+        </w:rPr>
+        <w:t xml:space="preserve">연결 표현:</w:t>
+      </w:r>
+      <w:r>
+        <w:t xml:space="preserve"> </w:t>
+      </w:r>
+      <w:r>
+        <w:t xml:space="preserve">push people to(~하도록 밀다) · just to(단지 ~하려고) · shouldn’t be making it(그 결정을 내려선 안 된다)</w:t>
+      </w:r>
+      <w:r>
+        <w:t xml:space="preserve"> </w:t>
+      </w:r>
+      <w:r>
+        <w:rPr>
+          <w:bCs/>
+          <w:b/>
+        </w:rPr>
+        <w:t xml:space="preserve">연습:</w:t>
+      </w:r>
+      <w:r>
+        <w:t xml:space="preserve"> </w:t>
+      </w:r>
+      <w:r>
+        <w:t xml:space="preserve">영업 인센티브가 고객에게 불필요한 업그레이드를 권하게 만드는 상황에서, 같은 구조로 반대 의견을 30단어 안팎으로 말해 보기.</w:t>
+      </w:r>
+    </w:p>
     <w:bookmarkEnd w:id="30"/>
     <w:bookmarkEnd w:id="31"/>
+    <w:bookmarkEnd w:id="32"/>
     <w:sectPr/>
   </w:body>
 </w:document>

--- a/대본/4부/09화_Veyra_Circle.docx
+++ b/대본/4부/09화_Veyra_Circle.docx
@@ -2,7 +2,7 @@
 <file path=word/document.xml><?xml version="1.0" encoding="utf-8"?>
 <w:document xmlns:w="http://schemas.openxmlformats.org/wordprocessingml/2006/main" xmlns:m="http://schemas.openxmlformats.org/officeDocument/2006/math" xmlns:r="http://schemas.openxmlformats.org/officeDocument/2006/relationships" xmlns:o="urn:schemas-microsoft-com:office:office" xmlns:v="urn:schemas-microsoft-com:vml" xmlns:w10="urn:schemas-microsoft-com:office:word" xmlns:a="http://schemas.openxmlformats.org/drawingml/2006/main" xmlns:pic="http://schemas.openxmlformats.org/drawingml/2006/picture" xmlns:wp="http://schemas.openxmlformats.org/drawingml/2006/wordprocessingDrawing">
   <w:body>
-    <w:bookmarkStart w:id="32" w:name="ship-it-4부-9화"/>
+    <w:bookmarkStart w:id="38" w:name="ship-it-4부-9화"/>
     <w:p>
       <w:pPr>
         <w:pStyle w:val="Heading1"/>
@@ -224,257 +224,122 @@
     </w:p>
     <w:p>
       <w:pPr>
-        <w:numPr>
-          <w:ilvl w:val="0"/>
-          <w:numId w:val="1001"/>
-        </w:numPr>
+        <w:pStyle w:val="FirstParagraph"/>
       </w:pPr>
       <w:r>
         <w:t xml:space="preserve">NOAH: Everyone, meet Nina Park. Our first product manager. She built a diabetes app.</w:t>
       </w:r>
-      <w:r>
-        <w:t xml:space="preserve"> </w:t>
-      </w:r>
-      <w:r>
-        <w:t xml:space="preserve">노아: 여러분, 니나 박을 소개할게요. 우리 첫 프로덕트 매니저예요. 당뇨 앱을 만들었어요.</w:t>
-      </w:r>
-    </w:p>
-    <w:p>
-      <w:pPr>
-        <w:numPr>
-          <w:ilvl w:val="0"/>
-          <w:numId w:val="1001"/>
-        </w:numPr>
+    </w:p>
+    <w:p>
+      <w:pPr>
+        <w:pStyle w:val="BodyText"/>
       </w:pPr>
       <w:r>
         <w:t xml:space="preserve">NINA: Two million users. And three privacy lawyers. I learned a lot from both.</w:t>
       </w:r>
-      <w:r>
-        <w:t xml:space="preserve"> </w:t>
-      </w:r>
-      <w:r>
-        <w:t xml:space="preserve">니나: 사용자 200만. 그리고 개인정보 변호사 셋. 양쪽에서 많이 배웠어요.</w:t>
-      </w:r>
-    </w:p>
-    <w:p>
-      <w:pPr>
-        <w:numPr>
-          <w:ilvl w:val="0"/>
-          <w:numId w:val="1001"/>
-        </w:numPr>
+    </w:p>
+    <w:p>
+      <w:pPr>
+        <w:pStyle w:val="BodyText"/>
       </w:pPr>
       <w:r>
         <w:t xml:space="preserve">DIANE: Only three? You were lucky.</w:t>
       </w:r>
-      <w:r>
-        <w:t xml:space="preserve"> </w:t>
-      </w:r>
-      <w:r>
-        <w:t xml:space="preserve">다이앤: 셋뿐이에요? 운이 좋았네요.</w:t>
-      </w:r>
-    </w:p>
-    <w:p>
-      <w:pPr>
-        <w:numPr>
-          <w:ilvl w:val="0"/>
-          <w:numId w:val="1001"/>
-        </w:numPr>
+    </w:p>
+    <w:p>
+      <w:pPr>
+        <w:pStyle w:val="BodyText"/>
       </w:pPr>
       <w:r>
         <w:t xml:space="preserve">NINA: This wall is Jess’s journey. Before, during, and after treatment.</w:t>
       </w:r>
-      <w:r>
-        <w:t xml:space="preserve"> </w:t>
-      </w:r>
-      <w:r>
-        <w:t xml:space="preserve">니나: 이 벽은 제스의 여정이에요. 시술 전, 중, 후.</w:t>
-      </w:r>
-    </w:p>
-    <w:p>
-      <w:pPr>
-        <w:numPr>
-          <w:ilvl w:val="0"/>
-          <w:numId w:val="1001"/>
-        </w:numPr>
+    </w:p>
+    <w:p>
+      <w:pPr>
+        <w:pStyle w:val="BodyText"/>
       </w:pPr>
       <w:r>
         <w:t xml:space="preserve">ZOE: You read my persona!</w:t>
       </w:r>
-      <w:r>
-        <w:t xml:space="preserve"> </w:t>
-      </w:r>
-      <w:r>
-        <w:t xml:space="preserve">조이: 제 페르소나 읽었네요!</w:t>
-      </w:r>
-    </w:p>
-    <w:p>
-      <w:pPr>
-        <w:numPr>
-          <w:ilvl w:val="0"/>
-          <w:numId w:val="1001"/>
-        </w:numPr>
+    </w:p>
+    <w:p>
+      <w:pPr>
+        <w:pStyle w:val="BodyText"/>
       </w:pPr>
       <w:r>
         <w:t xml:space="preserve">NINA: Twice. Jess is great. But she disappears after day one.</w:t>
       </w:r>
-      <w:r>
-        <w:t xml:space="preserve"> </w:t>
-      </w:r>
-      <w:r>
-        <w:t xml:space="preserve">니나: 두 번이요. 제스는 훌륭해요. 하지만 첫날 이후 사라져요.</w:t>
-      </w:r>
-    </w:p>
-    <w:p>
-      <w:pPr>
-        <w:numPr>
-          <w:ilvl w:val="0"/>
-          <w:numId w:val="1001"/>
-        </w:numPr>
+    </w:p>
+    <w:p>
+      <w:pPr>
+        <w:pStyle w:val="BodyText"/>
       </w:pPr>
       <w:r>
         <w:t xml:space="preserve">ELENA: That’s when the real questions start. Swelling. Bruising. Worry.</w:t>
       </w:r>
-      <w:r>
-        <w:t xml:space="preserve"> </w:t>
-      </w:r>
-      <w:r>
-        <w:t xml:space="preserve">엘레나: 진짜 질문은 그때부터 시작돼요. 부기. 멍. 걱정.</w:t>
-      </w:r>
-    </w:p>
-    <w:p>
-      <w:pPr>
-        <w:numPr>
-          <w:ilvl w:val="0"/>
-          <w:numId w:val="1001"/>
-        </w:numPr>
+    </w:p>
+    <w:p>
+      <w:pPr>
+        <w:pStyle w:val="BodyText"/>
       </w:pPr>
       <w:r>
         <w:t xml:space="preserve">NINA: And mostly at night, when the clinic is closed. She feels a little swelling, searches online, finds the worst possible story, and panics. Nobody is there to tell her it’s normal.</w:t>
       </w:r>
-      <w:r>
-        <w:t xml:space="preserve"> </w:t>
-      </w:r>
-      <w:r>
-        <w:t xml:space="preserve">니나: 그리고 주로 밤에요. 병원이 닫혔을 때. 조금 부은 걸 느끼고, 온라인을 검색하고, 최악의 이야기를 찾아내고, 공황에 빠지죠. 그게 정상이라고 말해 줄 사람이 아무도 없어요.</w:t>
-      </w:r>
-    </w:p>
-    <w:p>
-      <w:pPr>
-        <w:numPr>
-          <w:ilvl w:val="0"/>
-          <w:numId w:val="1001"/>
-        </w:numPr>
+    </w:p>
+    <w:p>
+      <w:pPr>
+        <w:pStyle w:val="BodyText"/>
       </w:pPr>
       <w:r>
         <w:t xml:space="preserve">MARCUS: So the app is for nights?</w:t>
       </w:r>
-      <w:r>
-        <w:t xml:space="preserve"> </w:t>
-      </w:r>
-      <w:r>
-        <w:t xml:space="preserve">마커스: 그럼 앱은 밤용이야?</w:t>
-      </w:r>
-    </w:p>
-    <w:p>
-      <w:pPr>
-        <w:numPr>
-          <w:ilvl w:val="0"/>
-          <w:numId w:val="1001"/>
-        </w:numPr>
+    </w:p>
+    <w:p>
+      <w:pPr>
+        <w:pStyle w:val="BodyText"/>
       </w:pPr>
       <w:r>
         <w:t xml:space="preserve">NINA: For the fourteen days after. And the twelve months until the next visit.</w:t>
       </w:r>
-      <w:r>
-        <w:t xml:space="preserve"> </w:t>
-      </w:r>
-      <w:r>
-        <w:t xml:space="preserve">니나: 시술 후 14일을 위한 거예요. 그리고 다음 방문까지 12개월.</w:t>
-      </w:r>
-    </w:p>
-    <w:p>
-      <w:pPr>
-        <w:numPr>
-          <w:ilvl w:val="0"/>
-          <w:numId w:val="1001"/>
-        </w:numPr>
+    </w:p>
+    <w:p>
+      <w:pPr>
+        <w:pStyle w:val="BodyText"/>
       </w:pPr>
       <w:r>
         <w:t xml:space="preserve">ZOE: And for loyalty. Jess comes back to the same injector. With Veyra.</w:t>
       </w:r>
-      <w:r>
-        <w:t xml:space="preserve"> </w:t>
-      </w:r>
-      <w:r>
-        <w:t xml:space="preserve">조이: 그리고 충성도를 위한 거죠. 제스가 같은 시술자에게 돌아오게. 베이라와 함께.</w:t>
-      </w:r>
-    </w:p>
-    <w:p>
-      <w:pPr>
-        <w:numPr>
-          <w:ilvl w:val="0"/>
-          <w:numId w:val="1001"/>
-        </w:numPr>
+    </w:p>
+    <w:p>
+      <w:pPr>
+        <w:pStyle w:val="BodyText"/>
       </w:pPr>
       <w:r>
         <w:t xml:space="preserve">ELENA: Safety first, loyalty second, in that order, please. If the app keeps Jess safe, she’ll come back on her own. If it only chases loyalty, she’ll feel sold to.</w:t>
       </w:r>
-      <w:r>
-        <w:t xml:space="preserve"> </w:t>
-      </w:r>
-      <w:r>
-        <w:t xml:space="preserve">엘레나: 안전이 먼저, 충성도는 두 번째, 그 순서로 부탁해요. 앱이 제스를 안전하게 지켜 주면 그녀는 알아서 돌아와요. 충성도만 좇으면 물건을 강매당하는 기분이 들 거예요.</w:t>
-      </w:r>
-    </w:p>
-    <w:p>
-      <w:pPr>
-        <w:numPr>
-          <w:ilvl w:val="0"/>
-          <w:numId w:val="1001"/>
-        </w:numPr>
+    </w:p>
+    <w:p>
+      <w:pPr>
+        <w:pStyle w:val="BodyText"/>
       </w:pPr>
       <w:r>
         <w:t xml:space="preserve">NINA: Agreed. Let’s walk the journey. Day zero first.</w:t>
       </w:r>
-      <w:r>
-        <w:t xml:space="preserve"> </w:t>
-      </w:r>
-      <w:r>
-        <w:t xml:space="preserve">니나: 동의해요. 여정을 따라가 보죠. 0일 차부터.</w:t>
-      </w:r>
-    </w:p>
-    <w:p>
-      <w:pPr>
-        <w:numPr>
-          <w:ilvl w:val="0"/>
-          <w:numId w:val="1001"/>
-        </w:numPr>
+    </w:p>
+    <w:p>
+      <w:pPr>
+        <w:pStyle w:val="BodyText"/>
       </w:pPr>
       <w:r>
         <w:t xml:space="preserve">NOAH: What’s the goal for today?</w:t>
       </w:r>
-      <w:r>
-        <w:t xml:space="preserve"> </w:t>
-      </w:r>
-      <w:r>
-        <w:t xml:space="preserve">노아: 오늘 목표는요?</w:t>
-      </w:r>
-    </w:p>
-    <w:p>
-      <w:pPr>
-        <w:numPr>
-          <w:ilvl w:val="0"/>
-          <w:numId w:val="1001"/>
-        </w:numPr>
+    </w:p>
+    <w:p>
+      <w:pPr>
+        <w:pStyle w:val="BodyText"/>
       </w:pPr>
       <w:r>
         <w:t xml:space="preserve">NINA: An MVP. The smallest version that helps Jess. Ten weeks to build.</w:t>
-      </w:r>
-      <w:r>
-        <w:t xml:space="preserve"> </w:t>
-      </w:r>
-      <w:r>
-        <w:t xml:space="preserve">니나: MVP. 제스를 돕는 가장 작은 버전. 10주 안에 만들 수 있는.</w:t>
       </w:r>
     </w:p>
     <w:bookmarkEnd w:id="21"/>
@@ -489,61 +354,31 @@
     </w:p>
     <w:p>
       <w:pPr>
-        <w:numPr>
-          <w:ilvl w:val="0"/>
-          <w:numId w:val="1002"/>
-        </w:numPr>
+        <w:pStyle w:val="FirstParagraph"/>
       </w:pPr>
       <w:r>
         <w:t xml:space="preserve">NINA: Day zero. Jess leaves the clinic. Her injector gives her a QR code.</w:t>
       </w:r>
-      <w:r>
-        <w:t xml:space="preserve"> </w:t>
-      </w:r>
-      <w:r>
-        <w:t xml:space="preserve">니나: 0일 차. 제스가 병원을 나서요. 시술자가 QR 코드를 줘요.</w:t>
-      </w:r>
-    </w:p>
-    <w:p>
-      <w:pPr>
-        <w:numPr>
-          <w:ilvl w:val="0"/>
-          <w:numId w:val="1002"/>
-        </w:numPr>
+    </w:p>
+    <w:p>
+      <w:pPr>
+        <w:pStyle w:val="BodyText"/>
       </w:pPr>
       <w:r>
         <w:t xml:space="preserve">ZOE: She scans it. Downloads Veyra Circle. Welcome screen.</w:t>
       </w:r>
-      <w:r>
-        <w:t xml:space="preserve"> </w:t>
-      </w:r>
-      <w:r>
-        <w:t xml:space="preserve">조이: 스캔해요. 베이라 서클을 다운로드. 환영 화면.</w:t>
-      </w:r>
-    </w:p>
-    <w:p>
-      <w:pPr>
-        <w:numPr>
-          <w:ilvl w:val="0"/>
-          <w:numId w:val="1002"/>
-        </w:numPr>
+    </w:p>
+    <w:p>
+      <w:pPr>
+        <w:pStyle w:val="BodyText"/>
       </w:pPr>
       <w:r>
         <w:t xml:space="preserve">NINA: What’s on the first screen? This is the most important decision.</w:t>
       </w:r>
-      <w:r>
-        <w:t xml:space="preserve"> </w:t>
-      </w:r>
-      <w:r>
-        <w:t xml:space="preserve">니나: 첫 화면엔 뭐가 있어요? 이게 가장 중요한 결정이에요.</w:t>
-      </w:r>
-    </w:p>
-    <w:p>
-      <w:pPr>
-        <w:numPr>
-          <w:ilvl w:val="0"/>
-          <w:numId w:val="1002"/>
-        </w:numPr>
+    </w:p>
+    <w:p>
+      <w:pPr>
+        <w:pStyle w:val="BodyText"/>
       </w:pPr>
       <w:r>
         <w:t xml:space="preserve">ZOE: Her before photo. And</w:t>
@@ -566,11 +401,45 @@
       <w:r>
         <w:t xml:space="preserve">With confetti.</w:t>
       </w:r>
-      <w:r>
-        <w:t xml:space="preserve"> </w:t>
-      </w:r>
-      <w:r>
-        <w:t xml:space="preserve">조이: 그녀의 비포 사진. 그리고</w:t>
+    </w:p>
+    <w:p>
+      <w:pPr>
+        <w:pStyle w:val="BodyText"/>
+      </w:pPr>
+      <w:r>
+        <w:t xml:space="preserve">ELENA: No. The first screen is warning signs, when to call your injector. If something goes wrong, it usually happens early, so that’s when Jess needs the information most.</w:t>
+      </w:r>
+    </w:p>
+    <w:p>
+      <w:pPr>
+        <w:pStyle w:val="BodyText"/>
+      </w:pPr>
+      <w:r>
+        <w:t xml:space="preserve">ZOE: Warning signs? On a welcome screen? That’s terrifying.</w:t>
+      </w:r>
+    </w:p>
+    <w:p>
+      <w:pPr>
+        <w:pStyle w:val="BodyText"/>
+      </w:pPr>
+      <w:r>
+        <w:t xml:space="preserve">ELENA: It’s honest. Pain that gets worse. Skin turning white or blue. Vision changes.</w:t>
+      </w:r>
+    </w:p>
+    <w:p>
+      <w:pPr>
+        <w:pStyle w:val="BodyText"/>
+      </w:pPr>
+      <w:r>
+        <w:t xml:space="preserve">NINA: What if we design it calmly? Not red. Not scary. Just clear.</w:t>
+      </w:r>
+    </w:p>
+    <w:p>
+      <w:pPr>
+        <w:pStyle w:val="BodyText"/>
+      </w:pPr>
+      <w:r>
+        <w:t xml:space="preserve">ZOE:</w:t>
       </w:r>
       <w:r>
         <w:t xml:space="preserve"> </w:t>
@@ -579,7 +448,7 @@
         <w:t xml:space="preserve">“</w:t>
       </w:r>
       <w:r>
-        <w:t xml:space="preserve">서클에 오신 걸 환영해요.</w:t>
+        <w:t xml:space="preserve">Normal</w:t>
       </w:r>
       <w:r>
         <w:t xml:space="preserve">”</w:t>
@@ -588,86 +457,7 @@
         <w:t xml:space="preserve"> </w:t>
       </w:r>
       <w:r>
-        <w:t xml:space="preserve">꽃가루와 함께.</w:t>
-      </w:r>
-    </w:p>
-    <w:p>
-      <w:pPr>
-        <w:numPr>
-          <w:ilvl w:val="0"/>
-          <w:numId w:val="1002"/>
-        </w:numPr>
-      </w:pPr>
-      <w:r>
-        <w:t xml:space="preserve">ELENA: No. The first screen is warning signs, when to call your injector. If something goes wrong, it usually happens early, so that’s when Jess needs the information most.</w:t>
-      </w:r>
-      <w:r>
-        <w:t xml:space="preserve"> </w:t>
-      </w:r>
-      <w:r>
-        <w:t xml:space="preserve">엘레나: 아니요. 첫 화면은 경고 신호, 시술자에게 전화해야 할 때예요. 문제가 생긴다면 보통 초기에 생기니까, 제스에게 그 정보가 가장 필요한 때가 바로 그때예요.</w:t>
-      </w:r>
-    </w:p>
-    <w:p>
-      <w:pPr>
-        <w:numPr>
-          <w:ilvl w:val="0"/>
-          <w:numId w:val="1002"/>
-        </w:numPr>
-      </w:pPr>
-      <w:r>
-        <w:t xml:space="preserve">ZOE: Warning signs? On a welcome screen? That’s terrifying.</w:t>
-      </w:r>
-      <w:r>
-        <w:t xml:space="preserve"> </w:t>
-      </w:r>
-      <w:r>
-        <w:t xml:space="preserve">조이: 경고 신호요? 환영 화면에? 무섭잖아요.</w:t>
-      </w:r>
-    </w:p>
-    <w:p>
-      <w:pPr>
-        <w:numPr>
-          <w:ilvl w:val="0"/>
-          <w:numId w:val="1002"/>
-        </w:numPr>
-      </w:pPr>
-      <w:r>
-        <w:t xml:space="preserve">ELENA: It’s honest. Pain that gets worse. Skin turning white or blue. Vision changes.</w:t>
-      </w:r>
-      <w:r>
-        <w:t xml:space="preserve"> </w:t>
-      </w:r>
-      <w:r>
-        <w:t xml:space="preserve">엘레나: 정직한 거예요. 악화되는 통증. 하얗거나 파랗게 변하는 피부. 시야 변화.</w:t>
-      </w:r>
-    </w:p>
-    <w:p>
-      <w:pPr>
-        <w:numPr>
-          <w:ilvl w:val="0"/>
-          <w:numId w:val="1002"/>
-        </w:numPr>
-      </w:pPr>
-      <w:r>
-        <w:t xml:space="preserve">NINA: What if we design it calmly? Not red. Not scary. Just clear.</w:t>
-      </w:r>
-      <w:r>
-        <w:t xml:space="preserve"> </w:t>
-      </w:r>
-      <w:r>
-        <w:t xml:space="preserve">니나: 차분하게 디자인하면 어때요? 빨강 말고. 무섭지 않게. 그냥 명확하게.</w:t>
-      </w:r>
-    </w:p>
-    <w:p>
-      <w:pPr>
-        <w:numPr>
-          <w:ilvl w:val="0"/>
-          <w:numId w:val="1002"/>
-        </w:numPr>
-      </w:pPr>
-      <w:r>
-        <w:t xml:space="preserve">ZOE:</w:t>
+        <w:t xml:space="preserve">and</w:t>
       </w:r>
       <w:r>
         <w:t xml:space="preserve"> </w:t>
@@ -676,7 +466,7 @@
         <w:t xml:space="preserve">“</w:t>
       </w:r>
       <w:r>
-        <w:t xml:space="preserve">Normal</w:t>
+        <w:t xml:space="preserve">Call now.</w:t>
       </w:r>
       <w:r>
         <w:t xml:space="preserve">”</w:t>
@@ -685,7 +475,23 @@
         <w:t xml:space="preserve"> </w:t>
       </w:r>
       <w:r>
-        <w:t xml:space="preserve">and</w:t>
+        <w:t xml:space="preserve">Two columns. Swelling is normal. White skin is not.</w:t>
+      </w:r>
+    </w:p>
+    <w:p>
+      <w:pPr>
+        <w:pStyle w:val="BodyText"/>
+      </w:pPr>
+      <w:r>
+        <w:t xml:space="preserve">ELENA: Yes. That I can live with. Jess needs to know what’s normal too.</w:t>
+      </w:r>
+    </w:p>
+    <w:p>
+      <w:pPr>
+        <w:pStyle w:val="BodyText"/>
+      </w:pPr>
+      <w:r>
+        <w:t xml:space="preserve">NINA: And a button.</w:t>
       </w:r>
       <w:r>
         <w:t xml:space="preserve"> </w:t>
@@ -694,7 +500,7 @@
         <w:t xml:space="preserve">“</w:t>
       </w:r>
       <w:r>
-        <w:t xml:space="preserve">Call now.</w:t>
+        <w:t xml:space="preserve">Call my injector.</w:t>
       </w:r>
       <w:r>
         <w:t xml:space="preserve">”</w:t>
@@ -703,13 +509,23 @@
         <w:t xml:space="preserve"> </w:t>
       </w:r>
       <w:r>
-        <w:t xml:space="preserve">Two columns. Swelling is normal. White skin is not.</w:t>
-      </w:r>
-      <w:r>
-        <w:t xml:space="preserve"> </w:t>
-      </w:r>
-      <w:r>
-        <w:t xml:space="preserve">조이:</w:t>
+        <w:t xml:space="preserve">One tap.</w:t>
+      </w:r>
+    </w:p>
+    <w:p>
+      <w:pPr>
+        <w:pStyle w:val="BodyText"/>
+      </w:pPr>
+      <w:r>
+        <w:t xml:space="preserve">ELENA: And if the injector doesn’t answer?</w:t>
+      </w:r>
+    </w:p>
+    <w:p>
+      <w:pPr>
+        <w:pStyle w:val="BodyText"/>
+      </w:pPr>
+      <w:r>
+        <w:t xml:space="preserve">NINA: Second button.</w:t>
       </w:r>
       <w:r>
         <w:t xml:space="preserve"> </w:t>
@@ -718,13 +534,40 @@
         <w:t xml:space="preserve">“</w:t>
       </w:r>
       <w:r>
-        <w:t xml:space="preserve">정상</w:t>
+        <w:t xml:space="preserve">Call 911.</w:t>
       </w:r>
       <w:r>
         <w:t xml:space="preserve">”</w:t>
       </w:r>
       <w:r>
-        <w:t xml:space="preserve">과</w:t>
+        <w:t xml:space="preserve"> </w:t>
+      </w:r>
+      <w:r>
+        <w:t xml:space="preserve">Or go to the nearest ER.</w:t>
+      </w:r>
+    </w:p>
+    <w:p>
+      <w:pPr>
+        <w:pStyle w:val="BodyText"/>
+      </w:pPr>
+      <w:r>
+        <w:t xml:space="preserve">NOAH: My sister didn’t have that. She waited two hours to call anyone. If she’d had one button in her hand, those two hours could have been ten minutes.</w:t>
+      </w:r>
+    </w:p>
+    <w:p>
+      <w:pPr>
+        <w:pStyle w:val="BodyText"/>
+      </w:pPr>
+      <w:r>
+        <w:t xml:space="preserve">ELENA: Then that’s the most important button in the app.</w:t>
+      </w:r>
+    </w:p>
+    <w:p>
+      <w:pPr>
+        <w:pStyle w:val="BodyText"/>
+      </w:pPr>
+      <w:r>
+        <w:t xml:space="preserve">NINA: What about a symptom checker? Jess uploads a photo. The app says</w:t>
       </w:r>
       <w:r>
         <w:t xml:space="preserve"> </w:t>
@@ -733,7 +576,7 @@
         <w:t xml:space="preserve">“</w:t>
       </w:r>
       <w:r>
-        <w:t xml:space="preserve">지금 전화.</w:t>
+        <w:t xml:space="preserve">normal</w:t>
       </w:r>
       <w:r>
         <w:t xml:space="preserve">”</w:t>
@@ -742,35 +585,47 @@
         <w:t xml:space="preserve"> </w:t>
       </w:r>
       <w:r>
-        <w:t xml:space="preserve">두 칸. 부기는 정상. 하얀 피부는 아님.</w:t>
-      </w:r>
-    </w:p>
-    <w:p>
-      <w:pPr>
-        <w:numPr>
-          <w:ilvl w:val="0"/>
-          <w:numId w:val="1002"/>
-        </w:numPr>
-      </w:pPr>
-      <w:r>
-        <w:t xml:space="preserve">ELENA: Yes. That I can live with. Jess needs to know what’s normal too.</w:t>
-      </w:r>
-      <w:r>
-        <w:t xml:space="preserve"> </w:t>
-      </w:r>
-      <w:r>
-        <w:t xml:space="preserve">엘레나: 네. 그건 받아들일 수 있어요. 제스는 뭐가 정상인지도 알아야 해요.</w:t>
-      </w:r>
-    </w:p>
-    <w:p>
-      <w:pPr>
-        <w:numPr>
-          <w:ilvl w:val="0"/>
-          <w:numId w:val="1002"/>
-        </w:numPr>
-      </w:pPr>
-      <w:r>
-        <w:t xml:space="preserve">NINA: And a button.</w:t>
+        <w:t xml:space="preserve">or not.</w:t>
+      </w:r>
+    </w:p>
+    <w:p>
+      <w:pPr>
+        <w:pStyle w:val="BodyText"/>
+      </w:pPr>
+      <w:r>
+        <w:t xml:space="preserve">DIANE: Stop there, Nina. If the app diagnoses anything, even just normal or not normal, the app itself becomes a medical device. And that changes our whole timeline and budget.</w:t>
+      </w:r>
+    </w:p>
+    <w:p>
+      <w:pPr>
+        <w:pStyle w:val="BodyText"/>
+      </w:pPr>
+      <w:r>
+        <w:t xml:space="preserve">NINA: Software as a medical device. I know. We avoided that at my last job.</w:t>
+      </w:r>
+    </w:p>
+    <w:p>
+      <w:pPr>
+        <w:pStyle w:val="BodyText"/>
+      </w:pPr>
+      <w:r>
+        <w:t xml:space="preserve">MARCUS: What happens if we become a device?</w:t>
+      </w:r>
+    </w:p>
+    <w:p>
+      <w:pPr>
+        <w:pStyle w:val="BodyText"/>
+      </w:pPr>
+      <w:r>
+        <w:t xml:space="preserve">DIANE: FDA review. Clinical validation. Another year. Maybe two.</w:t>
+      </w:r>
+    </w:p>
+    <w:p>
+      <w:pPr>
+        <w:pStyle w:val="BodyText"/>
+      </w:pPr>
+      <w:r>
+        <w:t xml:space="preserve">NOAH: Then no diagnosis. General information only. And</w:t>
       </w:r>
       <w:r>
         <w:t xml:space="preserve"> </w:t>
@@ -779,22 +634,26 @@
         <w:t xml:space="preserve">“</w:t>
       </w:r>
       <w:r>
-        <w:t xml:space="preserve">Call my injector.</w:t>
+        <w:t xml:space="preserve">call your injector.</w:t>
       </w:r>
       <w:r>
         <w:t xml:space="preserve">”</w:t>
       </w:r>
-      <w:r>
-        <w:t xml:space="preserve"> </w:t>
-      </w:r>
-      <w:r>
-        <w:t xml:space="preserve">One tap.</w:t>
-      </w:r>
-      <w:r>
-        <w:t xml:space="preserve"> </w:t>
-      </w:r>
-      <w:r>
-        <w:t xml:space="preserve">니나: 그리고 버튼.</w:t>
+    </w:p>
+    <w:p>
+      <w:pPr>
+        <w:pStyle w:val="BodyText"/>
+      </w:pPr>
+      <w:r>
+        <w:t xml:space="preserve">ELENA: Better medically too. A photo can’t feel pain. Jess can.</w:t>
+      </w:r>
+    </w:p>
+    <w:p>
+      <w:pPr>
+        <w:pStyle w:val="BodyText"/>
+      </w:pPr>
+      <w:r>
+        <w:t xml:space="preserve">NINA: Day one to fourteen. Daily check-ins. Short tips.</w:t>
       </w:r>
       <w:r>
         <w:t xml:space="preserve"> </w:t>
@@ -803,7 +662,7 @@
         <w:t xml:space="preserve">“</w:t>
       </w:r>
       <w:r>
-        <w:t xml:space="preserve">내 시술자에게 전화.</w:t>
+        <w:t xml:space="preserve">Ice today.</w:t>
       </w:r>
       <w:r>
         <w:t xml:space="preserve">”</w:t>
@@ -812,59 +671,53 @@
         <w:t xml:space="preserve"> </w:t>
       </w:r>
       <w:r>
-        <w:t xml:space="preserve">한 번 탭.</w:t>
-      </w:r>
-    </w:p>
-    <w:p>
-      <w:pPr>
-        <w:numPr>
-          <w:ilvl w:val="0"/>
-          <w:numId w:val="1002"/>
-        </w:numPr>
-      </w:pPr>
-      <w:r>
-        <w:t xml:space="preserve">ELENA: And if the injector doesn’t answer?</w:t>
-      </w:r>
-      <w:r>
-        <w:t xml:space="preserve"> </w:t>
-      </w:r>
-      <w:r>
-        <w:t xml:space="preserve">엘레나: 시술자가 안 받으면요?</w:t>
-      </w:r>
-    </w:p>
-    <w:p>
-      <w:pPr>
-        <w:numPr>
-          <w:ilvl w:val="0"/>
-          <w:numId w:val="1002"/>
-        </w:numPr>
-      </w:pPr>
-      <w:r>
-        <w:t xml:space="preserve">NINA: Second button.</w:t>
-      </w:r>
-      <w:r>
-        <w:t xml:space="preserve"> </w:t>
-      </w:r>
-      <w:r>
         <w:t xml:space="preserve">“</w:t>
       </w:r>
       <w:r>
-        <w:t xml:space="preserve">Call 911.</w:t>
+        <w:t xml:space="preserve">Avoid the gym.</w:t>
       </w:r>
       <w:r>
         <w:t xml:space="preserve">”</w:t>
       </w:r>
-      <w:r>
-        <w:t xml:space="preserve"> </w:t>
-      </w:r>
-      <w:r>
-        <w:t xml:space="preserve">Or go to the nearest ER.</w:t>
-      </w:r>
-      <w:r>
-        <w:t xml:space="preserve"> </w:t>
-      </w:r>
-      <w:r>
-        <w:t xml:space="preserve">니나: 두 번째 버튼.</w:t>
+    </w:p>
+    <w:p>
+      <w:pPr>
+        <w:pStyle w:val="BodyText"/>
+      </w:pPr>
+      <w:r>
+        <w:t xml:space="preserve">ZOE: And a day-fourteen photo? To see the result?</w:t>
+      </w:r>
+    </w:p>
+    <w:p>
+      <w:pPr>
+        <w:pStyle w:val="BodyText"/>
+      </w:pPr>
+      <w:r>
+        <w:t xml:space="preserve">NINA: Optional. Stored privately. Jess can delete it any time.</w:t>
+      </w:r>
+    </w:p>
+    <w:p>
+      <w:pPr>
+        <w:pStyle w:val="BodyText"/>
+      </w:pPr>
+      <w:r>
+        <w:t xml:space="preserve">ELENA: And we never use it. Not for marketing. Not without new consent.</w:t>
+      </w:r>
+    </w:p>
+    <w:p>
+      <w:pPr>
+        <w:pStyle w:val="BodyText"/>
+      </w:pPr>
+      <w:r>
+        <w:t xml:space="preserve">ZOE: Linda taught us that. Separate consent. In writing.</w:t>
+      </w:r>
+    </w:p>
+    <w:p>
+      <w:pPr>
+        <w:pStyle w:val="BodyText"/>
+      </w:pPr>
+      <w:r>
+        <w:t xml:space="preserve">NINA: Then month three, six, nine. Gentle reminders.</w:t>
       </w:r>
       <w:r>
         <w:t xml:space="preserve"> </w:t>
@@ -873,61 +726,18 @@
         <w:t xml:space="preserve">“</w:t>
       </w:r>
       <w:r>
-        <w:t xml:space="preserve">911에 전화.</w:t>
+        <w:t xml:space="preserve">How do you feel about your result?</w:t>
       </w:r>
       <w:r>
         <w:t xml:space="preserve">”</w:t>
       </w:r>
-      <w:r>
-        <w:t xml:space="preserve"> </w:t>
-      </w:r>
-      <w:r>
-        <w:t xml:space="preserve">아니면 가까운 응급실로.</w:t>
-      </w:r>
-    </w:p>
-    <w:p>
-      <w:pPr>
-        <w:numPr>
-          <w:ilvl w:val="0"/>
-          <w:numId w:val="1002"/>
-        </w:numPr>
-      </w:pPr>
-      <w:r>
-        <w:t xml:space="preserve">NOAH: My sister didn’t have that. She waited two hours to call anyone. If she’d had one button in her hand, those two hours could have been ten minutes.</w:t>
-      </w:r>
-      <w:r>
-        <w:t xml:space="preserve"> </w:t>
-      </w:r>
-      <w:r>
-        <w:t xml:space="preserve">노아: 제 동생한텐 그게 없었어요. 누구한테 전화하기까지 두 시간을 기다렸어요. 손에 버튼 하나만 있었어도, 그 두 시간이 10분이 될 수 있었을 거예요.</w:t>
-      </w:r>
-    </w:p>
-    <w:p>
-      <w:pPr>
-        <w:numPr>
-          <w:ilvl w:val="0"/>
-          <w:numId w:val="1002"/>
-        </w:numPr>
-      </w:pPr>
-      <w:r>
-        <w:t xml:space="preserve">ELENA: Then that’s the most important button in the app.</w:t>
-      </w:r>
-      <w:r>
-        <w:t xml:space="preserve"> </w:t>
-      </w:r>
-      <w:r>
-        <w:t xml:space="preserve">엘레나: 그럼 그게 앱에서 가장 중요한 버튼이네요.</w:t>
-      </w:r>
-    </w:p>
-    <w:p>
-      <w:pPr>
-        <w:numPr>
-          <w:ilvl w:val="0"/>
-          <w:numId w:val="1002"/>
-        </w:numPr>
-      </w:pPr>
-      <w:r>
-        <w:t xml:space="preserve">NINA: What about a symptom checker? Jess uploads a photo. The app says</w:t>
+    </w:p>
+    <w:p>
+      <w:pPr>
+        <w:pStyle w:val="BodyText"/>
+      </w:pPr>
+      <w:r>
+        <w:t xml:space="preserve">ZOE: And month eleven.</w:t>
       </w:r>
       <w:r>
         <w:t xml:space="preserve"> </w:t>
@@ -936,22 +746,18 @@
         <w:t xml:space="preserve">“</w:t>
       </w:r>
       <w:r>
-        <w:t xml:space="preserve">normal</w:t>
+        <w:t xml:space="preserve">Time to book your next visit.</w:t>
       </w:r>
       <w:r>
         <w:t xml:space="preserve">”</w:t>
       </w:r>
-      <w:r>
-        <w:t xml:space="preserve"> </w:t>
-      </w:r>
-      <w:r>
-        <w:t xml:space="preserve">or not.</w:t>
-      </w:r>
-      <w:r>
-        <w:t xml:space="preserve"> </w:t>
-      </w:r>
-      <w:r>
-        <w:t xml:space="preserve">니나: 증상 체크 기능은요? 제스가 사진을 올리면. 앱이</w:t>
+    </w:p>
+    <w:p>
+      <w:pPr>
+        <w:pStyle w:val="BodyText"/>
+      </w:pPr>
+      <w:r>
+        <w:t xml:space="preserve">ELENA: With her injector. Not with</w:t>
       </w:r>
       <w:r>
         <w:t xml:space="preserve"> </w:t>
@@ -960,483 +766,50 @@
         <w:t xml:space="preserve">“</w:t>
       </w:r>
       <w:r>
-        <w:t xml:space="preserve">정상</w:t>
+        <w:t xml:space="preserve">any Veyra clinic.</w:t>
       </w:r>
       <w:r>
         <w:t xml:space="preserve">”</w:t>
       </w:r>
-      <w:r>
-        <w:t xml:space="preserve">인지 말해 줘요.</w:t>
-      </w:r>
-    </w:p>
-    <w:p>
-      <w:pPr>
-        <w:numPr>
-          <w:ilvl w:val="0"/>
-          <w:numId w:val="1002"/>
-        </w:numPr>
-      </w:pPr>
-      <w:r>
-        <w:t xml:space="preserve">DIANE: Stop there, Nina. If the app diagnoses anything, even just normal or not normal, the app itself becomes a medical device. And that changes our whole timeline and budget.</w:t>
-      </w:r>
-      <w:r>
-        <w:t xml:space="preserve"> </w:t>
-      </w:r>
-      <w:r>
-        <w:t xml:space="preserve">다이앤: 거기서 멈춰요, 니나. 앱이 뭔가를 진단하면, 그게 정상인지 아닌지뿐이라도, 앱 자체가 의료기기가 돼요. 그러면 일정과 예산이 통째로 바뀌어요.</w:t>
-      </w:r>
-    </w:p>
-    <w:p>
-      <w:pPr>
-        <w:numPr>
-          <w:ilvl w:val="0"/>
-          <w:numId w:val="1002"/>
-        </w:numPr>
-      </w:pPr>
-      <w:r>
-        <w:t xml:space="preserve">NINA: Software as a medical device. I know. We avoided that at my last job.</w:t>
-      </w:r>
-      <w:r>
-        <w:t xml:space="preserve"> </w:t>
-      </w:r>
-      <w:r>
-        <w:t xml:space="preserve">니나: 의료기기 소프트웨어. 알아요. 전 직장에서 그걸 피했어요.</w:t>
-      </w:r>
-    </w:p>
-    <w:p>
-      <w:pPr>
-        <w:numPr>
-          <w:ilvl w:val="0"/>
-          <w:numId w:val="1002"/>
-        </w:numPr>
-      </w:pPr>
-      <w:r>
-        <w:t xml:space="preserve">MARCUS: What happens if we become a device?</w:t>
-      </w:r>
-      <w:r>
-        <w:t xml:space="preserve"> </w:t>
-      </w:r>
-      <w:r>
-        <w:t xml:space="preserve">마커스: 우리가 기기가 되면 어떻게 되는데?</w:t>
-      </w:r>
-    </w:p>
-    <w:p>
-      <w:pPr>
-        <w:numPr>
-          <w:ilvl w:val="0"/>
-          <w:numId w:val="1002"/>
-        </w:numPr>
-      </w:pPr>
-      <w:r>
-        <w:t xml:space="preserve">DIANE: FDA review. Clinical validation. Another year. Maybe two.</w:t>
-      </w:r>
-      <w:r>
-        <w:t xml:space="preserve"> </w:t>
-      </w:r>
-      <w:r>
-        <w:t xml:space="preserve">다이앤: FDA 심사. 임상 검증. 1년 더. 어쩌면 2년.</w:t>
-      </w:r>
-    </w:p>
-    <w:p>
-      <w:pPr>
-        <w:numPr>
-          <w:ilvl w:val="0"/>
-          <w:numId w:val="1002"/>
-        </w:numPr>
-      </w:pPr>
-      <w:r>
-        <w:t xml:space="preserve">NOAH: Then no diagnosis. General information only. And</w:t>
-      </w:r>
-      <w:r>
-        <w:t xml:space="preserve"> </w:t>
-      </w:r>
-      <w:r>
-        <w:t xml:space="preserve">“</w:t>
-      </w:r>
-      <w:r>
-        <w:t xml:space="preserve">call your injector.</w:t>
-      </w:r>
-      <w:r>
-        <w:t xml:space="preserve">”</w:t>
-      </w:r>
-      <w:r>
-        <w:t xml:space="preserve"> </w:t>
-      </w:r>
-      <w:r>
-        <w:t xml:space="preserve">노아: 그럼 진단은 없어요. 일반 정보만. 그리고</w:t>
-      </w:r>
-      <w:r>
-        <w:t xml:space="preserve"> </w:t>
-      </w:r>
-      <w:r>
-        <w:t xml:space="preserve">“</w:t>
-      </w:r>
-      <w:r>
-        <w:t xml:space="preserve">시술자에게 전화.</w:t>
-      </w:r>
-      <w:r>
-        <w:t xml:space="preserve">”</w:t>
-      </w:r>
-    </w:p>
-    <w:p>
-      <w:pPr>
-        <w:numPr>
-          <w:ilvl w:val="0"/>
-          <w:numId w:val="1002"/>
-        </w:numPr>
-      </w:pPr>
-      <w:r>
-        <w:t xml:space="preserve">ELENA: Better medically too. A photo can’t feel pain. Jess can.</w:t>
-      </w:r>
-      <w:r>
-        <w:t xml:space="preserve"> </w:t>
-      </w:r>
-      <w:r>
-        <w:t xml:space="preserve">엘레나: 의학적으로도 더 나아요. 사진은 통증을 못 느끼지만. 제스는 느끼니까요.</w:t>
-      </w:r>
-    </w:p>
-    <w:p>
-      <w:pPr>
-        <w:numPr>
-          <w:ilvl w:val="0"/>
-          <w:numId w:val="1002"/>
-        </w:numPr>
-      </w:pPr>
-      <w:r>
-        <w:t xml:space="preserve">NINA: Day one to fourteen. Daily check-ins. Short tips.</w:t>
-      </w:r>
-      <w:r>
-        <w:t xml:space="preserve"> </w:t>
-      </w:r>
-      <w:r>
-        <w:t xml:space="preserve">“</w:t>
-      </w:r>
-      <w:r>
-        <w:t xml:space="preserve">Ice today.</w:t>
-      </w:r>
-      <w:r>
-        <w:t xml:space="preserve">”</w:t>
-      </w:r>
-      <w:r>
-        <w:t xml:space="preserve"> </w:t>
-      </w:r>
-      <w:r>
-        <w:t xml:space="preserve">“</w:t>
-      </w:r>
-      <w:r>
-        <w:t xml:space="preserve">Avoid the gym.</w:t>
-      </w:r>
-      <w:r>
-        <w:t xml:space="preserve">”</w:t>
-      </w:r>
-      <w:r>
-        <w:t xml:space="preserve"> </w:t>
-      </w:r>
-      <w:r>
-        <w:t xml:space="preserve">니나: 1일부터 14일. 매일 체크인. 짧은 팁.</w:t>
-      </w:r>
-      <w:r>
-        <w:t xml:space="preserve"> </w:t>
-      </w:r>
-      <w:r>
-        <w:t xml:space="preserve">“</w:t>
-      </w:r>
-      <w:r>
-        <w:t xml:space="preserve">오늘은 얼음찜질.</w:t>
-      </w:r>
-      <w:r>
-        <w:t xml:space="preserve">”</w:t>
-      </w:r>
-      <w:r>
-        <w:t xml:space="preserve"> </w:t>
-      </w:r>
-      <w:r>
-        <w:t xml:space="preserve">“</w:t>
-      </w:r>
-      <w:r>
-        <w:t xml:space="preserve">헬스장 피하기.</w:t>
-      </w:r>
-      <w:r>
-        <w:t xml:space="preserve">”</w:t>
-      </w:r>
-    </w:p>
-    <w:p>
-      <w:pPr>
-        <w:numPr>
-          <w:ilvl w:val="0"/>
-          <w:numId w:val="1002"/>
-        </w:numPr>
-      </w:pPr>
-      <w:r>
-        <w:t xml:space="preserve">ZOE: And a day-fourteen photo? To see the result?</w:t>
-      </w:r>
-      <w:r>
-        <w:t xml:space="preserve"> </w:t>
-      </w:r>
-      <w:r>
-        <w:t xml:space="preserve">조이: 그리고 14일 차 사진? 결과 보려고?</w:t>
-      </w:r>
-    </w:p>
-    <w:p>
-      <w:pPr>
-        <w:numPr>
-          <w:ilvl w:val="0"/>
-          <w:numId w:val="1002"/>
-        </w:numPr>
-      </w:pPr>
-      <w:r>
-        <w:t xml:space="preserve">NINA: Optional. Stored privately. Jess can delete it any time.</w:t>
-      </w:r>
-      <w:r>
-        <w:t xml:space="preserve"> </w:t>
-      </w:r>
-      <w:r>
-        <w:t xml:space="preserve">니나: 선택 사항. 비공개 저장. 제스가 언제든 삭제 가능.</w:t>
-      </w:r>
-    </w:p>
-    <w:p>
-      <w:pPr>
-        <w:numPr>
-          <w:ilvl w:val="0"/>
-          <w:numId w:val="1002"/>
-        </w:numPr>
-      </w:pPr>
-      <w:r>
-        <w:t xml:space="preserve">ELENA: And we never use it. Not for marketing. Not without new consent.</w:t>
-      </w:r>
-      <w:r>
-        <w:t xml:space="preserve"> </w:t>
-      </w:r>
-      <w:r>
-        <w:t xml:space="preserve">엘레나: 그리고 우린 절대 쓰지 않아요. 마케팅에도. 새 동의 없이는.</w:t>
-      </w:r>
-    </w:p>
-    <w:p>
-      <w:pPr>
-        <w:numPr>
-          <w:ilvl w:val="0"/>
-          <w:numId w:val="1002"/>
-        </w:numPr>
-      </w:pPr>
-      <w:r>
-        <w:t xml:space="preserve">ZOE: Linda taught us that. Separate consent. In writing.</w:t>
-      </w:r>
-      <w:r>
-        <w:t xml:space="preserve"> </w:t>
-      </w:r>
-      <w:r>
-        <w:t xml:space="preserve">조이: 린다가 가르쳐 줬죠. 별도 동의. 서면으로.</w:t>
-      </w:r>
-    </w:p>
-    <w:p>
-      <w:pPr>
-        <w:numPr>
-          <w:ilvl w:val="0"/>
-          <w:numId w:val="1002"/>
-        </w:numPr>
-      </w:pPr>
-      <w:r>
-        <w:t xml:space="preserve">NINA: Then month three, six, nine. Gentle reminders.</w:t>
-      </w:r>
-      <w:r>
-        <w:t xml:space="preserve"> </w:t>
-      </w:r>
-      <w:r>
-        <w:t xml:space="preserve">“</w:t>
-      </w:r>
-      <w:r>
-        <w:t xml:space="preserve">How do you feel about your result?</w:t>
-      </w:r>
-      <w:r>
-        <w:t xml:space="preserve">”</w:t>
-      </w:r>
-      <w:r>
-        <w:t xml:space="preserve"> </w:t>
-      </w:r>
-      <w:r>
-        <w:t xml:space="preserve">니나: 그다음 3개월, 6개월, 9개월. 부드러운 알림.</w:t>
-      </w:r>
-      <w:r>
-        <w:t xml:space="preserve"> </w:t>
-      </w:r>
-      <w:r>
-        <w:t xml:space="preserve">“</w:t>
-      </w:r>
-      <w:r>
-        <w:t xml:space="preserve">결과에 대해 어떻게 느끼세요?</w:t>
-      </w:r>
-      <w:r>
-        <w:t xml:space="preserve">”</w:t>
-      </w:r>
-    </w:p>
-    <w:p>
-      <w:pPr>
-        <w:numPr>
-          <w:ilvl w:val="0"/>
-          <w:numId w:val="1002"/>
-        </w:numPr>
-      </w:pPr>
-      <w:r>
-        <w:t xml:space="preserve">ZOE: And month eleven.</w:t>
-      </w:r>
-      <w:r>
-        <w:t xml:space="preserve"> </w:t>
-      </w:r>
-      <w:r>
-        <w:t xml:space="preserve">“</w:t>
-      </w:r>
-      <w:r>
-        <w:t xml:space="preserve">Time to book your next visit.</w:t>
-      </w:r>
-      <w:r>
-        <w:t xml:space="preserve">”</w:t>
-      </w:r>
-      <w:r>
-        <w:t xml:space="preserve"> </w:t>
-      </w:r>
-      <w:r>
-        <w:t xml:space="preserve">조이: 그리고 11개월.</w:t>
-      </w:r>
-      <w:r>
-        <w:t xml:space="preserve"> </w:t>
-      </w:r>
-      <w:r>
-        <w:t xml:space="preserve">“</w:t>
-      </w:r>
-      <w:r>
-        <w:t xml:space="preserve">다음 방문을 예약할 때예요.</w:t>
-      </w:r>
-      <w:r>
-        <w:t xml:space="preserve">”</w:t>
-      </w:r>
-    </w:p>
-    <w:p>
-      <w:pPr>
-        <w:numPr>
-          <w:ilvl w:val="0"/>
-          <w:numId w:val="1002"/>
-        </w:numPr>
-      </w:pPr>
-      <w:r>
-        <w:t xml:space="preserve">ELENA: With her injector. Not with</w:t>
-      </w:r>
-      <w:r>
-        <w:t xml:space="preserve"> </w:t>
-      </w:r>
-      <w:r>
-        <w:t xml:space="preserve">“</w:t>
-      </w:r>
-      <w:r>
-        <w:t xml:space="preserve">any Veyra clinic.</w:t>
-      </w:r>
-      <w:r>
-        <w:t xml:space="preserve">”</w:t>
-      </w:r>
-      <w:r>
-        <w:t xml:space="preserve"> </w:t>
-      </w:r>
-      <w:r>
-        <w:t xml:space="preserve">엘레나: 그녀의 시술자에게요.</w:t>
-      </w:r>
-      <w:r>
-        <w:t xml:space="preserve"> </w:t>
-      </w:r>
-      <w:r>
-        <w:t xml:space="preserve">“</w:t>
-      </w:r>
-      <w:r>
-        <w:t xml:space="preserve">아무 베이라 병원</w:t>
-      </w:r>
-      <w:r>
-        <w:t xml:space="preserve">”</w:t>
-      </w:r>
-      <w:r>
-        <w:t xml:space="preserve">이 아니라.</w:t>
-      </w:r>
-    </w:p>
-    <w:p>
-      <w:pPr>
-        <w:numPr>
-          <w:ilvl w:val="0"/>
-          <w:numId w:val="1002"/>
-        </w:numPr>
+    </w:p>
+    <w:p>
+      <w:pPr>
+        <w:pStyle w:val="BodyText"/>
       </w:pPr>
       <w:r>
         <w:t xml:space="preserve">NOAH: Why does that matter?</w:t>
       </w:r>
-      <w:r>
-        <w:t xml:space="preserve"> </w:t>
-      </w:r>
-      <w:r>
-        <w:t xml:space="preserve">노아: 그게 왜 중요해요?</w:t>
-      </w:r>
-    </w:p>
-    <w:p>
-      <w:pPr>
-        <w:numPr>
-          <w:ilvl w:val="0"/>
-          <w:numId w:val="1002"/>
-        </w:numPr>
+    </w:p>
+    <w:p>
+      <w:pPr>
+        <w:pStyle w:val="BodyText"/>
       </w:pPr>
       <w:r>
         <w:t xml:space="preserve">ELENA: Because the same injector knows her face, her history, and exactly what was injected last time. A new injector starts from zero. In medicine, continuity is safety.</w:t>
       </w:r>
-      <w:r>
-        <w:t xml:space="preserve"> </w:t>
-      </w:r>
-      <w:r>
-        <w:t xml:space="preserve">엘레나: 같은 시술자는 그녀의 얼굴, 병력, 그리고 지난번에 정확히 뭘 주입했는지 알거든요. 새 시술자는 0부터 시작해요. 의료에선 연속성이 곧 안전이에요.</w:t>
-      </w:r>
-    </w:p>
-    <w:p>
-      <w:pPr>
-        <w:numPr>
-          <w:ilvl w:val="0"/>
-          <w:numId w:val="1002"/>
-        </w:numPr>
+    </w:p>
+    <w:p>
+      <w:pPr>
+        <w:pStyle w:val="BodyText"/>
       </w:pPr>
       <w:r>
         <w:t xml:space="preserve">NINA: Continuity is also retention. Elena, you just made Zoe happy.</w:t>
       </w:r>
-      <w:r>
-        <w:t xml:space="preserve"> </w:t>
-      </w:r>
-      <w:r>
-        <w:t xml:space="preserve">니나: 연속성은 유지율이기도 해요. 엘레나, 방금 조이를 행복하게 해 줬네요.</w:t>
-      </w:r>
-    </w:p>
-    <w:p>
-      <w:pPr>
-        <w:numPr>
-          <w:ilvl w:val="0"/>
-          <w:numId w:val="1002"/>
-        </w:numPr>
+    </w:p>
+    <w:p>
+      <w:pPr>
+        <w:pStyle w:val="BodyText"/>
       </w:pPr>
       <w:r>
         <w:t xml:space="preserve">ZOE: Very happy.</w:t>
       </w:r>
-      <w:r>
-        <w:t xml:space="preserve"> </w:t>
-      </w:r>
-      <w:r>
-        <w:t xml:space="preserve">조이: 아주요.</w:t>
-      </w:r>
-    </w:p>
-    <w:p>
-      <w:pPr>
-        <w:numPr>
-          <w:ilvl w:val="0"/>
-          <w:numId w:val="1002"/>
-        </w:numPr>
+    </w:p>
+    <w:p>
+      <w:pPr>
+        <w:pStyle w:val="BodyText"/>
       </w:pPr>
       <w:r>
         <w:t xml:space="preserve">NINA: Good. Now the hard part. Data.</w:t>
-      </w:r>
-      <w:r>
-        <w:t xml:space="preserve"> </w:t>
-      </w:r>
-      <w:r>
-        <w:t xml:space="preserve">니나: 좋아요. 이제 어려운 부분. 데이터.</w:t>
       </w:r>
     </w:p>
     <w:bookmarkEnd w:id="22"/>
@@ -1451,248 +824,119 @@
     </w:p>
     <w:p>
       <w:pPr>
-        <w:numPr>
-          <w:ilvl w:val="0"/>
-          <w:numId w:val="1003"/>
-        </w:numPr>
+        <w:pStyle w:val="FirstParagraph"/>
       </w:pPr>
       <w:r>
         <w:t xml:space="preserve">DIANE: First question. Are we covered by HIPAA?</w:t>
       </w:r>
-      <w:r>
-        <w:t xml:space="preserve"> </w:t>
-      </w:r>
-      <w:r>
-        <w:t xml:space="preserve">다이앤: 첫 질문. 우리가 HIPAA 적용 대상인가요?</w:t>
-      </w:r>
-    </w:p>
-    <w:p>
-      <w:pPr>
-        <w:numPr>
-          <w:ilvl w:val="0"/>
-          <w:numId w:val="1003"/>
-        </w:numPr>
+    </w:p>
+    <w:p>
+      <w:pPr>
+        <w:pStyle w:val="BodyText"/>
       </w:pPr>
       <w:r>
         <w:t xml:space="preserve">NINA: Depends. If clinics send us patient records, we’re a business associate.</w:t>
       </w:r>
-      <w:r>
-        <w:t xml:space="preserve"> </w:t>
-      </w:r>
-      <w:r>
-        <w:t xml:space="preserve">니나: 경우에 따라요. 병원이 환자 기록을 보내면 우린 업무 협력자예요.</w:t>
-      </w:r>
-    </w:p>
-    <w:p>
-      <w:pPr>
-        <w:numPr>
-          <w:ilvl w:val="0"/>
-          <w:numId w:val="1003"/>
-        </w:numPr>
+    </w:p>
+    <w:p>
+      <w:pPr>
+        <w:pStyle w:val="BodyText"/>
       </w:pPr>
       <w:r>
         <w:t xml:space="preserve">MARCUS: And if they don’t?</w:t>
       </w:r>
-      <w:r>
-        <w:t xml:space="preserve"> </w:t>
-      </w:r>
-      <w:r>
-        <w:t xml:space="preserve">마커스: 안 보내면?</w:t>
-      </w:r>
-    </w:p>
-    <w:p>
-      <w:pPr>
-        <w:numPr>
-          <w:ilvl w:val="0"/>
-          <w:numId w:val="1003"/>
-        </w:numPr>
+    </w:p>
+    <w:p>
+      <w:pPr>
+        <w:pStyle w:val="BodyText"/>
       </w:pPr>
       <w:r>
         <w:t xml:space="preserve">NINA: If Jess enters her own data, HIPAA may not apply, because we’re not her doctor. But that doesn’t mean we’re free. Other laws still apply, and they’re getting stricter.</w:t>
       </w:r>
-      <w:r>
-        <w:t xml:space="preserve"> </w:t>
-      </w:r>
-      <w:r>
-        <w:t xml:space="preserve">니나: 제스가 직접 데이터를 입력하면, 우리가 그녀의 의사가 아니니까 HIPAA는 적용 안 될 수도 있어요. 그렇다고 자유로운 건 아니에요. 다른 법은 여전히 적용되고, 점점 더 엄격해지고 있어요.</w:t>
-      </w:r>
-    </w:p>
-    <w:p>
-      <w:pPr>
-        <w:numPr>
-          <w:ilvl w:val="0"/>
-          <w:numId w:val="1003"/>
-        </w:numPr>
+    </w:p>
+    <w:p>
+      <w:pPr>
+        <w:pStyle w:val="BodyText"/>
       </w:pPr>
       <w:r>
         <w:t xml:space="preserve">DIANE: The FTC. State privacy laws. And common sense.</w:t>
       </w:r>
-      <w:r>
-        <w:t xml:space="preserve"> </w:t>
-      </w:r>
-      <w:r>
-        <w:t xml:space="preserve">다이앤: FTC. 주 개인정보법. 그리고 상식.</w:t>
-      </w:r>
-    </w:p>
-    <w:p>
-      <w:pPr>
-        <w:numPr>
-          <w:ilvl w:val="0"/>
-          <w:numId w:val="1003"/>
-        </w:numPr>
+    </w:p>
+    <w:p>
+      <w:pPr>
+        <w:pStyle w:val="BodyText"/>
       </w:pPr>
       <w:r>
         <w:t xml:space="preserve">ELENA: Treat it like protected health information anyway. Always.</w:t>
       </w:r>
-      <w:r>
-        <w:t xml:space="preserve"> </w:t>
-      </w:r>
-      <w:r>
-        <w:t xml:space="preserve">엘레나: 어쨌든 보호 대상 건강 정보처럼 다뤄요. 항상.</w:t>
-      </w:r>
-    </w:p>
-    <w:p>
-      <w:pPr>
-        <w:numPr>
-          <w:ilvl w:val="0"/>
-          <w:numId w:val="1003"/>
-        </w:numPr>
+    </w:p>
+    <w:p>
+      <w:pPr>
+        <w:pStyle w:val="BodyText"/>
       </w:pPr>
       <w:r>
         <w:t xml:space="preserve">NINA: Agreed. Encrypted. Minimal. We collect only what Jess needs.</w:t>
       </w:r>
-      <w:r>
-        <w:t xml:space="preserve"> </w:t>
-      </w:r>
-      <w:r>
-        <w:t xml:space="preserve">니나: 동의해요. 암호화. 최소한으로. 제스에게 필요한 것만 수집해요.</w:t>
-      </w:r>
-    </w:p>
-    <w:p>
-      <w:pPr>
-        <w:numPr>
-          <w:ilvl w:val="0"/>
-          <w:numId w:val="1003"/>
-        </w:numPr>
+    </w:p>
+    <w:p>
+      <w:pPr>
+        <w:pStyle w:val="BodyText"/>
       </w:pPr>
       <w:r>
         <w:t xml:space="preserve">ZOE: What about her email? For marketing?</w:t>
       </w:r>
-      <w:r>
-        <w:t xml:space="preserve"> </w:t>
-      </w:r>
-      <w:r>
-        <w:t xml:space="preserve">조이: 그녀의 이메일은요? 마케팅용으로?</w:t>
-      </w:r>
-    </w:p>
-    <w:p>
-      <w:pPr>
-        <w:numPr>
-          <w:ilvl w:val="0"/>
-          <w:numId w:val="1003"/>
-        </w:numPr>
+    </w:p>
+    <w:p>
+      <w:pPr>
+        <w:pStyle w:val="BodyText"/>
       </w:pPr>
       <w:r>
         <w:t xml:space="preserve">NINA: Separate consent. A checkbox. Unchecked by default. Opt-in only.</w:t>
       </w:r>
-      <w:r>
-        <w:t xml:space="preserve"> </w:t>
-      </w:r>
-      <w:r>
-        <w:t xml:space="preserve">니나: 별도 동의. 체크박스. 기본은 해제. 옵트인만.</w:t>
-      </w:r>
-    </w:p>
-    <w:p>
-      <w:pPr>
-        <w:numPr>
-          <w:ilvl w:val="0"/>
-          <w:numId w:val="1003"/>
-        </w:numPr>
+    </w:p>
+    <w:p>
+      <w:pPr>
+        <w:pStyle w:val="BodyText"/>
       </w:pPr>
       <w:r>
         <w:t xml:space="preserve">ZOE: Unchecked? Nobody checks boxes. We’ll lose eighty percent.</w:t>
       </w:r>
-      <w:r>
-        <w:t xml:space="preserve"> </w:t>
-      </w:r>
-      <w:r>
-        <w:t xml:space="preserve">조이: 해제 상태로요? 아무도 체크 안 해요. 80퍼센트를 잃을 거예요.</w:t>
-      </w:r>
-    </w:p>
-    <w:p>
-      <w:pPr>
-        <w:numPr>
-          <w:ilvl w:val="0"/>
-          <w:numId w:val="1003"/>
-        </w:numPr>
+    </w:p>
+    <w:p>
+      <w:pPr>
+        <w:pStyle w:val="BodyText"/>
       </w:pPr>
       <w:r>
         <w:t xml:space="preserve">DIANE: Then earn the twenty percent. People who choose to hear from us actually want to. Pre-checked boxes might look good on a dashboard, but they’re a lawsuit waiting to happen.</w:t>
       </w:r>
-      <w:r>
-        <w:t xml:space="preserve"> </w:t>
-      </w:r>
-      <w:r>
-        <w:t xml:space="preserve">다이앤: 그럼 20퍼센트를 얻어 내요. 스스로 연락받기를 선택한 사람들은 진짜로 원하는 거예요. 미리 체크된 박스는 대시보드에선 좋아 보일지 몰라도, 소송을 기다리는 거예요.</w:t>
-      </w:r>
-    </w:p>
-    <w:p>
-      <w:pPr>
-        <w:numPr>
-          <w:ilvl w:val="0"/>
-          <w:numId w:val="1003"/>
-        </w:numPr>
+    </w:p>
+    <w:p>
+      <w:pPr>
+        <w:pStyle w:val="BodyText"/>
       </w:pPr>
       <w:r>
         <w:t xml:space="preserve">NINA: At my last company, opt-in users opened emails three times more. Quality over quantity.</w:t>
       </w:r>
-      <w:r>
-        <w:t xml:space="preserve"> </w:t>
-      </w:r>
-      <w:r>
-        <w:t xml:space="preserve">니나: 전 회사에선 옵트인 사용자가 이메일을 세 배 더 열었어요. 양보다 질.</w:t>
-      </w:r>
-    </w:p>
-    <w:p>
-      <w:pPr>
-        <w:numPr>
-          <w:ilvl w:val="0"/>
-          <w:numId w:val="1003"/>
-        </w:numPr>
+    </w:p>
+    <w:p>
+      <w:pPr>
+        <w:pStyle w:val="BodyText"/>
       </w:pPr>
       <w:r>
         <w:t xml:space="preserve">ZOE: Three times? …Okay. I can sell that to myself.</w:t>
       </w:r>
-      <w:r>
-        <w:t xml:space="preserve"> </w:t>
-      </w:r>
-      <w:r>
-        <w:t xml:space="preserve">조이: 세 배요? …좋아요. 그건 저 자신한테 팔 수 있겠네요.</w:t>
-      </w:r>
-    </w:p>
-    <w:p>
-      <w:pPr>
-        <w:numPr>
-          <w:ilvl w:val="0"/>
-          <w:numId w:val="1003"/>
-        </w:numPr>
+    </w:p>
+    <w:p>
+      <w:pPr>
+        <w:pStyle w:val="BodyText"/>
       </w:pPr>
       <w:r>
         <w:t xml:space="preserve">MARCUS: Do we ever sell the data? Even anonymized?</w:t>
       </w:r>
-      <w:r>
-        <w:t xml:space="preserve"> </w:t>
-      </w:r>
-      <w:r>
-        <w:t xml:space="preserve">마커스: 데이터를 팔기도 해? 익명화해서라도?</w:t>
-      </w:r>
-    </w:p>
-    <w:p>
-      <w:pPr>
-        <w:numPr>
-          <w:ilvl w:val="0"/>
-          <w:numId w:val="1003"/>
-        </w:numPr>
+    </w:p>
+    <w:p>
+      <w:pPr>
+        <w:pStyle w:val="BodyText"/>
       </w:pPr>
       <w:r>
         <w:t xml:space="preserve">NOAH: Never. Write it on the first page.</w:t>
@@ -1709,11 +953,37 @@
       <w:r>
         <w:t xml:space="preserve">”</w:t>
       </w:r>
-      <w:r>
-        <w:t xml:space="preserve"> </w:t>
-      </w:r>
-      <w:r>
-        <w:t xml:space="preserve">노아: 절대요. 첫 페이지에 써요.</w:t>
+    </w:p>
+    <w:p>
+      <w:pPr>
+        <w:pStyle w:val="BodyText"/>
+      </w:pPr>
+      <w:r>
+        <w:t xml:space="preserve">DIANE: In plain English. Not legal English.</w:t>
+      </w:r>
+    </w:p>
+    <w:p>
+      <w:pPr>
+        <w:pStyle w:val="BodyText"/>
+      </w:pPr>
+      <w:r>
+        <w:t xml:space="preserve">NINA: Privacy policy at an eighth-grade reading level. I’ve done it before.</w:t>
+      </w:r>
+    </w:p>
+    <w:p>
+      <w:pPr>
+        <w:pStyle w:val="BodyText"/>
+      </w:pPr>
+      <w:r>
+        <w:t xml:space="preserve">NOAH: Like our consent forms in the trial. Rachel loved them.</w:t>
+      </w:r>
+    </w:p>
+    <w:p>
+      <w:pPr>
+        <w:pStyle w:val="BodyText"/>
+      </w:pPr>
+      <w:r>
+        <w:t xml:space="preserve">ELENA: And deletion. One button.</w:t>
       </w:r>
       <w:r>
         <w:t xml:space="preserve"> </w:t>
@@ -1722,7 +992,7 @@
         <w:t xml:space="preserve">“</w:t>
       </w:r>
       <w:r>
-        <w:t xml:space="preserve">우리는 당신의 데이터를 팔지 않습니다.</w:t>
+        <w:t xml:space="preserve">Delete my account and all my data.</w:t>
       </w:r>
       <w:r>
         <w:t xml:space="preserve">”</w:t>
@@ -1730,281 +1000,90 @@
     </w:p>
     <w:p>
       <w:pPr>
-        <w:numPr>
-          <w:ilvl w:val="0"/>
-          <w:numId w:val="1003"/>
-        </w:numPr>
-      </w:pPr>
-      <w:r>
-        <w:t xml:space="preserve">DIANE: In plain English. Not legal English.</w:t>
-      </w:r>
-      <w:r>
-        <w:t xml:space="preserve"> </w:t>
-      </w:r>
-      <w:r>
-        <w:t xml:space="preserve">다이앤: 쉬운 영어로. 법률 영어 말고.</w:t>
-      </w:r>
-    </w:p>
-    <w:p>
-      <w:pPr>
-        <w:numPr>
-          <w:ilvl w:val="0"/>
-          <w:numId w:val="1003"/>
-        </w:numPr>
-      </w:pPr>
-      <w:r>
-        <w:t xml:space="preserve">NINA: Privacy policy at an eighth-grade reading level. I’ve done it before.</w:t>
-      </w:r>
-      <w:r>
-        <w:t xml:space="preserve"> </w:t>
-      </w:r>
-      <w:r>
-        <w:t xml:space="preserve">니나: 중학교 2학년 수준의 개인정보 처리방침. 해 봤어요.</w:t>
-      </w:r>
-    </w:p>
-    <w:p>
-      <w:pPr>
-        <w:numPr>
-          <w:ilvl w:val="0"/>
-          <w:numId w:val="1003"/>
-        </w:numPr>
-      </w:pPr>
-      <w:r>
-        <w:t xml:space="preserve">NOAH: Like our consent forms in the trial. Rachel loved them.</w:t>
-      </w:r>
-      <w:r>
-        <w:t xml:space="preserve"> </w:t>
-      </w:r>
-      <w:r>
-        <w:t xml:space="preserve">노아: 임상 때 우리 동의서처럼요. 레이첼이 좋아했죠.</w:t>
-      </w:r>
-    </w:p>
-    <w:p>
-      <w:pPr>
-        <w:numPr>
-          <w:ilvl w:val="0"/>
-          <w:numId w:val="1003"/>
-        </w:numPr>
-      </w:pPr>
-      <w:r>
-        <w:t xml:space="preserve">ELENA: And deletion. One button.</w:t>
-      </w:r>
-      <w:r>
-        <w:t xml:space="preserve"> </w:t>
-      </w:r>
-      <w:r>
-        <w:t xml:space="preserve">“</w:t>
-      </w:r>
-      <w:r>
-        <w:t xml:space="preserve">Delete my account and all my data.</w:t>
-      </w:r>
-      <w:r>
-        <w:t xml:space="preserve">”</w:t>
-      </w:r>
-      <w:r>
-        <w:t xml:space="preserve"> </w:t>
-      </w:r>
-      <w:r>
-        <w:t xml:space="preserve">엘레나: 그리고 삭제. 버튼 하나.</w:t>
-      </w:r>
-      <w:r>
-        <w:t xml:space="preserve"> </w:t>
-      </w:r>
-      <w:r>
-        <w:t xml:space="preserve">“</w:t>
-      </w:r>
-      <w:r>
-        <w:t xml:space="preserve">내 계정과 모든 데이터 삭제.</w:t>
-      </w:r>
-      <w:r>
-        <w:t xml:space="preserve">”</w:t>
-      </w:r>
-    </w:p>
-    <w:p>
-      <w:pPr>
-        <w:numPr>
-          <w:ilvl w:val="0"/>
-          <w:numId w:val="1003"/>
-        </w:numPr>
+        <w:pStyle w:val="BodyText"/>
       </w:pPr>
       <w:r>
         <w:t xml:space="preserve">ZOE: One button to leave? That’s so easy.</w:t>
       </w:r>
-      <w:r>
-        <w:t xml:space="preserve"> </w:t>
-      </w:r>
-      <w:r>
-        <w:t xml:space="preserve">조이: 떠나는 버튼이 하나라고요? 너무 쉬운데요.</w:t>
-      </w:r>
-    </w:p>
-    <w:p>
-      <w:pPr>
-        <w:numPr>
-          <w:ilvl w:val="0"/>
-          <w:numId w:val="1003"/>
-        </w:numPr>
+    </w:p>
+    <w:p>
+      <w:pPr>
+        <w:pStyle w:val="BodyText"/>
       </w:pPr>
       <w:r>
         <w:t xml:space="preserve">NINA: It should be easy. Think about it from Jess’s side. If leaving is hard, people don’t trust joining. If leaving is one tap, joining feels safe, and they usually stay.</w:t>
       </w:r>
-      <w:r>
-        <w:t xml:space="preserve"> </w:t>
-      </w:r>
-      <w:r>
-        <w:t xml:space="preserve">니나: 쉬워야 해요. 제스 입장에서 생각해 봐요. 떠나기 어려우면 가입을 믿지 않아요. 떠나는 게 한 번 탭이면 가입이 안전하게 느껴지고, 오히려 대개 남아요.</w:t>
-      </w:r>
-    </w:p>
-    <w:p>
-      <w:pPr>
-        <w:numPr>
-          <w:ilvl w:val="0"/>
-          <w:numId w:val="1003"/>
-        </w:numPr>
+    </w:p>
+    <w:p>
+      <w:pPr>
+        <w:pStyle w:val="BodyText"/>
       </w:pPr>
       <w:r>
         <w:t xml:space="preserve">MARCUS: What about a data breach? Who’s responsible?</w:t>
       </w:r>
-      <w:r>
-        <w:t xml:space="preserve"> </w:t>
-      </w:r>
-      <w:r>
-        <w:t xml:space="preserve">마커스: 데이터 유출은? 누가 책임져?</w:t>
-      </w:r>
-    </w:p>
-    <w:p>
-      <w:pPr>
-        <w:numPr>
-          <w:ilvl w:val="0"/>
-          <w:numId w:val="1003"/>
-        </w:numPr>
+    </w:p>
+    <w:p>
+      <w:pPr>
+        <w:pStyle w:val="BodyText"/>
       </w:pPr>
       <w:r>
         <w:t xml:space="preserve">DIANE: We are. Notification within days. Not weeks. It’s in the rules.</w:t>
       </w:r>
-      <w:r>
-        <w:t xml:space="preserve"> </w:t>
-      </w:r>
-      <w:r>
-        <w:t xml:space="preserve">다이앤: 우리가요. 며칠 안에 통보. 몇 주가 아니라. 규정에 있어요.</w:t>
-      </w:r>
-    </w:p>
-    <w:p>
-      <w:pPr>
-        <w:numPr>
-          <w:ilvl w:val="0"/>
-          <w:numId w:val="1003"/>
-        </w:numPr>
+    </w:p>
+    <w:p>
+      <w:pPr>
+        <w:pStyle w:val="BodyText"/>
       </w:pPr>
       <w:r>
         <w:t xml:space="preserve">NINA: That’s why minimal data matters. You can’t leak what you don’t have.</w:t>
       </w:r>
-      <w:r>
-        <w:t xml:space="preserve"> </w:t>
-      </w:r>
-      <w:r>
-        <w:t xml:space="preserve">니나: 그래서 최소 수집이 중요해요. 갖고 있지 않은 건 유출할 수 없죠.</w:t>
-      </w:r>
-    </w:p>
-    <w:p>
-      <w:pPr>
-        <w:numPr>
-          <w:ilvl w:val="0"/>
-          <w:numId w:val="1003"/>
-        </w:numPr>
+    </w:p>
+    <w:p>
+      <w:pPr>
+        <w:pStyle w:val="BodyText"/>
       </w:pPr>
       <w:r>
         <w:t xml:space="preserve">NOAH: Good. Privacy by design. Not as a patch.</w:t>
       </w:r>
-      <w:r>
-        <w:t xml:space="preserve"> </w:t>
-      </w:r>
-      <w:r>
-        <w:t xml:space="preserve">노아: 좋아요. 설계 단계부터 개인정보 보호. 땜질 말고.</w:t>
-      </w:r>
-    </w:p>
-    <w:p>
-      <w:pPr>
-        <w:numPr>
-          <w:ilvl w:val="0"/>
-          <w:numId w:val="1003"/>
-        </w:numPr>
+    </w:p>
+    <w:p>
+      <w:pPr>
+        <w:pStyle w:val="BodyText"/>
       </w:pPr>
       <w:r>
         <w:t xml:space="preserve">ZOE: Now can we talk about the fun part? Rewards.</w:t>
       </w:r>
-      <w:r>
-        <w:t xml:space="preserve"> </w:t>
-      </w:r>
-      <w:r>
-        <w:t xml:space="preserve">조이: 이제 재밌는 부분 얘기해도 돼요? 보상.</w:t>
-      </w:r>
-    </w:p>
-    <w:p>
-      <w:pPr>
-        <w:numPr>
-          <w:ilvl w:val="0"/>
-          <w:numId w:val="1003"/>
-        </w:numPr>
+    </w:p>
+    <w:p>
+      <w:pPr>
+        <w:pStyle w:val="BodyText"/>
       </w:pPr>
       <w:r>
         <w:t xml:space="preserve">ELENA: I’ve been dreading this.</w:t>
       </w:r>
-      <w:r>
-        <w:t xml:space="preserve"> </w:t>
-      </w:r>
-      <w:r>
-        <w:t xml:space="preserve">엘레나: 이거 두려워하고 있었어요.</w:t>
-      </w:r>
-    </w:p>
-    <w:p>
-      <w:pPr>
-        <w:numPr>
-          <w:ilvl w:val="0"/>
-          <w:numId w:val="1003"/>
-        </w:numPr>
+    </w:p>
+    <w:p>
+      <w:pPr>
+        <w:pStyle w:val="BodyText"/>
       </w:pPr>
       <w:r>
         <w:t xml:space="preserve">ZOE: Points. Jess earns points for every treatment. Points mean discounts.</w:t>
       </w:r>
-      <w:r>
-        <w:t xml:space="preserve"> </w:t>
-      </w:r>
-      <w:r>
-        <w:t xml:space="preserve">조이: 포인트. 제스가 시술할 때마다 포인트를 쌓아요. 포인트는 할인이 되고요.</w:t>
-      </w:r>
-    </w:p>
-    <w:p>
-      <w:pPr>
-        <w:numPr>
-          <w:ilvl w:val="0"/>
-          <w:numId w:val="1003"/>
-        </w:numPr>
+    </w:p>
+    <w:p>
+      <w:pPr>
+        <w:pStyle w:val="BodyText"/>
       </w:pPr>
       <w:r>
         <w:t xml:space="preserve">MARCUS: Points for referrals too? And for reviews?</w:t>
       </w:r>
-      <w:r>
-        <w:t xml:space="preserve"> </w:t>
-      </w:r>
-      <w:r>
-        <w:t xml:space="preserve">마커스: 추천에도 포인트? 그리고 리뷰에도?</w:t>
-      </w:r>
-    </w:p>
-    <w:p>
-      <w:pPr>
-        <w:numPr>
-          <w:ilvl w:val="0"/>
-          <w:numId w:val="1003"/>
-        </w:numPr>
+    </w:p>
+    <w:p>
+      <w:pPr>
+        <w:pStyle w:val="BodyText"/>
       </w:pPr>
       <w:r>
         <w:t xml:space="preserve">ELENA: No. Absolutely not.</w:t>
-      </w:r>
-      <w:r>
-        <w:t xml:space="preserve"> </w:t>
-      </w:r>
-      <w:r>
-        <w:t xml:space="preserve">엘레나: 안 돼요. 절대로.</w:t>
       </w:r>
     </w:p>
     <w:bookmarkEnd w:id="23"/>
@@ -2019,44 +1098,23 @@
     </w:p>
     <w:p>
       <w:pPr>
-        <w:numPr>
-          <w:ilvl w:val="0"/>
-          <w:numId w:val="1004"/>
-        </w:numPr>
+        <w:pStyle w:val="FirstParagraph"/>
       </w:pPr>
       <w:r>
         <w:t xml:space="preserve">ZOE: Elena, every beauty brand has points. Lumaderm has points.</w:t>
       </w:r>
-      <w:r>
-        <w:t xml:space="preserve"> </w:t>
-      </w:r>
-      <w:r>
-        <w:t xml:space="preserve">조이: 엘레나, 모든 뷰티 브랜드에 포인트가 있어요. 루마덤도 있어요.</w:t>
-      </w:r>
-    </w:p>
-    <w:p>
-      <w:pPr>
-        <w:numPr>
-          <w:ilvl w:val="0"/>
-          <w:numId w:val="1004"/>
-        </w:numPr>
+    </w:p>
+    <w:p>
+      <w:pPr>
+        <w:pStyle w:val="BodyText"/>
       </w:pPr>
       <w:r>
         <w:t xml:space="preserve">ELENA: Then Lumaderm rewards people for more needles. We won’t.</w:t>
       </w:r>
-      <w:r>
-        <w:t xml:space="preserve"> </w:t>
-      </w:r>
-      <w:r>
-        <w:t xml:space="preserve">엘레나: 그럼 루마덤은 더 많은 바늘에 보상하는 거죠. 우린 안 해요.</w:t>
-      </w:r>
-    </w:p>
-    <w:p>
-      <w:pPr>
-        <w:numPr>
-          <w:ilvl w:val="0"/>
-          <w:numId w:val="1004"/>
-        </w:numPr>
+    </w:p>
+    <w:p>
+      <w:pPr>
+        <w:pStyle w:val="BodyText"/>
       </w:pPr>
       <w:r>
         <w:t xml:space="preserve">ZOE: It’s not</w:t>
@@ -2079,400 +1137,181 @@
       <w:r>
         <w:t xml:space="preserve">It’s loyalty.</w:t>
       </w:r>
-      <w:r>
-        <w:t xml:space="preserve"> </w:t>
-      </w:r>
-      <w:r>
-        <w:t xml:space="preserve">조이:</w:t>
-      </w:r>
-      <w:r>
-        <w:t xml:space="preserve"> </w:t>
-      </w:r>
-      <w:r>
-        <w:t xml:space="preserve">“</w:t>
-      </w:r>
-      <w:r>
-        <w:t xml:space="preserve">더 많은 바늘</w:t>
-      </w:r>
-      <w:r>
-        <w:t xml:space="preserve">”</w:t>
-      </w:r>
-      <w:r>
-        <w:t xml:space="preserve">이 아니에요. 충성도예요.</w:t>
-      </w:r>
-    </w:p>
-    <w:p>
-      <w:pPr>
-        <w:numPr>
-          <w:ilvl w:val="0"/>
-          <w:numId w:val="1004"/>
-        </w:numPr>
+    </w:p>
+    <w:p>
+      <w:pPr>
+        <w:pStyle w:val="BodyText"/>
       </w:pPr>
       <w:r>
         <w:t xml:space="preserve">ELENA: Points for treatments push people to treat sooner, or treat more, just to get a discount. But when to inject is a medical decision, and a loyalty program shouldn’t be making it.</w:t>
       </w:r>
-      <w:r>
-        <w:t xml:space="preserve"> </w:t>
-      </w:r>
-      <w:r>
-        <w:t xml:space="preserve">엘레나: 시술 포인트는 할인을 받으려고 더 빨리, 더 많이 시술하도록 사람들을 밀어요. 하지만 언제 주입할지는 의학적 결정이고, 그걸 로열티 프로그램이 내려선 안 돼요.</w:t>
-      </w:r>
-    </w:p>
-    <w:p>
-      <w:pPr>
-        <w:numPr>
-          <w:ilvl w:val="0"/>
-          <w:numId w:val="1004"/>
-        </w:numPr>
+    </w:p>
+    <w:p>
+      <w:pPr>
+        <w:pStyle w:val="BodyText"/>
       </w:pPr>
       <w:r>
         <w:t xml:space="preserve">NINA: Can I add data? Our diabetes app had rewards. For logging insulin.</w:t>
       </w:r>
-      <w:r>
-        <w:t xml:space="preserve"> </w:t>
-      </w:r>
-      <w:r>
-        <w:t xml:space="preserve">니나: 데이터를 보태도 될까요? 우리 당뇨 앱에 보상이 있었어요. 인슐린 기록에.</w:t>
-      </w:r>
-    </w:p>
-    <w:p>
-      <w:pPr>
-        <w:numPr>
-          <w:ilvl w:val="0"/>
-          <w:numId w:val="1004"/>
-        </w:numPr>
+    </w:p>
+    <w:p>
+      <w:pPr>
+        <w:pStyle w:val="BodyText"/>
       </w:pPr>
       <w:r>
         <w:t xml:space="preserve">ZOE: See? Rewards in health apps!</w:t>
       </w:r>
-      <w:r>
-        <w:t xml:space="preserve"> </w:t>
-      </w:r>
-      <w:r>
-        <w:t xml:space="preserve">조이: 봤죠? 헬스 앱에 보상!</w:t>
-      </w:r>
-    </w:p>
-    <w:p>
-      <w:pPr>
-        <w:numPr>
-          <w:ilvl w:val="0"/>
-          <w:numId w:val="1004"/>
-        </w:numPr>
+    </w:p>
+    <w:p>
+      <w:pPr>
+        <w:pStyle w:val="BodyText"/>
       </w:pPr>
       <w:r>
         <w:t xml:space="preserve">NINA: Rewards for healthy behavior, like logging insulin every day. Not for buying more insulin. That’s the whole difference. We rewarded what kept patients well, not what made us money.</w:t>
       </w:r>
-      <w:r>
-        <w:t xml:space="preserve"> </w:t>
-      </w:r>
-      <w:r>
-        <w:t xml:space="preserve">니나: 건강한 행동에 대한 보상이었어요. 매일 인슐린을 기록하는 것 같은. 인슐린을 더 사는 것에 대해서가 아니라요. 그게 차이의 전부예요. 우린 돈 버는 행동이 아니라 환자를 건강하게 지키는 행동에 보상했어요.</w:t>
-      </w:r>
-    </w:p>
-    <w:p>
-      <w:pPr>
-        <w:numPr>
-          <w:ilvl w:val="0"/>
-          <w:numId w:val="1004"/>
-        </w:numPr>
+    </w:p>
+    <w:p>
+      <w:pPr>
+        <w:pStyle w:val="BodyText"/>
       </w:pPr>
       <w:r>
         <w:t xml:space="preserve">ZOE: …That’s a good point.</w:t>
       </w:r>
-      <w:r>
-        <w:t xml:space="preserve"> </w:t>
-      </w:r>
-      <w:r>
-        <w:t xml:space="preserve">조이: …좋은 지적이네요.</w:t>
-      </w:r>
-    </w:p>
-    <w:p>
-      <w:pPr>
-        <w:numPr>
-          <w:ilvl w:val="0"/>
-          <w:numId w:val="1004"/>
-        </w:numPr>
+    </w:p>
+    <w:p>
+      <w:pPr>
+        <w:pStyle w:val="BodyText"/>
       </w:pPr>
       <w:r>
         <w:t xml:space="preserve">DIANE: And reviews for points? Incentivized reviews. The FTC hates them.</w:t>
       </w:r>
-      <w:r>
-        <w:t xml:space="preserve"> </w:t>
-      </w:r>
-      <w:r>
-        <w:t xml:space="preserve">다이앤: 그리고 포인트 받는 리뷰? 보상성 리뷰. FTC가 싫어해요.</w:t>
-      </w:r>
-    </w:p>
-    <w:p>
-      <w:pPr>
-        <w:numPr>
-          <w:ilvl w:val="0"/>
-          <w:numId w:val="1004"/>
-        </w:numPr>
+    </w:p>
+    <w:p>
+      <w:pPr>
+        <w:pStyle w:val="BodyText"/>
       </w:pPr>
       <w:r>
         <w:t xml:space="preserve">NINA: Referral rewards for medical treatment? Some states restrict them. It’s messy.</w:t>
       </w:r>
-      <w:r>
-        <w:t xml:space="preserve"> </w:t>
-      </w:r>
-      <w:r>
-        <w:t xml:space="preserve">니나: 의료 시술 추천 보상이요? 일부 주는 제한해요. 복잡해요.</w:t>
-      </w:r>
-    </w:p>
-    <w:p>
-      <w:pPr>
-        <w:numPr>
-          <w:ilvl w:val="0"/>
-          <w:numId w:val="1004"/>
-        </w:numPr>
+    </w:p>
+    <w:p>
+      <w:pPr>
+        <w:pStyle w:val="BodyText"/>
       </w:pPr>
       <w:r>
         <w:t xml:space="preserve">NOAH: Here’s the thing. What behavior do we want to reward?</w:t>
       </w:r>
-      <w:r>
-        <w:t xml:space="preserve"> </w:t>
-      </w:r>
-      <w:r>
-        <w:t xml:space="preserve">노아: 중요한 건요. 어떤 행동에 보상하고 싶은 거죠?</w:t>
-      </w:r>
-    </w:p>
-    <w:p>
-      <w:pPr>
-        <w:numPr>
-          <w:ilvl w:val="0"/>
-          <w:numId w:val="1004"/>
-        </w:numPr>
+    </w:p>
+    <w:p>
+      <w:pPr>
+        <w:pStyle w:val="BodyText"/>
       </w:pPr>
       <w:r>
         <w:t xml:space="preserve">ELENA: Following aftercare. Calling when something feels wrong. Coming back to the same injector.</w:t>
       </w:r>
-      <w:r>
-        <w:t xml:space="preserve"> </w:t>
-      </w:r>
-      <w:r>
-        <w:t xml:space="preserve">엘레나: 사후 관리 따르기. 이상하면 전화하기. 같은 시술자에게 돌아오기.</w:t>
-      </w:r>
-    </w:p>
-    <w:p>
-      <w:pPr>
-        <w:numPr>
-          <w:ilvl w:val="0"/>
-          <w:numId w:val="1004"/>
-        </w:numPr>
+    </w:p>
+    <w:p>
+      <w:pPr>
+        <w:pStyle w:val="BodyText"/>
       </w:pPr>
       <w:r>
         <w:t xml:space="preserve">ZOE: Those aren’t sexy.</w:t>
       </w:r>
-      <w:r>
-        <w:t xml:space="preserve"> </w:t>
-      </w:r>
-      <w:r>
-        <w:t xml:space="preserve">조이: 그건 섹시하지 않잖아요.</w:t>
-      </w:r>
-    </w:p>
-    <w:p>
-      <w:pPr>
-        <w:numPr>
-          <w:ilvl w:val="0"/>
-          <w:numId w:val="1004"/>
-        </w:numPr>
+    </w:p>
+    <w:p>
+      <w:pPr>
+        <w:pStyle w:val="BodyText"/>
       </w:pPr>
       <w:r>
         <w:t xml:space="preserve">NINA: But they’re useful. And they build trust. Trust is sexy. Eventually.</w:t>
       </w:r>
-      <w:r>
-        <w:t xml:space="preserve"> </w:t>
-      </w:r>
-      <w:r>
-        <w:t xml:space="preserve">니나: 하지만 유용해요. 그리고 신뢰를 쌓죠. 신뢰는 섹시해요. 결국엔.</w:t>
-      </w:r>
-    </w:p>
-    <w:p>
-      <w:pPr>
-        <w:numPr>
-          <w:ilvl w:val="0"/>
-          <w:numId w:val="1004"/>
-        </w:numPr>
+    </w:p>
+    <w:p>
+      <w:pPr>
+        <w:pStyle w:val="BodyText"/>
       </w:pPr>
       <w:r>
         <w:t xml:space="preserve">NOAH: Decision. No points for treatments. No points for reviews. No referral cash.</w:t>
       </w:r>
-      <w:r>
-        <w:t xml:space="preserve"> </w:t>
-      </w:r>
-      <w:r>
-        <w:t xml:space="preserve">노아: 결정. 시술에 포인트 없음. 리뷰에 포인트 없음. 추천 현금 없음.</w:t>
-      </w:r>
-    </w:p>
-    <w:p>
-      <w:pPr>
-        <w:numPr>
-          <w:ilvl w:val="0"/>
-          <w:numId w:val="1004"/>
-        </w:numPr>
+    </w:p>
+    <w:p>
+      <w:pPr>
+        <w:pStyle w:val="BodyText"/>
       </w:pPr>
       <w:r>
         <w:t xml:space="preserve">ZOE: So no rewards at all?</w:t>
       </w:r>
-      <w:r>
-        <w:t xml:space="preserve"> </w:t>
-      </w:r>
-      <w:r>
-        <w:t xml:space="preserve">조이: 그럼 보상은 아예 없어요?</w:t>
-      </w:r>
-    </w:p>
-    <w:p>
-      <w:pPr>
-        <w:numPr>
-          <w:ilvl w:val="0"/>
-          <w:numId w:val="1004"/>
-        </w:numPr>
+    </w:p>
+    <w:p>
+      <w:pPr>
+        <w:pStyle w:val="BodyText"/>
       </w:pPr>
       <w:r>
         <w:t xml:space="preserve">NOAH: Rewards for learning. Finish the aftercare guide, get a free skincare sample.</w:t>
       </w:r>
-      <w:r>
-        <w:t xml:space="preserve"> </w:t>
-      </w:r>
-      <w:r>
-        <w:t xml:space="preserve">노아: 배움에 대한 보상. 사후 관리 가이드를 끝내면 스킨케어 샘플 무료.</w:t>
-      </w:r>
-    </w:p>
-    <w:p>
-      <w:pPr>
-        <w:numPr>
-          <w:ilvl w:val="0"/>
-          <w:numId w:val="1004"/>
-        </w:numPr>
+    </w:p>
+    <w:p>
+      <w:pPr>
+        <w:pStyle w:val="BodyText"/>
       </w:pPr>
       <w:r>
         <w:t xml:space="preserve">ELENA: A sample that isn’t a needle. I can live with that.</w:t>
       </w:r>
-      <w:r>
-        <w:t xml:space="preserve"> </w:t>
-      </w:r>
-      <w:r>
-        <w:t xml:space="preserve">엘레나: 바늘이 아닌 샘플. 그건 받아들일 수 있어요.</w:t>
-      </w:r>
-    </w:p>
-    <w:p>
-      <w:pPr>
-        <w:numPr>
-          <w:ilvl w:val="0"/>
-          <w:numId w:val="1004"/>
-        </w:numPr>
+    </w:p>
+    <w:p>
+      <w:pPr>
+        <w:pStyle w:val="BodyText"/>
       </w:pPr>
       <w:r>
         <w:t xml:space="preserve">NINA: We don’t gamify needles. Zoe, write that on the wall.</w:t>
       </w:r>
-      <w:r>
-        <w:t xml:space="preserve"> </w:t>
-      </w:r>
-      <w:r>
-        <w:t xml:space="preserve">니나: 우린 바늘을 게임으로 만들지 않는다. 조이, 그거 벽에 써요.</w:t>
-      </w:r>
-    </w:p>
-    <w:p>
-      <w:pPr>
-        <w:numPr>
-          <w:ilvl w:val="0"/>
-          <w:numId w:val="1004"/>
-        </w:numPr>
+    </w:p>
+    <w:p>
+      <w:pPr>
+        <w:pStyle w:val="BodyText"/>
       </w:pPr>
       <w:r>
         <w:t xml:space="preserve">ZOE: Fine, I give up on points for now. But one day, we’ll sell something that isn’t a needle, and when that happens, I want points. Lots of them.</w:t>
       </w:r>
-      <w:r>
-        <w:t xml:space="preserve"> </w:t>
-      </w:r>
-      <w:r>
-        <w:t xml:space="preserve">조이: 좋아요, 포인트는 일단 포기할게요. 하지만 언젠가 바늘이 아닌 걸 팔게 될 거예요. 그때가 오면 포인트를 원해요. 아주 많이요.</w:t>
-      </w:r>
-    </w:p>
-    <w:p>
-      <w:pPr>
-        <w:numPr>
-          <w:ilvl w:val="0"/>
-          <w:numId w:val="1004"/>
-        </w:numPr>
+    </w:p>
+    <w:p>
+      <w:pPr>
+        <w:pStyle w:val="BodyText"/>
       </w:pPr>
       <w:r>
         <w:t xml:space="preserve">ELENA: Skincare? Aftercare cream?</w:t>
       </w:r>
-      <w:r>
-        <w:t xml:space="preserve"> </w:t>
-      </w:r>
-      <w:r>
-        <w:t xml:space="preserve">엘레나: 스킨케어? 사후 관리 크림?</w:t>
-      </w:r>
-    </w:p>
-    <w:p>
-      <w:pPr>
-        <w:numPr>
-          <w:ilvl w:val="0"/>
-          <w:numId w:val="1004"/>
-        </w:numPr>
+    </w:p>
+    <w:p>
+      <w:pPr>
+        <w:pStyle w:val="BodyText"/>
       </w:pPr>
       <w:r>
         <w:t xml:space="preserve">ZOE: Maybe. Something for recovery. I’ve been sketching.</w:t>
       </w:r>
-      <w:r>
-        <w:t xml:space="preserve"> </w:t>
-      </w:r>
-      <w:r>
-        <w:t xml:space="preserve">조이: 어쩌면요. 회복을 위한 뭔가. 스케치하고 있었어요.</w:t>
-      </w:r>
-    </w:p>
-    <w:p>
-      <w:pPr>
-        <w:numPr>
-          <w:ilvl w:val="0"/>
-          <w:numId w:val="1004"/>
-        </w:numPr>
+    </w:p>
+    <w:p>
+      <w:pPr>
+        <w:pStyle w:val="BodyText"/>
       </w:pPr>
       <w:r>
         <w:t xml:space="preserve">NOAH: Not this year. One product. Do it well. Then the next one.</w:t>
       </w:r>
-      <w:r>
-        <w:t xml:space="preserve"> </w:t>
-      </w:r>
-      <w:r>
-        <w:t xml:space="preserve">노아: 올해는 아니에요. 제품 하나. 잘하고. 그다음에.</w:t>
-      </w:r>
-    </w:p>
-    <w:p>
-      <w:pPr>
-        <w:numPr>
-          <w:ilvl w:val="0"/>
-          <w:numId w:val="1004"/>
-        </w:numPr>
+    </w:p>
+    <w:p>
+      <w:pPr>
+        <w:pStyle w:val="BodyText"/>
       </w:pPr>
       <w:r>
         <w:t xml:space="preserve">MARCUS: Budget for the MVP?</w:t>
       </w:r>
-      <w:r>
-        <w:t xml:space="preserve"> </w:t>
-      </w:r>
-      <w:r>
-        <w:t xml:space="preserve">마커스: MVP 예산은?</w:t>
-      </w:r>
-    </w:p>
-    <w:p>
-      <w:pPr>
-        <w:numPr>
-          <w:ilvl w:val="0"/>
-          <w:numId w:val="1004"/>
-        </w:numPr>
+    </w:p>
+    <w:p>
+      <w:pPr>
+        <w:pStyle w:val="BodyText"/>
       </w:pPr>
       <w:r>
         <w:t xml:space="preserve">NINA: Two hundred twenty thousand. Ten weeks. A small agency plus me.</w:t>
-      </w:r>
-      <w:r>
-        <w:t xml:space="preserve"> </w:t>
-      </w:r>
-      <w:r>
-        <w:t xml:space="preserve">니나: 22만 달러. 10주. 작은 에이전시 하나에 저.</w:t>
       </w:r>
     </w:p>
     <w:bookmarkEnd w:id="24"/>
@@ -2487,231 +1326,111 @@
     </w:p>
     <w:p>
       <w:pPr>
-        <w:numPr>
-          <w:ilvl w:val="0"/>
-          <w:numId w:val="1005"/>
-        </w:numPr>
+        <w:pStyle w:val="FirstParagraph"/>
       </w:pPr>
       <w:r>
         <w:t xml:space="preserve">MARCUS: Approved. But I want the privacy page reviewed by Diane. Line by line.</w:t>
       </w:r>
-      <w:r>
-        <w:t xml:space="preserve"> </w:t>
-      </w:r>
-      <w:r>
-        <w:t xml:space="preserve">마커스: 승인. 하지만 개인정보 페이지는 다이앤이 한 줄씩 검토하길 원해.</w:t>
-      </w:r>
-    </w:p>
-    <w:p>
-      <w:pPr>
-        <w:numPr>
-          <w:ilvl w:val="0"/>
-          <w:numId w:val="1005"/>
-        </w:numPr>
+    </w:p>
+    <w:p>
+      <w:pPr>
+        <w:pStyle w:val="BodyText"/>
       </w:pPr>
       <w:r>
         <w:t xml:space="preserve">DIANE: Already planned. In big letters.</w:t>
       </w:r>
-      <w:r>
-        <w:t xml:space="preserve"> </w:t>
-      </w:r>
-      <w:r>
-        <w:t xml:space="preserve">다이앤: 이미 계획했어요. 큰 글씨로.</w:t>
-      </w:r>
-    </w:p>
-    <w:p>
-      <w:pPr>
-        <w:numPr>
-          <w:ilvl w:val="0"/>
-          <w:numId w:val="1005"/>
-        </w:numPr>
+    </w:p>
+    <w:p>
+      <w:pPr>
+        <w:pStyle w:val="BodyText"/>
       </w:pPr>
       <w:r>
         <w:t xml:space="preserve">NINA: First version: warning signs, call buttons, daily tips, reminders, deletion. That’s it.</w:t>
       </w:r>
-      <w:r>
-        <w:t xml:space="preserve"> </w:t>
-      </w:r>
-      <w:r>
-        <w:t xml:space="preserve">니나: 첫 버전: 경고 신호, 전화 버튼, 매일 팁, 알림, 삭제. 그게 다예요.</w:t>
-      </w:r>
-    </w:p>
-    <w:p>
-      <w:pPr>
-        <w:numPr>
-          <w:ilvl w:val="0"/>
-          <w:numId w:val="1005"/>
-        </w:numPr>
+    </w:p>
+    <w:p>
+      <w:pPr>
+        <w:pStyle w:val="BodyText"/>
       </w:pPr>
       <w:r>
         <w:t xml:space="preserve">ZOE: That’s very… responsible.</w:t>
       </w:r>
-      <w:r>
-        <w:t xml:space="preserve"> </w:t>
-      </w:r>
-      <w:r>
-        <w:t xml:space="preserve">조이: 아주… 책임감 있네요.</w:t>
-      </w:r>
-    </w:p>
-    <w:p>
-      <w:pPr>
-        <w:numPr>
-          <w:ilvl w:val="0"/>
-          <w:numId w:val="1005"/>
-        </w:numPr>
+    </w:p>
+    <w:p>
+      <w:pPr>
+        <w:pStyle w:val="BodyText"/>
       </w:pPr>
       <w:r>
         <w:t xml:space="preserve">NINA: Responsible is a feature, especially in health. Users can’t see our privacy rules or our careful design, but they can feel them. That’s what makes them stay.</w:t>
       </w:r>
-      <w:r>
-        <w:t xml:space="preserve"> </w:t>
-      </w:r>
-      <w:r>
-        <w:t xml:space="preserve">니나: 책임감이 기능이에요. 특히 건강 분야에선요. 사용자들은 우리 개인정보 규칙이나 신중한 설계를 볼 순 없지만, 느낄 순 있어요. 그게 그들을 머물게 하죠.</w:t>
-      </w:r>
-    </w:p>
-    <w:p>
-      <w:pPr>
-        <w:numPr>
-          <w:ilvl w:val="0"/>
-          <w:numId w:val="1005"/>
-        </w:numPr>
+    </w:p>
+    <w:p>
+      <w:pPr>
+        <w:pStyle w:val="BodyText"/>
       </w:pPr>
       <w:r>
         <w:t xml:space="preserve">NOAH: Nina, welcome. You fit in already.</w:t>
       </w:r>
-      <w:r>
-        <w:t xml:space="preserve"> </w:t>
-      </w:r>
-      <w:r>
-        <w:t xml:space="preserve">노아: 니나, 환영해요. 벌써 잘 어울리네요.</w:t>
-      </w:r>
-    </w:p>
-    <w:p>
-      <w:pPr>
-        <w:numPr>
-          <w:ilvl w:val="0"/>
-          <w:numId w:val="1005"/>
-        </w:numPr>
+    </w:p>
+    <w:p>
+      <w:pPr>
+        <w:pStyle w:val="BodyText"/>
       </w:pPr>
       <w:r>
         <w:t xml:space="preserve">NINA: You fight a lot. But nicely. I like it.</w:t>
       </w:r>
-      <w:r>
-        <w:t xml:space="preserve"> </w:t>
-      </w:r>
-      <w:r>
-        <w:t xml:space="preserve">니나: 많이 싸우시네요. 하지만 친절하게. 좋아요.</w:t>
-      </w:r>
-    </w:p>
-    <w:p>
-      <w:pPr>
-        <w:numPr>
-          <w:ilvl w:val="0"/>
-          <w:numId w:val="1005"/>
-        </w:numPr>
+    </w:p>
+    <w:p>
+      <w:pPr>
+        <w:pStyle w:val="BodyText"/>
       </w:pPr>
       <w:r>
         <w:t xml:space="preserve">ZOE: Noah. Your phone. It’s Ava. Third call.</w:t>
       </w:r>
-      <w:r>
-        <w:t xml:space="preserve"> </w:t>
-      </w:r>
-      <w:r>
-        <w:t xml:space="preserve">조이: 노아. 전화요. 에이바예요. 세 번째 전화.</w:t>
-      </w:r>
-    </w:p>
-    <w:p>
-      <w:pPr>
-        <w:numPr>
-          <w:ilvl w:val="0"/>
-          <w:numId w:val="1005"/>
-        </w:numPr>
+    </w:p>
+    <w:p>
+      <w:pPr>
+        <w:pStyle w:val="BodyText"/>
       </w:pPr>
       <w:r>
         <w:t xml:space="preserve">AVA: Noah, sorry. It’s Dr. Pierce. He posted something. About us.</w:t>
       </w:r>
-      <w:r>
-        <w:t xml:space="preserve"> </w:t>
-      </w:r>
-      <w:r>
-        <w:t xml:space="preserve">에이바: 노아, 죄송해요. 피어스 선생님이요. 뭔가 올렸어요. 우리에 대해.</w:t>
-      </w:r>
-    </w:p>
-    <w:p>
-      <w:pPr>
-        <w:numPr>
-          <w:ilvl w:val="0"/>
-          <w:numId w:val="1005"/>
-        </w:numPr>
+    </w:p>
+    <w:p>
+      <w:pPr>
+        <w:pStyle w:val="BodyText"/>
       </w:pPr>
       <w:r>
         <w:t xml:space="preserve">NOAH: What kind of something?</w:t>
       </w:r>
-      <w:r>
-        <w:t xml:space="preserve"> </w:t>
-      </w:r>
-      <w:r>
-        <w:t xml:space="preserve">노아: 어떤 뭔가요?</w:t>
-      </w:r>
-    </w:p>
-    <w:p>
-      <w:pPr>
-        <w:numPr>
-          <w:ilvl w:val="0"/>
-          <w:numId w:val="1005"/>
-        </w:numPr>
+    </w:p>
+    <w:p>
+      <w:pPr>
+        <w:pStyle w:val="BodyText"/>
       </w:pPr>
       <w:r>
         <w:t xml:space="preserve">AVA: It’s a long post, with a video. Four thousand shares in two hours, and it’s still climbing. The comments are coming in faster than I can read them.</w:t>
       </w:r>
-      <w:r>
-        <w:t xml:space="preserve"> </w:t>
-      </w:r>
-      <w:r>
-        <w:t xml:space="preserve">에이바: 영상이 달린 긴 글이에요. 두 시간 만에 공유 4천, 아직도 올라가고 있어요. 댓글이 제가 읽는 것보다 빨리 달려요.</w:t>
-      </w:r>
-    </w:p>
-    <w:p>
-      <w:pPr>
-        <w:numPr>
-          <w:ilvl w:val="0"/>
-          <w:numId w:val="1005"/>
-        </w:numPr>
+    </w:p>
+    <w:p>
+      <w:pPr>
+        <w:pStyle w:val="BodyText"/>
       </w:pPr>
       <w:r>
         <w:t xml:space="preserve">ELENA: Alan. He took module four in March. He beat Cole’s time.</w:t>
       </w:r>
-      <w:r>
-        <w:t xml:space="preserve"> </w:t>
-      </w:r>
-      <w:r>
-        <w:t xml:space="preserve">엘레나: 앨런. 3월에 모듈 4를 들었는데. 콜의 기록을 깼고요.</w:t>
-      </w:r>
-    </w:p>
-    <w:p>
-      <w:pPr>
-        <w:numPr>
-          <w:ilvl w:val="0"/>
-          <w:numId w:val="1005"/>
-        </w:numPr>
+    </w:p>
+    <w:p>
+      <w:pPr>
+        <w:pStyle w:val="BodyText"/>
       </w:pPr>
       <w:r>
         <w:t xml:space="preserve">NOAH: Is it bad?</w:t>
       </w:r>
-      <w:r>
-        <w:t xml:space="preserve"> </w:t>
-      </w:r>
-      <w:r>
-        <w:t xml:space="preserve">노아: 나빠요?</w:t>
-      </w:r>
-    </w:p>
-    <w:p>
-      <w:pPr>
-        <w:numPr>
-          <w:ilvl w:val="0"/>
-          <w:numId w:val="1005"/>
-        </w:numPr>
+    </w:p>
+    <w:p>
+      <w:pPr>
+        <w:pStyle w:val="BodyText"/>
       </w:pPr>
       <w:r>
         <w:t xml:space="preserve">AVA: The title is</w:t>
@@ -2728,43 +1447,13 @@
       <w:r>
         <w:t xml:space="preserve">”</w:t>
       </w:r>
-      <w:r>
-        <w:t xml:space="preserve"> </w:t>
-      </w:r>
-      <w:r>
-        <w:t xml:space="preserve">에이바: 제목이</w:t>
-      </w:r>
-      <w:r>
-        <w:t xml:space="preserve"> </w:t>
-      </w:r>
-      <w:r>
-        <w:t xml:space="preserve">“</w:t>
-      </w:r>
-      <w:r>
-        <w:t xml:space="preserve">비상구를 파는 필러</w:t>
-      </w:r>
-      <w:r>
-        <w:t xml:space="preserve">”</w:t>
-      </w:r>
-      <w:r>
-        <w:t xml:space="preserve">예요.</w:t>
-      </w:r>
-    </w:p>
-    <w:p>
-      <w:pPr>
-        <w:numPr>
-          <w:ilvl w:val="0"/>
-          <w:numId w:val="1005"/>
-        </w:numPr>
+    </w:p>
+    <w:p>
+      <w:pPr>
+        <w:pStyle w:val="BodyText"/>
       </w:pPr>
       <w:r>
         <w:t xml:space="preserve">ZOE: Everyone. Big conference room. Now.</w:t>
-      </w:r>
-      <w:r>
-        <w:t xml:space="preserve"> </w:t>
-      </w:r>
-      <w:r>
-        <w:t xml:space="preserve">조이: 다들. 대회의실. 지금.</w:t>
       </w:r>
     </w:p>
     <w:p>
@@ -2905,7 +1594,7 @@
               <w:jc w:val="left"/>
             </w:pPr>
             <w:r>
-              <w:t xml:space="preserve">4턴. 고객이 제품을 경험하는 전 과정을 시간 순으로 그린 지도.</w:t>
+              <w:t xml:space="preserve">도입. 고객이 제품을 경험하는 전 과정을 시간 순으로 그린 지도.</w:t>
             </w:r>
           </w:p>
         </w:tc>
@@ -2955,7 +1644,7 @@
               <w:jc w:val="left"/>
             </w:pPr>
             <w:r>
-              <w:t xml:space="preserve">15턴. 핵심 문제를 푸는 가장 작은 버전.</w:t>
+              <w:t xml:space="preserve">도입. 핵심 문제를 푸는 가장 작은 버전.</w:t>
             </w:r>
           </w:p>
         </w:tc>
@@ -3005,7 +1694,7 @@
               <w:jc w:val="left"/>
             </w:pPr>
             <w:r>
-              <w:t xml:space="preserve">18턴. 회의 초점을 잡아 주는 표현.</w:t>
+              <w:t xml:space="preserve">장면1. 회의 초점을 잡아 주는 표현.</w:t>
             </w:r>
           </w:p>
         </w:tc>
@@ -3055,7 +1744,7 @@
               <w:jc w:val="left"/>
             </w:pPr>
             <w:r>
-              <w:t xml:space="preserve">32턴. 디지털 헬스 규제의 핵심 경계.</w:t>
+              <w:t xml:space="preserve">장면1. 디지털 헬스 규제의 핵심 경계.</w:t>
             </w:r>
           </w:p>
         </w:tc>
@@ -3105,7 +1794,7 @@
               <w:jc w:val="left"/>
             </w:pPr>
             <w:r>
-              <w:t xml:space="preserve">47턴. 같은 의료진에게 돌아오는 것의 가치.</w:t>
+              <w:t xml:space="preserve">장면1. 같은 의료진에게 돌아오는 것의 가치.</w:t>
             </w:r>
           </w:p>
         </w:tc>
@@ -3155,7 +1844,7 @@
               <w:jc w:val="left"/>
             </w:pPr>
             <w:r>
-              <w:t xml:space="preserve">59턴. 마케팅 수신 동의의 원칙.</w:t>
+              <w:t xml:space="preserve">장면2. 마케팅 수신 동의의 원칙.</w:t>
             </w:r>
           </w:p>
         </w:tc>
@@ -3205,7 +1894,7 @@
               <w:jc w:val="left"/>
             </w:pPr>
             <w:r>
-              <w:t xml:space="preserve">62턴. 동의율이 낮아도 반응이 좋은 사용자의 가치.</w:t>
+              <w:t xml:space="preserve">장면2. 동의율이 낮아도 반응이 좋은 사용자의 가치.</w:t>
             </w:r>
           </w:p>
         </w:tc>
@@ -3255,7 +1944,7 @@
               <w:jc w:val="left"/>
             </w:pPr>
             <w:r>
-              <w:t xml:space="preserve">71턴. 탈퇴·삭제 설계 원칙.</w:t>
+              <w:t xml:space="preserve">장면2. 탈퇴·삭제 설계 원칙.</w:t>
             </w:r>
           </w:p>
         </w:tc>
@@ -3305,7 +1994,7 @@
               <w:jc w:val="left"/>
             </w:pPr>
             <w:r>
-              <w:t xml:space="preserve">75턴. 나중에 덧붙이지 않고 처음부터 설계하기.</w:t>
+              <w:t xml:space="preserve">장면2. 나중에 덧붙이지 않고 처음부터 설계하기.</w:t>
             </w:r>
           </w:p>
         </w:tc>
@@ -3355,7 +2044,7 @@
               <w:jc w:val="left"/>
             </w:pPr>
             <w:r>
-              <w:t xml:space="preserve">91턴. 보상 제도 설계의 출발 질문.</w:t>
+              <w:t xml:space="preserve">절정·전환. 보상 제도 설계의 출발 질문.</w:t>
             </w:r>
           </w:p>
         </w:tc>
@@ -4212,7 +2901,7 @@
           <w:bCs/>
           <w:b/>
         </w:rPr>
-        <w:t xml:space="preserve">84턴 ELENA:</w:t>
+        <w:t xml:space="preserve">ELENA (절정·전환):</w:t>
       </w:r>
       <w:r>
         <w:t xml:space="preserve"> </w:t>
@@ -4483,9 +3172,1267 @@
         <w:t xml:space="preserve">영업 인센티브가 고객에게 불필요한 업그레이드를 권하게 만드는 상황에서, 같은 구조로 반대 의견을 30단어 안팎으로 말해 보기.</w:t>
       </w:r>
     </w:p>
+    <w:p>
+      <w:r>
+        <w:pict>
+          <v:rect style="width:0;height:1.5pt" o:hralign="center" o:hrstd="t" o:hr="t"/>
+        </w:pict>
+      </w:r>
+    </w:p>
     <w:bookmarkEnd w:id="30"/>
     <w:bookmarkEnd w:id="31"/>
+    <w:bookmarkStart w:id="37" w:name="한국어-번역"/>
+    <w:p>
+      <w:pPr>
+        <w:pStyle w:val="Heading2"/>
+      </w:pPr>
+      <w:r>
+        <w:t xml:space="preserve">한국어 번역</w:t>
+      </w:r>
+    </w:p>
+    <w:bookmarkStart w:id="32" w:name="도입-오전-9시-사용자-여정-지도-1"/>
+    <w:p>
+      <w:pPr>
+        <w:pStyle w:val="Heading3"/>
+      </w:pPr>
+      <w:r>
+        <w:t xml:space="preserve">도입 — 오전 9시, 사용자 여정 지도</w:t>
+      </w:r>
+    </w:p>
+    <w:p>
+      <w:pPr>
+        <w:pStyle w:val="FirstParagraph"/>
+      </w:pPr>
+      <w:r>
+        <w:t xml:space="preserve">노아: 여러분, 니나 박을 소개할게요. 우리 첫 프로덕트 매니저예요. 당뇨 앱을 만들었어요.</w:t>
+      </w:r>
+    </w:p>
+    <w:p>
+      <w:pPr>
+        <w:pStyle w:val="BodyText"/>
+      </w:pPr>
+      <w:r>
+        <w:t xml:space="preserve">니나: 사용자 200만. 그리고 개인정보 변호사 셋. 양쪽에서 많이 배웠어요.</w:t>
+      </w:r>
+    </w:p>
+    <w:p>
+      <w:pPr>
+        <w:pStyle w:val="BodyText"/>
+      </w:pPr>
+      <w:r>
+        <w:t xml:space="preserve">다이앤: 셋뿐이에요? 운이 좋았네요.</w:t>
+      </w:r>
+    </w:p>
+    <w:p>
+      <w:pPr>
+        <w:pStyle w:val="BodyText"/>
+      </w:pPr>
+      <w:r>
+        <w:t xml:space="preserve">니나: 이 벽은 제스의 여정이에요. 시술 전, 중, 후.</w:t>
+      </w:r>
+    </w:p>
+    <w:p>
+      <w:pPr>
+        <w:pStyle w:val="BodyText"/>
+      </w:pPr>
+      <w:r>
+        <w:t xml:space="preserve">조이: 제 페르소나 읽었네요!</w:t>
+      </w:r>
+    </w:p>
+    <w:p>
+      <w:pPr>
+        <w:pStyle w:val="BodyText"/>
+      </w:pPr>
+      <w:r>
+        <w:t xml:space="preserve">니나: 두 번이요. 제스는 훌륭해요. 하지만 첫날 이후 사라져요.</w:t>
+      </w:r>
+    </w:p>
+    <w:p>
+      <w:pPr>
+        <w:pStyle w:val="BodyText"/>
+      </w:pPr>
+      <w:r>
+        <w:t xml:space="preserve">엘레나: 진짜 질문은 그때부터 시작돼요. 부기. 멍. 걱정.</w:t>
+      </w:r>
+    </w:p>
+    <w:p>
+      <w:pPr>
+        <w:pStyle w:val="BodyText"/>
+      </w:pPr>
+      <w:r>
+        <w:t xml:space="preserve">니나: 그리고 주로 밤에요. 병원이 닫혔을 때. 조금 부은 걸 느끼고, 온라인을 검색하고, 최악의 이야기를 찾아내고, 공황에 빠지죠. 그게 정상이라고 말해 줄 사람이 아무도 없어요.</w:t>
+      </w:r>
+    </w:p>
+    <w:p>
+      <w:pPr>
+        <w:pStyle w:val="BodyText"/>
+      </w:pPr>
+      <w:r>
+        <w:t xml:space="preserve">마커스: 그럼 앱은 밤용이야?</w:t>
+      </w:r>
+    </w:p>
+    <w:p>
+      <w:pPr>
+        <w:pStyle w:val="BodyText"/>
+      </w:pPr>
+      <w:r>
+        <w:t xml:space="preserve">니나: 시술 후 14일을 위한 거예요. 그리고 다음 방문까지 12개월.</w:t>
+      </w:r>
+    </w:p>
+    <w:p>
+      <w:pPr>
+        <w:pStyle w:val="BodyText"/>
+      </w:pPr>
+      <w:r>
+        <w:t xml:space="preserve">조이: 그리고 충성도를 위한 거죠. 제스가 같은 시술자에게 돌아오게. 베이라와 함께.</w:t>
+      </w:r>
+    </w:p>
+    <w:p>
+      <w:pPr>
+        <w:pStyle w:val="BodyText"/>
+      </w:pPr>
+      <w:r>
+        <w:t xml:space="preserve">엘레나: 안전이 먼저, 충성도는 두 번째, 그 순서로 부탁해요. 앱이 제스를 안전하게 지켜 주면 그녀는 알아서 돌아와요. 충성도만 좇으면 물건을 강매당하는 기분이 들 거예요.</w:t>
+      </w:r>
+    </w:p>
+    <w:p>
+      <w:pPr>
+        <w:pStyle w:val="BodyText"/>
+      </w:pPr>
+      <w:r>
+        <w:t xml:space="preserve">니나: 동의해요. 여정을 따라가 보죠. 0일 차부터.</w:t>
+      </w:r>
+    </w:p>
+    <w:p>
+      <w:pPr>
+        <w:pStyle w:val="BodyText"/>
+      </w:pPr>
+      <w:r>
+        <w:t xml:space="preserve">노아: 오늘 목표는요?</w:t>
+      </w:r>
+    </w:p>
+    <w:p>
+      <w:pPr>
+        <w:pStyle w:val="BodyText"/>
+      </w:pPr>
+      <w:r>
+        <w:t xml:space="preserve">니나: MVP. 제스를 돕는 가장 작은 버전. 10주 안에 만들 수 있는.</w:t>
+      </w:r>
+    </w:p>
     <w:bookmarkEnd w:id="32"/>
+    <w:bookmarkStart w:id="33" w:name="장면1-사용자-여정-시술-후-14일-1"/>
+    <w:p>
+      <w:pPr>
+        <w:pStyle w:val="Heading3"/>
+      </w:pPr>
+      <w:r>
+        <w:t xml:space="preserve">장면1 — 사용자 여정: 시술 후 14일</w:t>
+      </w:r>
+    </w:p>
+    <w:p>
+      <w:pPr>
+        <w:pStyle w:val="FirstParagraph"/>
+      </w:pPr>
+      <w:r>
+        <w:t xml:space="preserve">니나: 0일 차. 제스가 병원을 나서요. 시술자가 QR 코드를 줘요.</w:t>
+      </w:r>
+    </w:p>
+    <w:p>
+      <w:pPr>
+        <w:pStyle w:val="BodyText"/>
+      </w:pPr>
+      <w:r>
+        <w:t xml:space="preserve">조이: 스캔해요. 베이라 서클을 다운로드. 환영 화면.</w:t>
+      </w:r>
+    </w:p>
+    <w:p>
+      <w:pPr>
+        <w:pStyle w:val="BodyText"/>
+      </w:pPr>
+      <w:r>
+        <w:t xml:space="preserve">니나: 첫 화면엔 뭐가 있어요? 이게 가장 중요한 결정이에요.</w:t>
+      </w:r>
+    </w:p>
+    <w:p>
+      <w:pPr>
+        <w:pStyle w:val="BodyText"/>
+      </w:pPr>
+      <w:r>
+        <w:t xml:space="preserve">조이: 그녀의 비포 사진. 그리고</w:t>
+      </w:r>
+      <w:r>
+        <w:t xml:space="preserve"> </w:t>
+      </w:r>
+      <w:r>
+        <w:t xml:space="preserve">“</w:t>
+      </w:r>
+      <w:r>
+        <w:t xml:space="preserve">서클에 오신 걸 환영해요.</w:t>
+      </w:r>
+      <w:r>
+        <w:t xml:space="preserve">”</w:t>
+      </w:r>
+      <w:r>
+        <w:t xml:space="preserve"> </w:t>
+      </w:r>
+      <w:r>
+        <w:t xml:space="preserve">꽃가루와 함께.</w:t>
+      </w:r>
+    </w:p>
+    <w:p>
+      <w:pPr>
+        <w:pStyle w:val="BodyText"/>
+      </w:pPr>
+      <w:r>
+        <w:t xml:space="preserve">엘레나: 아니요. 첫 화면은 경고 신호, 시술자에게 전화해야 할 때예요. 문제가 생긴다면 보통 초기에 생기니까, 제스에게 그 정보가 가장 필요한 때가 바로 그때예요.</w:t>
+      </w:r>
+    </w:p>
+    <w:p>
+      <w:pPr>
+        <w:pStyle w:val="BodyText"/>
+      </w:pPr>
+      <w:r>
+        <w:t xml:space="preserve">조이: 경고 신호요? 환영 화면에? 무섭잖아요.</w:t>
+      </w:r>
+    </w:p>
+    <w:p>
+      <w:pPr>
+        <w:pStyle w:val="BodyText"/>
+      </w:pPr>
+      <w:r>
+        <w:t xml:space="preserve">엘레나: 정직한 거예요. 악화되는 통증. 하얗거나 파랗게 변하는 피부. 시야 변화.</w:t>
+      </w:r>
+    </w:p>
+    <w:p>
+      <w:pPr>
+        <w:pStyle w:val="BodyText"/>
+      </w:pPr>
+      <w:r>
+        <w:t xml:space="preserve">니나: 차분하게 디자인하면 어때요? 빨강 말고. 무섭지 않게. 그냥 명확하게.</w:t>
+      </w:r>
+    </w:p>
+    <w:p>
+      <w:pPr>
+        <w:pStyle w:val="BodyText"/>
+      </w:pPr>
+      <w:r>
+        <w:t xml:space="preserve">조이:</w:t>
+      </w:r>
+      <w:r>
+        <w:t xml:space="preserve"> </w:t>
+      </w:r>
+      <w:r>
+        <w:t xml:space="preserve">“</w:t>
+      </w:r>
+      <w:r>
+        <w:t xml:space="preserve">정상</w:t>
+      </w:r>
+      <w:r>
+        <w:t xml:space="preserve">”</w:t>
+      </w:r>
+      <w:r>
+        <w:t xml:space="preserve">과</w:t>
+      </w:r>
+      <w:r>
+        <w:t xml:space="preserve"> </w:t>
+      </w:r>
+      <w:r>
+        <w:t xml:space="preserve">“</w:t>
+      </w:r>
+      <w:r>
+        <w:t xml:space="preserve">지금 전화.</w:t>
+      </w:r>
+      <w:r>
+        <w:t xml:space="preserve">”</w:t>
+      </w:r>
+      <w:r>
+        <w:t xml:space="preserve"> </w:t>
+      </w:r>
+      <w:r>
+        <w:t xml:space="preserve">두 칸. 부기는 정상. 하얀 피부는 아님.</w:t>
+      </w:r>
+    </w:p>
+    <w:p>
+      <w:pPr>
+        <w:pStyle w:val="BodyText"/>
+      </w:pPr>
+      <w:r>
+        <w:t xml:space="preserve">엘레나: 네. 그건 받아들일 수 있어요. 제스는 뭐가 정상인지도 알아야 해요.</w:t>
+      </w:r>
+    </w:p>
+    <w:p>
+      <w:pPr>
+        <w:pStyle w:val="BodyText"/>
+      </w:pPr>
+      <w:r>
+        <w:t xml:space="preserve">니나: 그리고 버튼.</w:t>
+      </w:r>
+      <w:r>
+        <w:t xml:space="preserve"> </w:t>
+      </w:r>
+      <w:r>
+        <w:t xml:space="preserve">“</w:t>
+      </w:r>
+      <w:r>
+        <w:t xml:space="preserve">내 시술자에게 전화.</w:t>
+      </w:r>
+      <w:r>
+        <w:t xml:space="preserve">”</w:t>
+      </w:r>
+      <w:r>
+        <w:t xml:space="preserve"> </w:t>
+      </w:r>
+      <w:r>
+        <w:t xml:space="preserve">한 번 탭.</w:t>
+      </w:r>
+    </w:p>
+    <w:p>
+      <w:pPr>
+        <w:pStyle w:val="BodyText"/>
+      </w:pPr>
+      <w:r>
+        <w:t xml:space="preserve">엘레나: 시술자가 안 받으면요?</w:t>
+      </w:r>
+    </w:p>
+    <w:p>
+      <w:pPr>
+        <w:pStyle w:val="BodyText"/>
+      </w:pPr>
+      <w:r>
+        <w:t xml:space="preserve">니나: 두 번째 버튼.</w:t>
+      </w:r>
+      <w:r>
+        <w:t xml:space="preserve"> </w:t>
+      </w:r>
+      <w:r>
+        <w:t xml:space="preserve">“</w:t>
+      </w:r>
+      <w:r>
+        <w:t xml:space="preserve">911에 전화.</w:t>
+      </w:r>
+      <w:r>
+        <w:t xml:space="preserve">”</w:t>
+      </w:r>
+      <w:r>
+        <w:t xml:space="preserve"> </w:t>
+      </w:r>
+      <w:r>
+        <w:t xml:space="preserve">아니면 가까운 응급실로.</w:t>
+      </w:r>
+    </w:p>
+    <w:p>
+      <w:pPr>
+        <w:pStyle w:val="BodyText"/>
+      </w:pPr>
+      <w:r>
+        <w:t xml:space="preserve">노아: 제 동생한텐 그게 없었어요. 누구한테 전화하기까지 두 시간을 기다렸어요. 손에 버튼 하나만 있었어도, 그 두 시간이 10분이 될 수 있었을 거예요.</w:t>
+      </w:r>
+    </w:p>
+    <w:p>
+      <w:pPr>
+        <w:pStyle w:val="BodyText"/>
+      </w:pPr>
+      <w:r>
+        <w:t xml:space="preserve">엘레나: 그럼 그게 앱에서 가장 중요한 버튼이네요.</w:t>
+      </w:r>
+    </w:p>
+    <w:p>
+      <w:pPr>
+        <w:pStyle w:val="BodyText"/>
+      </w:pPr>
+      <w:r>
+        <w:t xml:space="preserve">니나: 증상 체크 기능은요? 제스가 사진을 올리면. 앱이</w:t>
+      </w:r>
+      <w:r>
+        <w:t xml:space="preserve"> </w:t>
+      </w:r>
+      <w:r>
+        <w:t xml:space="preserve">“</w:t>
+      </w:r>
+      <w:r>
+        <w:t xml:space="preserve">정상</w:t>
+      </w:r>
+      <w:r>
+        <w:t xml:space="preserve">”</w:t>
+      </w:r>
+      <w:r>
+        <w:t xml:space="preserve">인지 말해 줘요.</w:t>
+      </w:r>
+    </w:p>
+    <w:p>
+      <w:pPr>
+        <w:pStyle w:val="BodyText"/>
+      </w:pPr>
+      <w:r>
+        <w:t xml:space="preserve">다이앤: 거기서 멈춰요, 니나. 앱이 뭔가를 진단하면, 그게 정상인지 아닌지뿐이라도, 앱 자체가 의료기기가 돼요. 그러면 일정과 예산이 통째로 바뀌어요.</w:t>
+      </w:r>
+    </w:p>
+    <w:p>
+      <w:pPr>
+        <w:pStyle w:val="BodyText"/>
+      </w:pPr>
+      <w:r>
+        <w:t xml:space="preserve">니나: 의료기기 소프트웨어. 알아요. 전 직장에서 그걸 피했어요.</w:t>
+      </w:r>
+    </w:p>
+    <w:p>
+      <w:pPr>
+        <w:pStyle w:val="BodyText"/>
+      </w:pPr>
+      <w:r>
+        <w:t xml:space="preserve">마커스: 우리가 기기가 되면 어떻게 되는데?</w:t>
+      </w:r>
+    </w:p>
+    <w:p>
+      <w:pPr>
+        <w:pStyle w:val="BodyText"/>
+      </w:pPr>
+      <w:r>
+        <w:t xml:space="preserve">다이앤: FDA 심사. 임상 검증. 1년 더. 어쩌면 2년.</w:t>
+      </w:r>
+    </w:p>
+    <w:p>
+      <w:pPr>
+        <w:pStyle w:val="BodyText"/>
+      </w:pPr>
+      <w:r>
+        <w:t xml:space="preserve">노아: 그럼 진단은 없어요. 일반 정보만. 그리고</w:t>
+      </w:r>
+      <w:r>
+        <w:t xml:space="preserve"> </w:t>
+      </w:r>
+      <w:r>
+        <w:t xml:space="preserve">“</w:t>
+      </w:r>
+      <w:r>
+        <w:t xml:space="preserve">시술자에게 전화.</w:t>
+      </w:r>
+      <w:r>
+        <w:t xml:space="preserve">”</w:t>
+      </w:r>
+    </w:p>
+    <w:p>
+      <w:pPr>
+        <w:pStyle w:val="BodyText"/>
+      </w:pPr>
+      <w:r>
+        <w:t xml:space="preserve">엘레나: 의학적으로도 더 나아요. 사진은 통증을 못 느끼지만. 제스는 느끼니까요.</w:t>
+      </w:r>
+    </w:p>
+    <w:p>
+      <w:pPr>
+        <w:pStyle w:val="BodyText"/>
+      </w:pPr>
+      <w:r>
+        <w:t xml:space="preserve">니나: 1일부터 14일. 매일 체크인. 짧은 팁.</w:t>
+      </w:r>
+      <w:r>
+        <w:t xml:space="preserve"> </w:t>
+      </w:r>
+      <w:r>
+        <w:t xml:space="preserve">“</w:t>
+      </w:r>
+      <w:r>
+        <w:t xml:space="preserve">오늘은 얼음찜질.</w:t>
+      </w:r>
+      <w:r>
+        <w:t xml:space="preserve">”</w:t>
+      </w:r>
+      <w:r>
+        <w:t xml:space="preserve"> </w:t>
+      </w:r>
+      <w:r>
+        <w:t xml:space="preserve">“</w:t>
+      </w:r>
+      <w:r>
+        <w:t xml:space="preserve">헬스장 피하기.</w:t>
+      </w:r>
+      <w:r>
+        <w:t xml:space="preserve">”</w:t>
+      </w:r>
+    </w:p>
+    <w:p>
+      <w:pPr>
+        <w:pStyle w:val="BodyText"/>
+      </w:pPr>
+      <w:r>
+        <w:t xml:space="preserve">조이: 그리고 14일 차 사진? 결과 보려고?</w:t>
+      </w:r>
+    </w:p>
+    <w:p>
+      <w:pPr>
+        <w:pStyle w:val="BodyText"/>
+      </w:pPr>
+      <w:r>
+        <w:t xml:space="preserve">니나: 선택 사항. 비공개 저장. 제스가 언제든 삭제 가능.</w:t>
+      </w:r>
+    </w:p>
+    <w:p>
+      <w:pPr>
+        <w:pStyle w:val="BodyText"/>
+      </w:pPr>
+      <w:r>
+        <w:t xml:space="preserve">엘레나: 그리고 우린 절대 쓰지 않아요. 마케팅에도. 새 동의 없이는.</w:t>
+      </w:r>
+    </w:p>
+    <w:p>
+      <w:pPr>
+        <w:pStyle w:val="BodyText"/>
+      </w:pPr>
+      <w:r>
+        <w:t xml:space="preserve">조이: 린다가 가르쳐 줬죠. 별도 동의. 서면으로.</w:t>
+      </w:r>
+    </w:p>
+    <w:p>
+      <w:pPr>
+        <w:pStyle w:val="BodyText"/>
+      </w:pPr>
+      <w:r>
+        <w:t xml:space="preserve">니나: 그다음 3개월, 6개월, 9개월. 부드러운 알림.</w:t>
+      </w:r>
+      <w:r>
+        <w:t xml:space="preserve"> </w:t>
+      </w:r>
+      <w:r>
+        <w:t xml:space="preserve">“</w:t>
+      </w:r>
+      <w:r>
+        <w:t xml:space="preserve">결과에 대해 어떻게 느끼세요?</w:t>
+      </w:r>
+      <w:r>
+        <w:t xml:space="preserve">”</w:t>
+      </w:r>
+    </w:p>
+    <w:p>
+      <w:pPr>
+        <w:pStyle w:val="BodyText"/>
+      </w:pPr>
+      <w:r>
+        <w:t xml:space="preserve">조이: 그리고 11개월.</w:t>
+      </w:r>
+      <w:r>
+        <w:t xml:space="preserve"> </w:t>
+      </w:r>
+      <w:r>
+        <w:t xml:space="preserve">“</w:t>
+      </w:r>
+      <w:r>
+        <w:t xml:space="preserve">다음 방문을 예약할 때예요.</w:t>
+      </w:r>
+      <w:r>
+        <w:t xml:space="preserve">”</w:t>
+      </w:r>
+    </w:p>
+    <w:p>
+      <w:pPr>
+        <w:pStyle w:val="BodyText"/>
+      </w:pPr>
+      <w:r>
+        <w:t xml:space="preserve">엘레나: 그녀의 시술자에게요.</w:t>
+      </w:r>
+      <w:r>
+        <w:t xml:space="preserve"> </w:t>
+      </w:r>
+      <w:r>
+        <w:t xml:space="preserve">“</w:t>
+      </w:r>
+      <w:r>
+        <w:t xml:space="preserve">아무 베이라 병원</w:t>
+      </w:r>
+      <w:r>
+        <w:t xml:space="preserve">”</w:t>
+      </w:r>
+      <w:r>
+        <w:t xml:space="preserve">이 아니라.</w:t>
+      </w:r>
+    </w:p>
+    <w:p>
+      <w:pPr>
+        <w:pStyle w:val="BodyText"/>
+      </w:pPr>
+      <w:r>
+        <w:t xml:space="preserve">노아: 그게 왜 중요해요?</w:t>
+      </w:r>
+    </w:p>
+    <w:p>
+      <w:pPr>
+        <w:pStyle w:val="BodyText"/>
+      </w:pPr>
+      <w:r>
+        <w:t xml:space="preserve">엘레나: 같은 시술자는 그녀의 얼굴, 병력, 그리고 지난번에 정확히 뭘 주입했는지 알거든요. 새 시술자는 0부터 시작해요. 의료에선 연속성이 곧 안전이에요.</w:t>
+      </w:r>
+    </w:p>
+    <w:p>
+      <w:pPr>
+        <w:pStyle w:val="BodyText"/>
+      </w:pPr>
+      <w:r>
+        <w:t xml:space="preserve">니나: 연속성은 유지율이기도 해요. 엘레나, 방금 조이를 행복하게 해 줬네요.</w:t>
+      </w:r>
+    </w:p>
+    <w:p>
+      <w:pPr>
+        <w:pStyle w:val="BodyText"/>
+      </w:pPr>
+      <w:r>
+        <w:t xml:space="preserve">조이: 아주요.</w:t>
+      </w:r>
+    </w:p>
+    <w:p>
+      <w:pPr>
+        <w:pStyle w:val="BodyText"/>
+      </w:pPr>
+      <w:r>
+        <w:t xml:space="preserve">니나: 좋아요. 이제 어려운 부분. 데이터.</w:t>
+      </w:r>
+    </w:p>
+    <w:bookmarkEnd w:id="33"/>
+    <w:bookmarkStart w:id="34" w:name="장면2-데이터와-동의-1"/>
+    <w:p>
+      <w:pPr>
+        <w:pStyle w:val="Heading3"/>
+      </w:pPr>
+      <w:r>
+        <w:t xml:space="preserve">장면2 — 데이터와 동의</w:t>
+      </w:r>
+    </w:p>
+    <w:p>
+      <w:pPr>
+        <w:pStyle w:val="FirstParagraph"/>
+      </w:pPr>
+      <w:r>
+        <w:t xml:space="preserve">다이앤: 첫 질문. 우리가 HIPAA 적용 대상인가요?</w:t>
+      </w:r>
+    </w:p>
+    <w:p>
+      <w:pPr>
+        <w:pStyle w:val="BodyText"/>
+      </w:pPr>
+      <w:r>
+        <w:t xml:space="preserve">니나: 경우에 따라요. 병원이 환자 기록을 보내면 우린 업무 협력자예요.</w:t>
+      </w:r>
+    </w:p>
+    <w:p>
+      <w:pPr>
+        <w:pStyle w:val="BodyText"/>
+      </w:pPr>
+      <w:r>
+        <w:t xml:space="preserve">마커스: 안 보내면?</w:t>
+      </w:r>
+    </w:p>
+    <w:p>
+      <w:pPr>
+        <w:pStyle w:val="BodyText"/>
+      </w:pPr>
+      <w:r>
+        <w:t xml:space="preserve">니나: 제스가 직접 데이터를 입력하면, 우리가 그녀의 의사가 아니니까 HIPAA는 적용 안 될 수도 있어요. 그렇다고 자유로운 건 아니에요. 다른 법은 여전히 적용되고, 점점 더 엄격해지고 있어요.</w:t>
+      </w:r>
+    </w:p>
+    <w:p>
+      <w:pPr>
+        <w:pStyle w:val="BodyText"/>
+      </w:pPr>
+      <w:r>
+        <w:t xml:space="preserve">다이앤: FTC. 주 개인정보법. 그리고 상식.</w:t>
+      </w:r>
+    </w:p>
+    <w:p>
+      <w:pPr>
+        <w:pStyle w:val="BodyText"/>
+      </w:pPr>
+      <w:r>
+        <w:t xml:space="preserve">엘레나: 어쨌든 보호 대상 건강 정보처럼 다뤄요. 항상.</w:t>
+      </w:r>
+    </w:p>
+    <w:p>
+      <w:pPr>
+        <w:pStyle w:val="BodyText"/>
+      </w:pPr>
+      <w:r>
+        <w:t xml:space="preserve">니나: 동의해요. 암호화. 최소한으로. 제스에게 필요한 것만 수집해요.</w:t>
+      </w:r>
+    </w:p>
+    <w:p>
+      <w:pPr>
+        <w:pStyle w:val="BodyText"/>
+      </w:pPr>
+      <w:r>
+        <w:t xml:space="preserve">조이: 그녀의 이메일은요? 마케팅용으로?</w:t>
+      </w:r>
+    </w:p>
+    <w:p>
+      <w:pPr>
+        <w:pStyle w:val="BodyText"/>
+      </w:pPr>
+      <w:r>
+        <w:t xml:space="preserve">니나: 별도 동의. 체크박스. 기본은 해제. 옵트인만.</w:t>
+      </w:r>
+    </w:p>
+    <w:p>
+      <w:pPr>
+        <w:pStyle w:val="BodyText"/>
+      </w:pPr>
+      <w:r>
+        <w:t xml:space="preserve">조이: 해제 상태로요? 아무도 체크 안 해요. 80퍼센트를 잃을 거예요.</w:t>
+      </w:r>
+    </w:p>
+    <w:p>
+      <w:pPr>
+        <w:pStyle w:val="BodyText"/>
+      </w:pPr>
+      <w:r>
+        <w:t xml:space="preserve">다이앤: 그럼 20퍼센트를 얻어 내요. 스스로 연락받기를 선택한 사람들은 진짜로 원하는 거예요. 미리 체크된 박스는 대시보드에선 좋아 보일지 몰라도, 소송을 기다리는 거예요.</w:t>
+      </w:r>
+    </w:p>
+    <w:p>
+      <w:pPr>
+        <w:pStyle w:val="BodyText"/>
+      </w:pPr>
+      <w:r>
+        <w:t xml:space="preserve">니나: 전 회사에선 옵트인 사용자가 이메일을 세 배 더 열었어요. 양보다 질.</w:t>
+      </w:r>
+    </w:p>
+    <w:p>
+      <w:pPr>
+        <w:pStyle w:val="BodyText"/>
+      </w:pPr>
+      <w:r>
+        <w:t xml:space="preserve">조이: 세 배요? …좋아요. 그건 저 자신한테 팔 수 있겠네요.</w:t>
+      </w:r>
+    </w:p>
+    <w:p>
+      <w:pPr>
+        <w:pStyle w:val="BodyText"/>
+      </w:pPr>
+      <w:r>
+        <w:t xml:space="preserve">마커스: 데이터를 팔기도 해? 익명화해서라도?</w:t>
+      </w:r>
+    </w:p>
+    <w:p>
+      <w:pPr>
+        <w:pStyle w:val="BodyText"/>
+      </w:pPr>
+      <w:r>
+        <w:t xml:space="preserve">노아: 절대요. 첫 페이지에 써요.</w:t>
+      </w:r>
+      <w:r>
+        <w:t xml:space="preserve"> </w:t>
+      </w:r>
+      <w:r>
+        <w:t xml:space="preserve">“</w:t>
+      </w:r>
+      <w:r>
+        <w:t xml:space="preserve">우리는 당신의 데이터를 팔지 않습니다.</w:t>
+      </w:r>
+      <w:r>
+        <w:t xml:space="preserve">”</w:t>
+      </w:r>
+    </w:p>
+    <w:p>
+      <w:pPr>
+        <w:pStyle w:val="BodyText"/>
+      </w:pPr>
+      <w:r>
+        <w:t xml:space="preserve">다이앤: 쉬운 영어로. 법률 영어 말고.</w:t>
+      </w:r>
+    </w:p>
+    <w:p>
+      <w:pPr>
+        <w:pStyle w:val="BodyText"/>
+      </w:pPr>
+      <w:r>
+        <w:t xml:space="preserve">니나: 중학교 2학년 수준의 개인정보 처리방침. 해 봤어요.</w:t>
+      </w:r>
+    </w:p>
+    <w:p>
+      <w:pPr>
+        <w:pStyle w:val="BodyText"/>
+      </w:pPr>
+      <w:r>
+        <w:t xml:space="preserve">노아: 임상 때 우리 동의서처럼요. 레이첼이 좋아했죠.</w:t>
+      </w:r>
+    </w:p>
+    <w:p>
+      <w:pPr>
+        <w:pStyle w:val="BodyText"/>
+      </w:pPr>
+      <w:r>
+        <w:t xml:space="preserve">엘레나: 그리고 삭제. 버튼 하나.</w:t>
+      </w:r>
+      <w:r>
+        <w:t xml:space="preserve"> </w:t>
+      </w:r>
+      <w:r>
+        <w:t xml:space="preserve">“</w:t>
+      </w:r>
+      <w:r>
+        <w:t xml:space="preserve">내 계정과 모든 데이터 삭제.</w:t>
+      </w:r>
+      <w:r>
+        <w:t xml:space="preserve">”</w:t>
+      </w:r>
+    </w:p>
+    <w:p>
+      <w:pPr>
+        <w:pStyle w:val="BodyText"/>
+      </w:pPr>
+      <w:r>
+        <w:t xml:space="preserve">조이: 떠나는 버튼이 하나라고요? 너무 쉬운데요.</w:t>
+      </w:r>
+    </w:p>
+    <w:p>
+      <w:pPr>
+        <w:pStyle w:val="BodyText"/>
+      </w:pPr>
+      <w:r>
+        <w:t xml:space="preserve">니나: 쉬워야 해요. 제스 입장에서 생각해 봐요. 떠나기 어려우면 가입을 믿지 않아요. 떠나는 게 한 번 탭이면 가입이 안전하게 느껴지고, 오히려 대개 남아요.</w:t>
+      </w:r>
+    </w:p>
+    <w:p>
+      <w:pPr>
+        <w:pStyle w:val="BodyText"/>
+      </w:pPr>
+      <w:r>
+        <w:t xml:space="preserve">마커스: 데이터 유출은? 누가 책임져?</w:t>
+      </w:r>
+    </w:p>
+    <w:p>
+      <w:pPr>
+        <w:pStyle w:val="BodyText"/>
+      </w:pPr>
+      <w:r>
+        <w:t xml:space="preserve">다이앤: 우리가요. 며칠 안에 통보. 몇 주가 아니라. 규정에 있어요.</w:t>
+      </w:r>
+    </w:p>
+    <w:p>
+      <w:pPr>
+        <w:pStyle w:val="BodyText"/>
+      </w:pPr>
+      <w:r>
+        <w:t xml:space="preserve">니나: 그래서 최소 수집이 중요해요. 갖고 있지 않은 건 유출할 수 없죠.</w:t>
+      </w:r>
+    </w:p>
+    <w:p>
+      <w:pPr>
+        <w:pStyle w:val="BodyText"/>
+      </w:pPr>
+      <w:r>
+        <w:t xml:space="preserve">노아: 좋아요. 설계 단계부터 개인정보 보호. 땜질 말고.</w:t>
+      </w:r>
+    </w:p>
+    <w:p>
+      <w:pPr>
+        <w:pStyle w:val="BodyText"/>
+      </w:pPr>
+      <w:r>
+        <w:t xml:space="preserve">조이: 이제 재밌는 부분 얘기해도 돼요? 보상.</w:t>
+      </w:r>
+    </w:p>
+    <w:p>
+      <w:pPr>
+        <w:pStyle w:val="BodyText"/>
+      </w:pPr>
+      <w:r>
+        <w:t xml:space="preserve">엘레나: 이거 두려워하고 있었어요.</w:t>
+      </w:r>
+    </w:p>
+    <w:p>
+      <w:pPr>
+        <w:pStyle w:val="BodyText"/>
+      </w:pPr>
+      <w:r>
+        <w:t xml:space="preserve">조이: 포인트. 제스가 시술할 때마다 포인트를 쌓아요. 포인트는 할인이 되고요.</w:t>
+      </w:r>
+    </w:p>
+    <w:p>
+      <w:pPr>
+        <w:pStyle w:val="BodyText"/>
+      </w:pPr>
+      <w:r>
+        <w:t xml:space="preserve">마커스: 추천에도 포인트? 그리고 리뷰에도?</w:t>
+      </w:r>
+    </w:p>
+    <w:p>
+      <w:pPr>
+        <w:pStyle w:val="BodyText"/>
+      </w:pPr>
+      <w:r>
+        <w:t xml:space="preserve">엘레나: 안 돼요. 절대로.</w:t>
+      </w:r>
+    </w:p>
+    <w:bookmarkEnd w:id="34"/>
+    <w:bookmarkStart w:id="35" w:name="절정전환-포인트-논쟁-1"/>
+    <w:p>
+      <w:pPr>
+        <w:pStyle w:val="Heading3"/>
+      </w:pPr>
+      <w:r>
+        <w:t xml:space="preserve">절정·전환 — 포인트 논쟁</w:t>
+      </w:r>
+    </w:p>
+    <w:p>
+      <w:pPr>
+        <w:pStyle w:val="FirstParagraph"/>
+      </w:pPr>
+      <w:r>
+        <w:t xml:space="preserve">조이: 엘레나, 모든 뷰티 브랜드에 포인트가 있어요. 루마덤도 있어요.</w:t>
+      </w:r>
+    </w:p>
+    <w:p>
+      <w:pPr>
+        <w:pStyle w:val="BodyText"/>
+      </w:pPr>
+      <w:r>
+        <w:t xml:space="preserve">엘레나: 그럼 루마덤은 더 많은 바늘에 보상하는 거죠. 우린 안 해요.</w:t>
+      </w:r>
+    </w:p>
+    <w:p>
+      <w:pPr>
+        <w:pStyle w:val="BodyText"/>
+      </w:pPr>
+      <w:r>
+        <w:t xml:space="preserve">조이:</w:t>
+      </w:r>
+      <w:r>
+        <w:t xml:space="preserve"> </w:t>
+      </w:r>
+      <w:r>
+        <w:t xml:space="preserve">“</w:t>
+      </w:r>
+      <w:r>
+        <w:t xml:space="preserve">더 많은 바늘</w:t>
+      </w:r>
+      <w:r>
+        <w:t xml:space="preserve">”</w:t>
+      </w:r>
+      <w:r>
+        <w:t xml:space="preserve">이 아니에요. 충성도예요.</w:t>
+      </w:r>
+    </w:p>
+    <w:p>
+      <w:pPr>
+        <w:pStyle w:val="BodyText"/>
+      </w:pPr>
+      <w:r>
+        <w:t xml:space="preserve">엘레나: 시술 포인트는 할인을 받으려고 더 빨리, 더 많이 시술하도록 사람들을 밀어요. 하지만 언제 주입할지는 의학적 결정이고, 그걸 로열티 프로그램이 내려선 안 돼요.</w:t>
+      </w:r>
+    </w:p>
+    <w:p>
+      <w:pPr>
+        <w:pStyle w:val="BodyText"/>
+      </w:pPr>
+      <w:r>
+        <w:t xml:space="preserve">니나: 데이터를 보태도 될까요? 우리 당뇨 앱에 보상이 있었어요. 인슐린 기록에.</w:t>
+      </w:r>
+    </w:p>
+    <w:p>
+      <w:pPr>
+        <w:pStyle w:val="BodyText"/>
+      </w:pPr>
+      <w:r>
+        <w:t xml:space="preserve">조이: 봤죠? 헬스 앱에 보상!</w:t>
+      </w:r>
+    </w:p>
+    <w:p>
+      <w:pPr>
+        <w:pStyle w:val="BodyText"/>
+      </w:pPr>
+      <w:r>
+        <w:t xml:space="preserve">니나: 건강한 행동에 대한 보상이었어요. 매일 인슐린을 기록하는 것 같은. 인슐린을 더 사는 것에 대해서가 아니라요. 그게 차이의 전부예요. 우린 돈 버는 행동이 아니라 환자를 건강하게 지키는 행동에 보상했어요.</w:t>
+      </w:r>
+    </w:p>
+    <w:p>
+      <w:pPr>
+        <w:pStyle w:val="BodyText"/>
+      </w:pPr>
+      <w:r>
+        <w:t xml:space="preserve">조이: …좋은 지적이네요.</w:t>
+      </w:r>
+    </w:p>
+    <w:p>
+      <w:pPr>
+        <w:pStyle w:val="BodyText"/>
+      </w:pPr>
+      <w:r>
+        <w:t xml:space="preserve">다이앤: 그리고 포인트 받는 리뷰? 보상성 리뷰. FTC가 싫어해요.</w:t>
+      </w:r>
+    </w:p>
+    <w:p>
+      <w:pPr>
+        <w:pStyle w:val="BodyText"/>
+      </w:pPr>
+      <w:r>
+        <w:t xml:space="preserve">니나: 의료 시술 추천 보상이요? 일부 주는 제한해요. 복잡해요.</w:t>
+      </w:r>
+    </w:p>
+    <w:p>
+      <w:pPr>
+        <w:pStyle w:val="BodyText"/>
+      </w:pPr>
+      <w:r>
+        <w:t xml:space="preserve">노아: 중요한 건요. 어떤 행동에 보상하고 싶은 거죠?</w:t>
+      </w:r>
+    </w:p>
+    <w:p>
+      <w:pPr>
+        <w:pStyle w:val="BodyText"/>
+      </w:pPr>
+      <w:r>
+        <w:t xml:space="preserve">엘레나: 사후 관리 따르기. 이상하면 전화하기. 같은 시술자에게 돌아오기.</w:t>
+      </w:r>
+    </w:p>
+    <w:p>
+      <w:pPr>
+        <w:pStyle w:val="BodyText"/>
+      </w:pPr>
+      <w:r>
+        <w:t xml:space="preserve">조이: 그건 섹시하지 않잖아요.</w:t>
+      </w:r>
+    </w:p>
+    <w:p>
+      <w:pPr>
+        <w:pStyle w:val="BodyText"/>
+      </w:pPr>
+      <w:r>
+        <w:t xml:space="preserve">니나: 하지만 유용해요. 그리고 신뢰를 쌓죠. 신뢰는 섹시해요. 결국엔.</w:t>
+      </w:r>
+    </w:p>
+    <w:p>
+      <w:pPr>
+        <w:pStyle w:val="BodyText"/>
+      </w:pPr>
+      <w:r>
+        <w:t xml:space="preserve">노아: 결정. 시술에 포인트 없음. 리뷰에 포인트 없음. 추천 현금 없음.</w:t>
+      </w:r>
+    </w:p>
+    <w:p>
+      <w:pPr>
+        <w:pStyle w:val="BodyText"/>
+      </w:pPr>
+      <w:r>
+        <w:t xml:space="preserve">조이: 그럼 보상은 아예 없어요?</w:t>
+      </w:r>
+    </w:p>
+    <w:p>
+      <w:pPr>
+        <w:pStyle w:val="BodyText"/>
+      </w:pPr>
+      <w:r>
+        <w:t xml:space="preserve">노아: 배움에 대한 보상. 사후 관리 가이드를 끝내면 스킨케어 샘플 무료.</w:t>
+      </w:r>
+    </w:p>
+    <w:p>
+      <w:pPr>
+        <w:pStyle w:val="BodyText"/>
+      </w:pPr>
+      <w:r>
+        <w:t xml:space="preserve">엘레나: 바늘이 아닌 샘플. 그건 받아들일 수 있어요.</w:t>
+      </w:r>
+    </w:p>
+    <w:p>
+      <w:pPr>
+        <w:pStyle w:val="BodyText"/>
+      </w:pPr>
+      <w:r>
+        <w:t xml:space="preserve">니나: 우린 바늘을 게임으로 만들지 않는다. 조이, 그거 벽에 써요.</w:t>
+      </w:r>
+    </w:p>
+    <w:p>
+      <w:pPr>
+        <w:pStyle w:val="BodyText"/>
+      </w:pPr>
+      <w:r>
+        <w:t xml:space="preserve">조이: 좋아요, 포인트는 일단 포기할게요. 하지만 언젠가 바늘이 아닌 걸 팔게 될 거예요. 그때가 오면 포인트를 원해요. 아주 많이요.</w:t>
+      </w:r>
+    </w:p>
+    <w:p>
+      <w:pPr>
+        <w:pStyle w:val="BodyText"/>
+      </w:pPr>
+      <w:r>
+        <w:t xml:space="preserve">엘레나: 스킨케어? 사후 관리 크림?</w:t>
+      </w:r>
+    </w:p>
+    <w:p>
+      <w:pPr>
+        <w:pStyle w:val="BodyText"/>
+      </w:pPr>
+      <w:r>
+        <w:t xml:space="preserve">조이: 어쩌면요. 회복을 위한 뭔가. 스케치하고 있었어요.</w:t>
+      </w:r>
+    </w:p>
+    <w:p>
+      <w:pPr>
+        <w:pStyle w:val="BodyText"/>
+      </w:pPr>
+      <w:r>
+        <w:t xml:space="preserve">노아: 올해는 아니에요. 제품 하나. 잘하고. 그다음에.</w:t>
+      </w:r>
+    </w:p>
+    <w:p>
+      <w:pPr>
+        <w:pStyle w:val="BodyText"/>
+      </w:pPr>
+      <w:r>
+        <w:t xml:space="preserve">마커스: MVP 예산은?</w:t>
+      </w:r>
+    </w:p>
+    <w:p>
+      <w:pPr>
+        <w:pStyle w:val="BodyText"/>
+      </w:pPr>
+      <w:r>
+        <w:t xml:space="preserve">니나: 22만 달러. 10주. 작은 에이전시 하나에 저.</w:t>
+      </w:r>
+    </w:p>
+    <w:bookmarkEnd w:id="35"/>
+    <w:bookmarkStart w:id="36" w:name="마무리-오후-3시-복도-1"/>
+    <w:p>
+      <w:pPr>
+        <w:pStyle w:val="Heading3"/>
+      </w:pPr>
+      <w:r>
+        <w:t xml:space="preserve">마무리 — 오후 3시, 복도</w:t>
+      </w:r>
+    </w:p>
+    <w:p>
+      <w:pPr>
+        <w:pStyle w:val="FirstParagraph"/>
+      </w:pPr>
+      <w:r>
+        <w:t xml:space="preserve">마커스: 승인. 하지만 개인정보 페이지는 다이앤이 한 줄씩 검토하길 원해.</w:t>
+      </w:r>
+    </w:p>
+    <w:p>
+      <w:pPr>
+        <w:pStyle w:val="BodyText"/>
+      </w:pPr>
+      <w:r>
+        <w:t xml:space="preserve">다이앤: 이미 계획했어요. 큰 글씨로.</w:t>
+      </w:r>
+    </w:p>
+    <w:p>
+      <w:pPr>
+        <w:pStyle w:val="BodyText"/>
+      </w:pPr>
+      <w:r>
+        <w:t xml:space="preserve">니나: 첫 버전: 경고 신호, 전화 버튼, 매일 팁, 알림, 삭제. 그게 다예요.</w:t>
+      </w:r>
+    </w:p>
+    <w:p>
+      <w:pPr>
+        <w:pStyle w:val="BodyText"/>
+      </w:pPr>
+      <w:r>
+        <w:t xml:space="preserve">조이: 아주… 책임감 있네요.</w:t>
+      </w:r>
+    </w:p>
+    <w:p>
+      <w:pPr>
+        <w:pStyle w:val="BodyText"/>
+      </w:pPr>
+      <w:r>
+        <w:t xml:space="preserve">니나: 책임감이 기능이에요. 특히 건강 분야에선요. 사용자들은 우리 개인정보 규칙이나 신중한 설계를 볼 순 없지만, 느낄 순 있어요. 그게 그들을 머물게 하죠.</w:t>
+      </w:r>
+    </w:p>
+    <w:p>
+      <w:pPr>
+        <w:pStyle w:val="BodyText"/>
+      </w:pPr>
+      <w:r>
+        <w:t xml:space="preserve">노아: 니나, 환영해요. 벌써 잘 어울리네요.</w:t>
+      </w:r>
+    </w:p>
+    <w:p>
+      <w:pPr>
+        <w:pStyle w:val="BodyText"/>
+      </w:pPr>
+      <w:r>
+        <w:t xml:space="preserve">니나: 많이 싸우시네요. 하지만 친절하게. 좋아요.</w:t>
+      </w:r>
+    </w:p>
+    <w:p>
+      <w:pPr>
+        <w:pStyle w:val="BodyText"/>
+      </w:pPr>
+      <w:r>
+        <w:t xml:space="preserve">조이: 노아. 전화요. 에이바예요. 세 번째 전화.</w:t>
+      </w:r>
+    </w:p>
+    <w:p>
+      <w:pPr>
+        <w:pStyle w:val="BodyText"/>
+      </w:pPr>
+      <w:r>
+        <w:t xml:space="preserve">에이바: 노아, 죄송해요. 피어스 선생님이요. 뭔가 올렸어요. 우리에 대해.</w:t>
+      </w:r>
+    </w:p>
+    <w:p>
+      <w:pPr>
+        <w:pStyle w:val="BodyText"/>
+      </w:pPr>
+      <w:r>
+        <w:t xml:space="preserve">노아: 어떤 뭔가요?</w:t>
+      </w:r>
+    </w:p>
+    <w:p>
+      <w:pPr>
+        <w:pStyle w:val="BodyText"/>
+      </w:pPr>
+      <w:r>
+        <w:t xml:space="preserve">에이바: 영상이 달린 긴 글이에요. 두 시간 만에 공유 4천, 아직도 올라가고 있어요. 댓글이 제가 읽는 것보다 빨리 달려요.</w:t>
+      </w:r>
+    </w:p>
+    <w:p>
+      <w:pPr>
+        <w:pStyle w:val="BodyText"/>
+      </w:pPr>
+      <w:r>
+        <w:t xml:space="preserve">엘레나: 앨런. 3월에 모듈 4를 들었는데. 콜의 기록을 깼고요.</w:t>
+      </w:r>
+    </w:p>
+    <w:p>
+      <w:pPr>
+        <w:pStyle w:val="BodyText"/>
+      </w:pPr>
+      <w:r>
+        <w:t xml:space="preserve">노아: 나빠요?</w:t>
+      </w:r>
+    </w:p>
+    <w:p>
+      <w:pPr>
+        <w:pStyle w:val="BodyText"/>
+      </w:pPr>
+      <w:r>
+        <w:t xml:space="preserve">에이바: 제목이</w:t>
+      </w:r>
+      <w:r>
+        <w:t xml:space="preserve"> </w:t>
+      </w:r>
+      <w:r>
+        <w:t xml:space="preserve">“</w:t>
+      </w:r>
+      <w:r>
+        <w:t xml:space="preserve">비상구를 파는 필러</w:t>
+      </w:r>
+      <w:r>
+        <w:t xml:space="preserve">”</w:t>
+      </w:r>
+      <w:r>
+        <w:t xml:space="preserve">예요.</w:t>
+      </w:r>
+    </w:p>
+    <w:p>
+      <w:pPr>
+        <w:pStyle w:val="BodyText"/>
+      </w:pPr>
+      <w:r>
+        <w:t xml:space="preserve">조이: 다들. 대회의실. 지금.</w:t>
+      </w:r>
+    </w:p>
+    <w:bookmarkEnd w:id="36"/>
+    <w:bookmarkEnd w:id="37"/>
+    <w:bookmarkEnd w:id="38"/>
     <w:sectPr/>
   </w:body>
 </w:document>
@@ -4592,583 +4539,8 @@
       </w:pPr>
     </w:lvl>
   </w:abstractNum>
-  <w:abstractNum w:abstractNumId="99411">
-    <w:nsid w:val="A99411"/>
-    <w:multiLevelType w:val="multilevel"/>
-    <w:lvl w:ilvl="0">
-      <w:start w:val="1"/>
-      <w:numFmt w:val="decimal"/>
-      <w:lvlText w:val="%1."/>
-      <w:lvlJc w:val="left"/>
-      <w:pPr>
-        <w:ind w:left="720" w:hanging="480"/>
-      </w:pPr>
-    </w:lvl>
-    <w:lvl w:ilvl="1">
-      <w:start w:val="1"/>
-      <w:numFmt w:val="decimal"/>
-      <w:lvlText w:val="%2."/>
-      <w:lvlJc w:val="left"/>
-      <w:pPr>
-        <w:ind w:left="1440" w:hanging="480"/>
-      </w:pPr>
-    </w:lvl>
-    <w:lvl w:ilvl="2">
-      <w:start w:val="1"/>
-      <w:numFmt w:val="decimal"/>
-      <w:lvlText w:val="%3."/>
-      <w:lvlJc w:val="left"/>
-      <w:pPr>
-        <w:ind w:left="2160" w:hanging="480"/>
-      </w:pPr>
-    </w:lvl>
-    <w:lvl w:ilvl="3">
-      <w:start w:val="1"/>
-      <w:numFmt w:val="decimal"/>
-      <w:lvlText w:val="%4."/>
-      <w:lvlJc w:val="left"/>
-      <w:pPr>
-        <w:ind w:left="2880" w:hanging="480"/>
-      </w:pPr>
-    </w:lvl>
-    <w:lvl w:ilvl="4">
-      <w:start w:val="1"/>
-      <w:numFmt w:val="decimal"/>
-      <w:lvlText w:val="%5."/>
-      <w:lvlJc w:val="left"/>
-      <w:pPr>
-        <w:ind w:left="3600" w:hanging="480"/>
-      </w:pPr>
-    </w:lvl>
-    <w:lvl w:ilvl="5">
-      <w:start w:val="1"/>
-      <w:numFmt w:val="decimal"/>
-      <w:lvlText w:val="%6."/>
-      <w:lvlJc w:val="left"/>
-      <w:pPr>
-        <w:ind w:left="4320" w:hanging="480"/>
-      </w:pPr>
-    </w:lvl>
-    <w:lvl w:ilvl="6">
-      <w:start w:val="1"/>
-      <w:numFmt w:val="decimal"/>
-      <w:lvlText w:val="%7."/>
-      <w:lvlJc w:val="left"/>
-      <w:pPr>
-        <w:ind w:left="5040" w:hanging="480"/>
-      </w:pPr>
-    </w:lvl>
-    <w:lvl w:ilvl="7">
-      <w:start w:val="1"/>
-      <w:numFmt w:val="decimal"/>
-      <w:lvlText w:val="%8."/>
-      <w:lvlJc w:val="left"/>
-      <w:pPr>
-        <w:ind w:left="5760" w:hanging="480"/>
-      </w:pPr>
-    </w:lvl>
-    <w:lvl w:ilvl="8">
-      <w:start w:val="1"/>
-      <w:numFmt w:val="decimal"/>
-      <w:lvlText w:val="%9."/>
-      <w:lvlJc w:val="left"/>
-      <w:pPr>
-        <w:ind w:left="6480" w:hanging="480"/>
-      </w:pPr>
-    </w:lvl>
-  </w:abstractNum>
-  <w:abstractNum w:abstractNumId="994116">
-    <w:nsid w:val="A994116"/>
-    <w:multiLevelType w:val="multilevel"/>
-    <w:lvl w:ilvl="0">
-      <w:start w:val="16"/>
-      <w:numFmt w:val="decimal"/>
-      <w:lvlText w:val="%1."/>
-      <w:lvlJc w:val="left"/>
-      <w:pPr>
-        <w:ind w:left="720" w:hanging="480"/>
-      </w:pPr>
-    </w:lvl>
-    <w:lvl w:ilvl="1">
-      <w:start w:val="16"/>
-      <w:numFmt w:val="decimal"/>
-      <w:lvlText w:val="%2."/>
-      <w:lvlJc w:val="left"/>
-      <w:pPr>
-        <w:ind w:left="1440" w:hanging="480"/>
-      </w:pPr>
-    </w:lvl>
-    <w:lvl w:ilvl="2">
-      <w:start w:val="16"/>
-      <w:numFmt w:val="decimal"/>
-      <w:lvlText w:val="%3."/>
-      <w:lvlJc w:val="left"/>
-      <w:pPr>
-        <w:ind w:left="2160" w:hanging="480"/>
-      </w:pPr>
-    </w:lvl>
-    <w:lvl w:ilvl="3">
-      <w:start w:val="16"/>
-      <w:numFmt w:val="decimal"/>
-      <w:lvlText w:val="%4."/>
-      <w:lvlJc w:val="left"/>
-      <w:pPr>
-        <w:ind w:left="2880" w:hanging="480"/>
-      </w:pPr>
-    </w:lvl>
-    <w:lvl w:ilvl="4">
-      <w:start w:val="16"/>
-      <w:numFmt w:val="decimal"/>
-      <w:lvlText w:val="%5."/>
-      <w:lvlJc w:val="left"/>
-      <w:pPr>
-        <w:ind w:left="3600" w:hanging="480"/>
-      </w:pPr>
-    </w:lvl>
-    <w:lvl w:ilvl="5">
-      <w:start w:val="16"/>
-      <w:numFmt w:val="decimal"/>
-      <w:lvlText w:val="%6."/>
-      <w:lvlJc w:val="left"/>
-      <w:pPr>
-        <w:ind w:left="4320" w:hanging="480"/>
-      </w:pPr>
-    </w:lvl>
-    <w:lvl w:ilvl="6">
-      <w:start w:val="16"/>
-      <w:numFmt w:val="decimal"/>
-      <w:lvlText w:val="%7."/>
-      <w:lvlJc w:val="left"/>
-      <w:pPr>
-        <w:ind w:left="5040" w:hanging="480"/>
-      </w:pPr>
-    </w:lvl>
-    <w:lvl w:ilvl="7">
-      <w:start w:val="16"/>
-      <w:numFmt w:val="decimal"/>
-      <w:lvlText w:val="%8."/>
-      <w:lvlJc w:val="left"/>
-      <w:pPr>
-        <w:ind w:left="5760" w:hanging="480"/>
-      </w:pPr>
-    </w:lvl>
-    <w:lvl w:ilvl="8">
-      <w:start w:val="16"/>
-      <w:numFmt w:val="decimal"/>
-      <w:lvlText w:val="%9."/>
-      <w:lvlJc w:val="left"/>
-      <w:pPr>
-        <w:ind w:left="6480" w:hanging="480"/>
-      </w:pPr>
-    </w:lvl>
-  </w:abstractNum>
-  <w:abstractNum w:abstractNumId="994151">
-    <w:nsid w:val="A994151"/>
-    <w:multiLevelType w:val="multilevel"/>
-    <w:lvl w:ilvl="0">
-      <w:start w:val="51"/>
-      <w:numFmt w:val="decimal"/>
-      <w:lvlText w:val="%1."/>
-      <w:lvlJc w:val="left"/>
-      <w:pPr>
-        <w:ind w:left="720" w:hanging="480"/>
-      </w:pPr>
-    </w:lvl>
-    <w:lvl w:ilvl="1">
-      <w:start w:val="51"/>
-      <w:numFmt w:val="decimal"/>
-      <w:lvlText w:val="%2."/>
-      <w:lvlJc w:val="left"/>
-      <w:pPr>
-        <w:ind w:left="1440" w:hanging="480"/>
-      </w:pPr>
-    </w:lvl>
-    <w:lvl w:ilvl="2">
-      <w:start w:val="51"/>
-      <w:numFmt w:val="decimal"/>
-      <w:lvlText w:val="%3."/>
-      <w:lvlJc w:val="left"/>
-      <w:pPr>
-        <w:ind w:left="2160" w:hanging="480"/>
-      </w:pPr>
-    </w:lvl>
-    <w:lvl w:ilvl="3">
-      <w:start w:val="51"/>
-      <w:numFmt w:val="decimal"/>
-      <w:lvlText w:val="%4."/>
-      <w:lvlJc w:val="left"/>
-      <w:pPr>
-        <w:ind w:left="2880" w:hanging="480"/>
-      </w:pPr>
-    </w:lvl>
-    <w:lvl w:ilvl="4">
-      <w:start w:val="51"/>
-      <w:numFmt w:val="decimal"/>
-      <w:lvlText w:val="%5."/>
-      <w:lvlJc w:val="left"/>
-      <w:pPr>
-        <w:ind w:left="3600" w:hanging="480"/>
-      </w:pPr>
-    </w:lvl>
-    <w:lvl w:ilvl="5">
-      <w:start w:val="51"/>
-      <w:numFmt w:val="decimal"/>
-      <w:lvlText w:val="%6."/>
-      <w:lvlJc w:val="left"/>
-      <w:pPr>
-        <w:ind w:left="4320" w:hanging="480"/>
-      </w:pPr>
-    </w:lvl>
-    <w:lvl w:ilvl="6">
-      <w:start w:val="51"/>
-      <w:numFmt w:val="decimal"/>
-      <w:lvlText w:val="%7."/>
-      <w:lvlJc w:val="left"/>
-      <w:pPr>
-        <w:ind w:left="5040" w:hanging="480"/>
-      </w:pPr>
-    </w:lvl>
-    <w:lvl w:ilvl="7">
-      <w:start w:val="51"/>
-      <w:numFmt w:val="decimal"/>
-      <w:lvlText w:val="%8."/>
-      <w:lvlJc w:val="left"/>
-      <w:pPr>
-        <w:ind w:left="5760" w:hanging="480"/>
-      </w:pPr>
-    </w:lvl>
-    <w:lvl w:ilvl="8">
-      <w:start w:val="51"/>
-      <w:numFmt w:val="decimal"/>
-      <w:lvlText w:val="%9."/>
-      <w:lvlJc w:val="left"/>
-      <w:pPr>
-        <w:ind w:left="6480" w:hanging="480"/>
-      </w:pPr>
-    </w:lvl>
-  </w:abstractNum>
-  <w:abstractNum w:abstractNumId="994181">
-    <w:nsid w:val="A994181"/>
-    <w:multiLevelType w:val="multilevel"/>
-    <w:lvl w:ilvl="0">
-      <w:start w:val="81"/>
-      <w:numFmt w:val="decimal"/>
-      <w:lvlText w:val="%1."/>
-      <w:lvlJc w:val="left"/>
-      <w:pPr>
-        <w:ind w:left="720" w:hanging="480"/>
-      </w:pPr>
-    </w:lvl>
-    <w:lvl w:ilvl="1">
-      <w:start w:val="81"/>
-      <w:numFmt w:val="decimal"/>
-      <w:lvlText w:val="%2."/>
-      <w:lvlJc w:val="left"/>
-      <w:pPr>
-        <w:ind w:left="1440" w:hanging="480"/>
-      </w:pPr>
-    </w:lvl>
-    <w:lvl w:ilvl="2">
-      <w:start w:val="81"/>
-      <w:numFmt w:val="decimal"/>
-      <w:lvlText w:val="%3."/>
-      <w:lvlJc w:val="left"/>
-      <w:pPr>
-        <w:ind w:left="2160" w:hanging="480"/>
-      </w:pPr>
-    </w:lvl>
-    <w:lvl w:ilvl="3">
-      <w:start w:val="81"/>
-      <w:numFmt w:val="decimal"/>
-      <w:lvlText w:val="%4."/>
-      <w:lvlJc w:val="left"/>
-      <w:pPr>
-        <w:ind w:left="2880" w:hanging="480"/>
-      </w:pPr>
-    </w:lvl>
-    <w:lvl w:ilvl="4">
-      <w:start w:val="81"/>
-      <w:numFmt w:val="decimal"/>
-      <w:lvlText w:val="%5."/>
-      <w:lvlJc w:val="left"/>
-      <w:pPr>
-        <w:ind w:left="3600" w:hanging="480"/>
-      </w:pPr>
-    </w:lvl>
-    <w:lvl w:ilvl="5">
-      <w:start w:val="81"/>
-      <w:numFmt w:val="decimal"/>
-      <w:lvlText w:val="%6."/>
-      <w:lvlJc w:val="left"/>
-      <w:pPr>
-        <w:ind w:left="4320" w:hanging="480"/>
-      </w:pPr>
-    </w:lvl>
-    <w:lvl w:ilvl="6">
-      <w:start w:val="81"/>
-      <w:numFmt w:val="decimal"/>
-      <w:lvlText w:val="%7."/>
-      <w:lvlJc w:val="left"/>
-      <w:pPr>
-        <w:ind w:left="5040" w:hanging="480"/>
-      </w:pPr>
-    </w:lvl>
-    <w:lvl w:ilvl="7">
-      <w:start w:val="81"/>
-      <w:numFmt w:val="decimal"/>
-      <w:lvlText w:val="%8."/>
-      <w:lvlJc w:val="left"/>
-      <w:pPr>
-        <w:ind w:left="5760" w:hanging="480"/>
-      </w:pPr>
-    </w:lvl>
-    <w:lvl w:ilvl="8">
-      <w:start w:val="81"/>
-      <w:numFmt w:val="decimal"/>
-      <w:lvlText w:val="%9."/>
-      <w:lvlJc w:val="left"/>
-      <w:pPr>
-        <w:ind w:left="6480" w:hanging="480"/>
-      </w:pPr>
-    </w:lvl>
-  </w:abstractNum>
-  <w:abstractNum w:abstractNumId="9941106">
-    <w:nsid w:val="A9941106"/>
-    <w:multiLevelType w:val="multilevel"/>
-    <w:lvl w:ilvl="0">
-      <w:start w:val="106"/>
-      <w:numFmt w:val="decimal"/>
-      <w:lvlText w:val="%1."/>
-      <w:lvlJc w:val="left"/>
-      <w:pPr>
-        <w:ind w:left="720" w:hanging="480"/>
-      </w:pPr>
-    </w:lvl>
-    <w:lvl w:ilvl="1">
-      <w:start w:val="106"/>
-      <w:numFmt w:val="decimal"/>
-      <w:lvlText w:val="%2."/>
-      <w:lvlJc w:val="left"/>
-      <w:pPr>
-        <w:ind w:left="1440" w:hanging="480"/>
-      </w:pPr>
-    </w:lvl>
-    <w:lvl w:ilvl="2">
-      <w:start w:val="106"/>
-      <w:numFmt w:val="decimal"/>
-      <w:lvlText w:val="%3."/>
-      <w:lvlJc w:val="left"/>
-      <w:pPr>
-        <w:ind w:left="2160" w:hanging="480"/>
-      </w:pPr>
-    </w:lvl>
-    <w:lvl w:ilvl="3">
-      <w:start w:val="106"/>
-      <w:numFmt w:val="decimal"/>
-      <w:lvlText w:val="%4."/>
-      <w:lvlJc w:val="left"/>
-      <w:pPr>
-        <w:ind w:left="2880" w:hanging="480"/>
-      </w:pPr>
-    </w:lvl>
-    <w:lvl w:ilvl="4">
-      <w:start w:val="106"/>
-      <w:numFmt w:val="decimal"/>
-      <w:lvlText w:val="%5."/>
-      <w:lvlJc w:val="left"/>
-      <w:pPr>
-        <w:ind w:left="3600" w:hanging="480"/>
-      </w:pPr>
-    </w:lvl>
-    <w:lvl w:ilvl="5">
-      <w:start w:val="106"/>
-      <w:numFmt w:val="decimal"/>
-      <w:lvlText w:val="%6."/>
-      <w:lvlJc w:val="left"/>
-      <w:pPr>
-        <w:ind w:left="4320" w:hanging="480"/>
-      </w:pPr>
-    </w:lvl>
-    <w:lvl w:ilvl="6">
-      <w:start w:val="106"/>
-      <w:numFmt w:val="decimal"/>
-      <w:lvlText w:val="%7."/>
-      <w:lvlJc w:val="left"/>
-      <w:pPr>
-        <w:ind w:left="5040" w:hanging="480"/>
-      </w:pPr>
-    </w:lvl>
-    <w:lvl w:ilvl="7">
-      <w:start w:val="106"/>
-      <w:numFmt w:val="decimal"/>
-      <w:lvlText w:val="%8."/>
-      <w:lvlJc w:val="left"/>
-      <w:pPr>
-        <w:ind w:left="5760" w:hanging="480"/>
-      </w:pPr>
-    </w:lvl>
-    <w:lvl w:ilvl="8">
-      <w:start w:val="106"/>
-      <w:numFmt w:val="decimal"/>
-      <w:lvlText w:val="%9."/>
-      <w:lvlJc w:val="left"/>
-      <w:pPr>
-        <w:ind w:left="6480" w:hanging="480"/>
-      </w:pPr>
-    </w:lvl>
-  </w:abstractNum>
   <w:num w:numId="1000">
     <w:abstractNumId w:val="990"/>
-  </w:num>
-  <w:num w:numId="1001">
-    <w:abstractNumId w:val="99411"/>
-    <w:lvlOverride w:ilvl="0">
-      <w:startOverride w:val="1"/>
-    </w:lvlOverride>
-    <w:lvlOverride w:ilvl="1">
-      <w:startOverride w:val="1"/>
-    </w:lvlOverride>
-    <w:lvlOverride w:ilvl="2">
-      <w:startOverride w:val="1"/>
-    </w:lvlOverride>
-    <w:lvlOverride w:ilvl="3">
-      <w:startOverride w:val="1"/>
-    </w:lvlOverride>
-    <w:lvlOverride w:ilvl="4">
-      <w:startOverride w:val="1"/>
-    </w:lvlOverride>
-    <w:lvlOverride w:ilvl="5">
-      <w:startOverride w:val="1"/>
-    </w:lvlOverride>
-    <w:lvlOverride w:ilvl="6">
-      <w:startOverride w:val="1"/>
-    </w:lvlOverride>
-    <w:lvlOverride w:ilvl="7">
-      <w:startOverride w:val="1"/>
-    </w:lvlOverride>
-    <w:lvlOverride w:ilvl="8">
-      <w:startOverride w:val="1"/>
-    </w:lvlOverride>
-  </w:num>
-  <w:num w:numId="1002">
-    <w:abstractNumId w:val="994116"/>
-    <w:lvlOverride w:ilvl="0">
-      <w:startOverride w:val="16"/>
-    </w:lvlOverride>
-    <w:lvlOverride w:ilvl="1">
-      <w:startOverride w:val="16"/>
-    </w:lvlOverride>
-    <w:lvlOverride w:ilvl="2">
-      <w:startOverride w:val="16"/>
-    </w:lvlOverride>
-    <w:lvlOverride w:ilvl="3">
-      <w:startOverride w:val="16"/>
-    </w:lvlOverride>
-    <w:lvlOverride w:ilvl="4">
-      <w:startOverride w:val="16"/>
-    </w:lvlOverride>
-    <w:lvlOverride w:ilvl="5">
-      <w:startOverride w:val="16"/>
-    </w:lvlOverride>
-    <w:lvlOverride w:ilvl="6">
-      <w:startOverride w:val="16"/>
-    </w:lvlOverride>
-    <w:lvlOverride w:ilvl="7">
-      <w:startOverride w:val="16"/>
-    </w:lvlOverride>
-    <w:lvlOverride w:ilvl="8">
-      <w:startOverride w:val="16"/>
-    </w:lvlOverride>
-  </w:num>
-  <w:num w:numId="1003">
-    <w:abstractNumId w:val="994151"/>
-    <w:lvlOverride w:ilvl="0">
-      <w:startOverride w:val="51"/>
-    </w:lvlOverride>
-    <w:lvlOverride w:ilvl="1">
-      <w:startOverride w:val="51"/>
-    </w:lvlOverride>
-    <w:lvlOverride w:ilvl="2">
-      <w:startOverride w:val="51"/>
-    </w:lvlOverride>
-    <w:lvlOverride w:ilvl="3">
-      <w:startOverride w:val="51"/>
-    </w:lvlOverride>
-    <w:lvlOverride w:ilvl="4">
-      <w:startOverride w:val="51"/>
-    </w:lvlOverride>
-    <w:lvlOverride w:ilvl="5">
-      <w:startOverride w:val="51"/>
-    </w:lvlOverride>
-    <w:lvlOverride w:ilvl="6">
-      <w:startOverride w:val="51"/>
-    </w:lvlOverride>
-    <w:lvlOverride w:ilvl="7">
-      <w:startOverride w:val="51"/>
-    </w:lvlOverride>
-    <w:lvlOverride w:ilvl="8">
-      <w:startOverride w:val="51"/>
-    </w:lvlOverride>
-  </w:num>
-  <w:num w:numId="1004">
-    <w:abstractNumId w:val="994181"/>
-    <w:lvlOverride w:ilvl="0">
-      <w:startOverride w:val="81"/>
-    </w:lvlOverride>
-    <w:lvlOverride w:ilvl="1">
-      <w:startOverride w:val="81"/>
-    </w:lvlOverride>
-    <w:lvlOverride w:ilvl="2">
-      <w:startOverride w:val="81"/>
-    </w:lvlOverride>
-    <w:lvlOverride w:ilvl="3">
-      <w:startOverride w:val="81"/>
-    </w:lvlOverride>
-    <w:lvlOverride w:ilvl="4">
-      <w:startOverride w:val="81"/>
-    </w:lvlOverride>
-    <w:lvlOverride w:ilvl="5">
-      <w:startOverride w:val="81"/>
-    </w:lvlOverride>
-    <w:lvlOverride w:ilvl="6">
-      <w:startOverride w:val="81"/>
-    </w:lvlOverride>
-    <w:lvlOverride w:ilvl="7">
-      <w:startOverride w:val="81"/>
-    </w:lvlOverride>
-    <w:lvlOverride w:ilvl="8">
-      <w:startOverride w:val="81"/>
-    </w:lvlOverride>
-  </w:num>
-  <w:num w:numId="1005">
-    <w:abstractNumId w:val="9941106"/>
-    <w:lvlOverride w:ilvl="0">
-      <w:startOverride w:val="106"/>
-    </w:lvlOverride>
-    <w:lvlOverride w:ilvl="1">
-      <w:startOverride w:val="106"/>
-    </w:lvlOverride>
-    <w:lvlOverride w:ilvl="2">
-      <w:startOverride w:val="106"/>
-    </w:lvlOverride>
-    <w:lvlOverride w:ilvl="3">
-      <w:startOverride w:val="106"/>
-    </w:lvlOverride>
-    <w:lvlOverride w:ilvl="4">
-      <w:startOverride w:val="106"/>
-    </w:lvlOverride>
-    <w:lvlOverride w:ilvl="5">
-      <w:startOverride w:val="106"/>
-    </w:lvlOverride>
-    <w:lvlOverride w:ilvl="6">
-      <w:startOverride w:val="106"/>
-    </w:lvlOverride>
-    <w:lvlOverride w:ilvl="7">
-      <w:startOverride w:val="106"/>
-    </w:lvlOverride>
-    <w:lvlOverride w:ilvl="8">
-      <w:startOverride w:val="106"/>
-    </w:lvlOverride>
   </w:num>
 </w:numbering>
 </file>
